--- a/Informe - Proyecto Analítica II.docx
+++ b/Informe - Proyecto Analítica II.docx
@@ -110,15 +110,7 @@
         <w:t xml:space="preserve"> en la preservación de su salud durante las primeras semanas de vida, ya que, como lo menciona </w:t>
       </w:r>
       <w:r>
-        <w:t xml:space="preserve">Stanford Medicine </w:t>
-      </w:r>
-      <w:proofErr w:type="spellStart"/>
-      <w:r>
-        <w:t>Children’s</w:t>
-      </w:r>
-      <w:proofErr w:type="spellEnd"/>
-      <w:r>
-        <w:t xml:space="preserve"> Health</w:t>
+        <w:t>Stanford Medicine Children’s Health</w:t>
       </w:r>
       <w:r>
         <w:t xml:space="preserve"> </w:t>
@@ -470,14 +462,7 @@
         <w:rPr>
           <w:lang w:val="pt-BR"/>
         </w:rPr>
-        <w:t xml:space="preserve">Consumo de drogas o </w:t>
-      </w:r>
-      <w:proofErr w:type="spellStart"/>
-      <w:r>
-        <w:rPr>
-          <w:lang w:val="pt-BR"/>
-        </w:rPr>
-        <w:t>a</w:t>
+        <w:t>Consumo de drogas o a</w:t>
       </w:r>
       <w:r>
         <w:rPr>
@@ -485,7 +470,6 @@
         </w:rPr>
         <w:t>lcohol</w:t>
       </w:r>
-      <w:proofErr w:type="spellEnd"/>
     </w:p>
     <w:p>
       <w:pPr>
@@ -530,13 +514,8 @@
       <w:pPr>
         <w:jc w:val="both"/>
       </w:pPr>
-      <w:proofErr w:type="spellStart"/>
-      <w:r>
-        <w:t>El</w:t>
-      </w:r>
-      <w:proofErr w:type="spellEnd"/>
-      <w:r>
-        <w:t xml:space="preserve"> bajo peso al nacer</w:t>
+      <w:r>
+        <w:t>El bajo peso al nacer</w:t>
       </w:r>
       <w:r>
         <w:t xml:space="preserve"> </w:t>
@@ -551,21 +530,8 @@
         <w:t xml:space="preserve">históricamente </w:t>
       </w:r>
       <w:r>
-        <w:t>con un mayor riesgo de desarrollar enfermedades no transmisibles en la adultez, entre ellas enfermedad cardiovascular, diabetes mellitus tipo 2, hipertensión, dislipidemia, proteinuria y enfermedad renal crónica. Esta relación se conoce como la "hipótesis de Barker" o "hipótesis del origen fetal de las enfermedades del adulto" (</w:t>
-      </w:r>
-      <w:proofErr w:type="spellStart"/>
-      <w:r>
-        <w:t>DOHaD</w:t>
-      </w:r>
-      <w:proofErr w:type="spellEnd"/>
-      <w:r>
-        <w:t xml:space="preserve">, por sus siglas en inglés), según la cual el feto que experimenta una nutrición subóptima durante el desarrollo intrauterino sufre una reprogramación de sus genes que altera su estructura, función y metabolismo, generando una falta de correspondencia entre la vida fetal y la posnatal que incrementa el riesgo de enfermedades </w:t>
-      </w:r>
-      <w:proofErr w:type="spellStart"/>
-      <w:r>
-        <w:t>cardiometabólicas</w:t>
-      </w:r>
-      <w:proofErr w:type="spellEnd"/>
+        <w:t>con un mayor riesgo de desarrollar enfermedades no transmisibles en la adultez, entre ellas enfermedad cardiovascular, diabetes mellitus tipo 2, hipertensión, dislipidemia, proteinuria y enfermedad renal crónica. Esta relación se conoce como la "hipótesis de Barker" o "hipótesis del origen fetal de las enfermedades del adulto" (DOHaD, por sus siglas en inglés), según la cual el feto que experimenta una nutrición subóptima durante el desarrollo intrauterino sufre una reprogramación de sus genes que altera su estructura, función y metabolismo, generando una falta de correspondencia entre la vida fetal y la posnatal que incrementa el riesgo de enfermedades cardiometabólicas</w:t>
+      </w:r>
       <w:r>
         <w:t xml:space="preserve"> </w:t>
       </w:r>
@@ -574,6 +540,7 @@
           <w:id w:val="2107536912"/>
           <w:citation/>
         </w:sdtPr>
+        <w:sdtEndPr/>
         <w:sdtContent>
           <w:r>
             <w:fldChar w:fldCharType="begin"/>
@@ -604,6 +571,23 @@
     </w:p>
     <w:p>
       <w:pPr>
+        <w:jc w:val="both"/>
+      </w:pPr>
+      <w:r>
+        <w:t>Entender todas las implicaciones de este problema de salud públi</w:t>
+      </w:r>
+      <w:r>
+        <w:t xml:space="preserve">ca, como se ha mencionado en esta sección, </w:t>
+      </w:r>
+      <w:r>
+        <w:t>justifica la urgencia de implementar modelos predictivos que permitan una intervención temprana</w:t>
+      </w:r>
+      <w:r>
+        <w:t>.</w:t>
+      </w:r>
+    </w:p>
+    <w:p>
+      <w:pPr>
         <w:pStyle w:val="Ttulo2"/>
       </w:pPr>
       <w:r>
@@ -618,13 +602,8 @@
         <w:t>En el sector salud, la analítica de datos trasciende el rigor técnico</w:t>
       </w:r>
       <w:r>
-        <w:t xml:space="preserve">. Abordar este tipo de problemas desde el machine </w:t>
-      </w:r>
-      <w:proofErr w:type="spellStart"/>
-      <w:r>
-        <w:t>learning</w:t>
-      </w:r>
-      <w:proofErr w:type="spellEnd"/>
+        <w:t>. Abordar este tipo de problemas desde el machine learning</w:t>
+      </w:r>
       <w:r>
         <w:t xml:space="preserve"> demanda una visión integral donde la calidad de la predicción y el compromiso ético converjan</w:t>
       </w:r>
@@ -649,34 +628,14 @@
           <w:b/>
           <w:bCs/>
         </w:rPr>
-        <w:t xml:space="preserve">Restricción de </w:t>
-      </w:r>
-      <w:proofErr w:type="spellStart"/>
-      <w:r>
-        <w:rPr>
-          <w:b/>
-          <w:bCs/>
-        </w:rPr>
-        <w:t>leakage</w:t>
-      </w:r>
-      <w:proofErr w:type="spellEnd"/>
-      <w:r>
-        <w:rPr>
-          <w:b/>
-          <w:bCs/>
-        </w:rPr>
-        <w:t>:</w:t>
-      </w:r>
-      <w:r>
-        <w:t xml:space="preserve"> solo se utilizan variables disponibles antes del nacimiento. Variables como el Score Apgar (medido al minuto y a los 5 minutos </w:t>
-      </w:r>
-      <w:proofErr w:type="spellStart"/>
-      <w:r>
-        <w:t>post-nacimiento</w:t>
-      </w:r>
-      <w:proofErr w:type="spellEnd"/>
-      <w:r>
-        <w:t>) fueron explícitamente excluidas.</w:t>
+        <w:t>Restricción de leakage:</w:t>
+      </w:r>
+      <w:r>
+        <w:t xml:space="preserve"> solo se utilizan variables disponibles antes del nacimiento. Variables como el Score Apgar (medido al minuto y a los 5 minutos post-nacimiento) </w:t>
+      </w:r>
+      <w:r>
+        <w:lastRenderedPageBreak/>
+        <w:t>fueron explícitamente excluidas.</w:t>
       </w:r>
       <w:r>
         <w:t xml:space="preserve"> </w:t>
@@ -711,25 +670,13 @@
         <w:t>Equidad algorítmica:</w:t>
       </w:r>
       <w:r>
-        <w:t xml:space="preserve"> las variables de raza se incluyeron como </w:t>
-      </w:r>
-      <w:proofErr w:type="spellStart"/>
-      <w:r>
-        <w:t>proxies</w:t>
-      </w:r>
-      <w:proofErr w:type="spellEnd"/>
-      <w:r>
-        <w:t xml:space="preserve"> socioeconómicos y geográficos</w:t>
+        <w:t xml:space="preserve"> las variables de raza se incluyeron como proxies socioeconómicos y geográficos</w:t>
       </w:r>
       <w:r>
         <w:t xml:space="preserve">. </w:t>
       </w:r>
       <w:r>
-        <w:t xml:space="preserve">El análisis mostró que la categoría "Negro" tiene una </w:t>
-      </w:r>
-      <w:r>
-        <w:lastRenderedPageBreak/>
-        <w:t xml:space="preserve">tasa de bajo peso 5.4pp superior al promedio, lo cual refleja desigualdades sistémicas documentadas en la literatura. </w:t>
+        <w:t xml:space="preserve">El análisis mostró que la categoría "Negro" tiene una tasa de bajo peso 5.4pp superior al promedio, lo cual refleja desigualdades sistémicas documentadas en la literatura. </w:t>
       </w:r>
       <w:r>
         <w:t xml:space="preserve">Según un informe de The Lancet citado por la ONU </w:t>
@@ -812,15 +759,7 @@
         <w:t>Privacidad:</w:t>
       </w:r>
       <w:r>
-        <w:t xml:space="preserve"> el </w:t>
-      </w:r>
-      <w:proofErr w:type="spellStart"/>
-      <w:r>
-        <w:t>dataset</w:t>
-      </w:r>
-      <w:proofErr w:type="spellEnd"/>
-      <w:r>
-        <w:t xml:space="preserve"> es de carácter público y anonimizado. No contiene identificadores personales directos.</w:t>
+        <w:t xml:space="preserve"> el dataset es de carácter público y anonimizado. No contiene identificadores personales directos.</w:t>
       </w:r>
     </w:p>
     <w:p>
@@ -909,14 +848,12 @@
               <w:lang w:val="en-GB"/>
             </w:rPr>
           </w:pPr>
-          <w:proofErr w:type="spellStart"/>
           <w:r>
             <w:rPr>
               <w:lang w:val="en-GB"/>
             </w:rPr>
             <w:t>Referencias</w:t>
           </w:r>
-          <w:proofErr w:type="spellEnd"/>
         </w:p>
         <w:sdt>
           <w:sdtPr>
@@ -1012,6 +949,7 @@
                 <w:rPr>
                   <w:noProof/>
                 </w:rPr>
+                <w:lastRenderedPageBreak/>
                 <w:t xml:space="preserve">Organización de las Naciones Unidas. (2019, Mayo 16). </w:t>
               </w:r>
               <w:r>
@@ -1050,7 +988,6 @@
                   <w:noProof/>
                   <w:lang w:val="en-GB"/>
                 </w:rPr>
-                <w:lastRenderedPageBreak/>
                 <w:t xml:space="preserve">Stanford Medicine Children’s Health. (n.d.). </w:t>
               </w:r>
               <w:r>

--- a/Informe - Proyecto Analítica II.docx
+++ b/Informe - Proyecto Analítica II.docx
@@ -5,10 +5,11 @@
     <w:p>
       <w:pPr>
         <w:ind w:firstLine="708"/>
-        <w:jc w:val="center"/>
+        <w:jc w:val="both"/>
         <w:rPr>
           <w:b/>
           <w:bCs/>
+          <w:color w:val="000000" w:themeColor="text1"/>
           <w:sz w:val="28"/>
           <w:szCs w:val="28"/>
         </w:rPr>
@@ -17,6 +18,7 @@
         <w:rPr>
           <w:b/>
           <w:bCs/>
+          <w:color w:val="000000" w:themeColor="text1"/>
           <w:sz w:val="28"/>
           <w:szCs w:val="28"/>
         </w:rPr>
@@ -26,21 +28,21 @@
     <w:p>
       <w:pPr>
         <w:jc w:val="center"/>
-      </w:pPr>
-      <w:r>
+        <w:rPr>
+          <w:color w:val="000000" w:themeColor="text1"/>
+        </w:rPr>
+      </w:pPr>
+      <w:r>
+        <w:rPr>
+          <w:color w:val="000000" w:themeColor="text1"/>
+        </w:rPr>
         <w:t xml:space="preserve">Por: </w:t>
       </w:r>
-    </w:p>
-    <w:p>
-      <w:pPr>
-        <w:tabs>
-          <w:tab w:val="center" w:pos="4419"/>
-          <w:tab w:val="left" w:pos="6324"/>
-        </w:tabs>
-        <w:jc w:val="center"/>
-      </w:pPr>
-      <w:r>
-        <w:t>Johnny Castañeda, Camilo Cortés, Juan Diego Alfonso, Edgar Ayala, Emannuel Aguilar y Santiago Botero</w:t>
+      <w:r>
+        <w:rPr>
+          <w:color w:val="000000" w:themeColor="text1"/>
+        </w:rPr>
+        <w:t>Emannuel Aguilar, Juan Diego Alfonso, Edgar Ayala, Santiago Botero, Johnny Castañeda, Camilo Cortés</w:t>
       </w:r>
     </w:p>
     <w:p>
@@ -767,83 +769,83 @@
     </w:p>
     <w:p>
       <w:pPr>
-        <w:spacing w:after="240"/>
-        <w:jc w:val="both"/>
-        <w:rPr>
-          <w:color w:val="000000" w:themeColor="text1"/>
-        </w:rPr>
-      </w:pPr>
-    </w:p>
-    <w:p>
-      <w:pPr>
-        <w:spacing w:after="240"/>
-        <w:jc w:val="both"/>
-        <w:rPr>
-          <w:color w:val="000000" w:themeColor="text1"/>
-        </w:rPr>
-      </w:pPr>
-    </w:p>
-    <w:p>
-      <w:pPr>
         <w:pStyle w:val="Ttulo1"/>
         <w:numPr>
           <w:ilvl w:val="0"/>
-          <w:numId w:val="3"/>
+          <w:numId w:val="13"/>
         </w:numPr>
-        <w:rPr>
-          <w:color w:val="000000" w:themeColor="text1"/>
-        </w:rPr>
-      </w:pPr>
-      <w:r>
-        <w:rPr>
-          <w:color w:val="000000" w:themeColor="text1"/>
-        </w:rPr>
+        <w:jc w:val="both"/>
+        <w:rPr>
+          <w:color w:val="000000" w:themeColor="text1"/>
+        </w:rPr>
+      </w:pPr>
+      <w:r>
+        <w:rPr>
+          <w:color w:val="000000" w:themeColor="text1"/>
+        </w:rPr>
+        <w:lastRenderedPageBreak/>
         <w:t>Datos y Exploración</w:t>
       </w:r>
     </w:p>
     <w:p>
       <w:pPr>
         <w:jc w:val="both"/>
-      </w:pPr>
-      <w:r>
+        <w:rPr>
+          <w:color w:val="000000" w:themeColor="text1"/>
+        </w:rPr>
+      </w:pPr>
+      <w:r>
+        <w:rPr>
+          <w:color w:val="000000" w:themeColor="text1"/>
+        </w:rPr>
         <w:t xml:space="preserve">El </w:t>
       </w:r>
       <w:proofErr w:type="spellStart"/>
       <w:r>
+        <w:rPr>
+          <w:color w:val="000000" w:themeColor="text1"/>
+        </w:rPr>
         <w:t>dataset</w:t>
       </w:r>
       <w:proofErr w:type="spellEnd"/>
       <w:r>
-        <w:t xml:space="preserve"> reúne </w:t>
-      </w:r>
-      <w:r>
-        <w:t>cuatro millones</w:t>
-      </w:r>
-      <w:r>
-        <w:t xml:space="preserve"> de registros y </w:t>
-      </w:r>
-      <w:r>
-        <w:t>31</w:t>
-      </w:r>
-      <w:r>
-        <w:t xml:space="preserve"> campos</w:t>
-      </w:r>
-      <w:r>
+        <w:rPr>
+          <w:color w:val="000000" w:themeColor="text1"/>
+        </w:rPr>
+        <w:t xml:space="preserve"> reúne cuatro millones de registros y </w:t>
+      </w:r>
+      <w:r>
+        <w:rPr>
+          <w:color w:val="000000" w:themeColor="text1"/>
+        </w:rPr>
+        <w:t>31 campos</w:t>
+      </w:r>
+      <w:r>
+        <w:rPr>
+          <w:color w:val="000000" w:themeColor="text1"/>
+        </w:rPr>
         <w:t xml:space="preserve">: identificadores temporales y geográficos, sexo del bebé, raza, edad de la madre, semanas de gestación, hábitos (tabaco, alcohol), ganancia de peso materna, pluralidad del embarazo, datos del padre, etc. </w:t>
       </w:r>
     </w:p>
     <w:p>
       <w:pPr>
         <w:jc w:val="both"/>
-      </w:pPr>
-    </w:p>
-    <w:p>
-      <w:pPr>
-        <w:jc w:val="both"/>
+        <w:rPr>
+          <w:color w:val="000000" w:themeColor="text1"/>
+        </w:rPr>
+      </w:pPr>
+    </w:p>
+    <w:p>
+      <w:pPr>
+        <w:jc w:val="both"/>
+        <w:rPr>
+          <w:color w:val="000000" w:themeColor="text1"/>
+        </w:rPr>
       </w:pPr>
       <w:r>
         <w:rPr>
           <w:noProof/>
+          <w:color w:val="000000" w:themeColor="text1"/>
         </w:rPr>
         <w:drawing>
           <wp:inline distT="0" distB="0" distL="0" distR="0" wp14:anchorId="4AC9BA1E" wp14:editId="37F5EA97">
@@ -898,49 +900,4859 @@
     <w:p>
       <w:pPr>
         <w:jc w:val="both"/>
-      </w:pPr>
-    </w:p>
-    <w:p>
-      <w:pPr>
-        <w:jc w:val="both"/>
-      </w:pPr>
-      <w:r>
+        <w:rPr>
+          <w:color w:val="000000" w:themeColor="text1"/>
+        </w:rPr>
+      </w:pPr>
+    </w:p>
+    <w:p>
+      <w:pPr>
+        <w:jc w:val="both"/>
+        <w:rPr>
+          <w:color w:val="000000" w:themeColor="text1"/>
+        </w:rPr>
+      </w:pPr>
+      <w:r>
+        <w:rPr>
+          <w:color w:val="000000" w:themeColor="text1"/>
+        </w:rPr>
         <w:t>En la exploración consolidada del proyecto se priorizó: (i) conocer la forma y escala del peso; (</w:t>
       </w:r>
       <w:proofErr w:type="spellStart"/>
       <w:r>
+        <w:rPr>
+          <w:color w:val="000000" w:themeColor="text1"/>
+        </w:rPr>
         <w:t>ii</w:t>
       </w:r>
       <w:proofErr w:type="spellEnd"/>
       <w:r>
+        <w:rPr>
+          <w:color w:val="000000" w:themeColor="text1"/>
+        </w:rPr>
         <w:t>) cuantificar faltantes —en muchas variables el ausente refleja no reporte estatal y no un valor “cero” real—; (</w:t>
       </w:r>
       <w:proofErr w:type="spellStart"/>
       <w:r>
+        <w:rPr>
+          <w:color w:val="000000" w:themeColor="text1"/>
+        </w:rPr>
         <w:t>iii</w:t>
       </w:r>
       <w:proofErr w:type="spellEnd"/>
       <w:r>
+        <w:rPr>
+          <w:color w:val="000000" w:themeColor="text1"/>
+        </w:rPr>
         <w:t>) medir la fuerza lineal frente al peso; (</w:t>
       </w:r>
       <w:proofErr w:type="spellStart"/>
       <w:r>
+        <w:rPr>
+          <w:color w:val="000000" w:themeColor="text1"/>
+        </w:rPr>
         <w:t>iv</w:t>
       </w:r>
       <w:proofErr w:type="spellEnd"/>
       <w:r>
+        <w:rPr>
+          <w:color w:val="000000" w:themeColor="text1"/>
+        </w:rPr>
         <w:t>) contrastar tasas de bajo peso entre grupos; (v) visualizar la relación biológica esperada entre gestación y peso.</w:t>
       </w:r>
     </w:p>
     <w:p>
       <w:pPr>
-        <w:rPr>
-          <w:color w:val="000000" w:themeColor="text1"/>
-        </w:rPr>
-      </w:pPr>
-    </w:p>
-    <w:p>
-      <w:pPr>
+        <w:jc w:val="both"/>
+        <w:rPr>
+          <w:color w:val="000000" w:themeColor="text1"/>
+        </w:rPr>
+      </w:pPr>
+    </w:p>
+    <w:p>
+      <w:pPr>
+        <w:spacing w:after="140"/>
+        <w:jc w:val="both"/>
+        <w:rPr>
+          <w:color w:val="000000" w:themeColor="text1"/>
+        </w:rPr>
+      </w:pPr>
+      <w:r>
+        <w:rPr>
+          <w:color w:val="000000" w:themeColor="text1"/>
+        </w:rPr>
+        <w:t xml:space="preserve">El análisis exploratorio tiene tres objetivos concretos: (1) detectar anomalías en los datos crudos antes de limpiar, (2) entender la distribución de la variable objetivo y su relación con el umbral clínico de bajo peso, y (3) identificar qué predictores tienen mayor señal para guiar el </w:t>
+      </w:r>
+      <w:proofErr w:type="spellStart"/>
+      <w:r>
+        <w:rPr>
+          <w:color w:val="000000" w:themeColor="text1"/>
+        </w:rPr>
+        <w:t>feature</w:t>
+      </w:r>
+      <w:proofErr w:type="spellEnd"/>
+      <w:r>
+        <w:rPr>
+          <w:color w:val="000000" w:themeColor="text1"/>
+        </w:rPr>
+        <w:t xml:space="preserve"> </w:t>
+      </w:r>
+      <w:proofErr w:type="spellStart"/>
+      <w:r>
+        <w:rPr>
+          <w:color w:val="000000" w:themeColor="text1"/>
+        </w:rPr>
+        <w:t>engineering</w:t>
+      </w:r>
+      <w:proofErr w:type="spellEnd"/>
+      <w:r>
+        <w:rPr>
+          <w:color w:val="000000" w:themeColor="text1"/>
+        </w:rPr>
+        <w:t>. Cada gráfico está acompañado de una hipótesis previa, su interpretación y el paso a seguir que motivó.</w:t>
+      </w:r>
+    </w:p>
+    <w:p>
+      <w:pPr>
+        <w:pStyle w:val="Ttulo2"/>
+        <w:numPr>
+          <w:ilvl w:val="1"/>
+          <w:numId w:val="13"/>
+        </w:numPr>
+        <w:jc w:val="both"/>
+        <w:rPr>
+          <w:color w:val="000000" w:themeColor="text1"/>
+        </w:rPr>
+      </w:pPr>
+      <w:r>
+        <w:rPr>
+          <w:color w:val="000000" w:themeColor="text1"/>
+        </w:rPr>
+        <w:t xml:space="preserve"> Diagnóstico de distribuciones numéricas</w:t>
+      </w:r>
+    </w:p>
+    <w:p>
+      <w:pPr>
+        <w:spacing w:after="140"/>
+        <w:jc w:val="both"/>
+        <w:rPr>
+          <w:color w:val="000000" w:themeColor="text1"/>
+        </w:rPr>
+      </w:pPr>
+      <w:r>
+        <w:rPr>
+          <w:color w:val="000000" w:themeColor="text1"/>
+        </w:rPr>
+        <w:t xml:space="preserve">En datos administrativos de salud es frecuente encontrar típicamente 99 o 999 que representan "sin información" pero que el sistema almacena como si fueran datos reales. Por otro </w:t>
+      </w:r>
+      <w:proofErr w:type="gramStart"/>
+      <w:r>
+        <w:rPr>
+          <w:color w:val="000000" w:themeColor="text1"/>
+        </w:rPr>
+        <w:t>lado</w:t>
+      </w:r>
+      <w:proofErr w:type="gramEnd"/>
+      <w:r>
+        <w:rPr>
+          <w:color w:val="000000" w:themeColor="text1"/>
+        </w:rPr>
+        <w:t xml:space="preserve"> distribuciones sesgadas en variables como la edad del padre o la ganancia de peso, donde los extremos pueden distorsionar el entrenamiento si no se tratan.</w:t>
+      </w:r>
+    </w:p>
+    <w:p>
+      <w:pPr>
+        <w:spacing w:after="140"/>
+        <w:jc w:val="center"/>
+        <w:rPr>
+          <w:b/>
+          <w:bCs/>
+          <w:color w:val="000000" w:themeColor="text1"/>
+        </w:rPr>
+      </w:pPr>
+      <w:r>
+        <w:rPr>
+          <w:b/>
+          <w:bCs/>
+          <w:color w:val="000000" w:themeColor="text1"/>
+        </w:rPr>
+        <w:drawing>
+          <wp:inline distT="0" distB="0" distL="0" distR="0" wp14:anchorId="35395561" wp14:editId="28531611">
+            <wp:extent cx="4959039" cy="2849880"/>
+            <wp:effectExtent l="0" t="0" r="0" b="7620"/>
+            <wp:docPr id="97522375" name="Imagen 1"/>
+            <wp:cNvGraphicFramePr>
+              <a:graphicFrameLocks xmlns:a="http://schemas.openxmlformats.org/drawingml/2006/main" noChangeAspect="1"/>
+            </wp:cNvGraphicFramePr>
+            <a:graphic xmlns:a="http://schemas.openxmlformats.org/drawingml/2006/main">
+              <a:graphicData uri="http://schemas.openxmlformats.org/drawingml/2006/picture">
+                <pic:pic xmlns:pic="http://schemas.openxmlformats.org/drawingml/2006/picture">
+                  <pic:nvPicPr>
+                    <pic:cNvPr id="97522375" name=""/>
+                    <pic:cNvPicPr/>
+                  </pic:nvPicPr>
+                  <pic:blipFill>
+                    <a:blip r:embed="rId7"/>
+                    <a:stretch>
+                      <a:fillRect/>
+                    </a:stretch>
+                  </pic:blipFill>
+                  <pic:spPr>
+                    <a:xfrm>
+                      <a:off x="0" y="0"/>
+                      <a:ext cx="4975927" cy="2859585"/>
+                    </a:xfrm>
+                    <a:prstGeom prst="rect">
+                      <a:avLst/>
+                    </a:prstGeom>
+                  </pic:spPr>
+                </pic:pic>
+              </a:graphicData>
+            </a:graphic>
+          </wp:inline>
+        </w:drawing>
+      </w:r>
+    </w:p>
+    <w:p>
+      <w:pPr>
+        <w:spacing w:after="140"/>
+        <w:jc w:val="both"/>
+        <w:rPr>
+          <w:color w:val="000000" w:themeColor="text1"/>
+        </w:rPr>
+      </w:pPr>
+      <w:r>
+        <w:rPr>
+          <w:color w:val="000000" w:themeColor="text1"/>
+        </w:rPr>
+        <w:lastRenderedPageBreak/>
+        <w:t xml:space="preserve">En </w:t>
+      </w:r>
+      <w:proofErr w:type="spellStart"/>
+      <w:r>
+        <w:rPr>
+          <w:color w:val="000000" w:themeColor="text1"/>
+        </w:rPr>
+        <w:t>weight_gain_pounds</w:t>
+      </w:r>
+      <w:proofErr w:type="spellEnd"/>
+      <w:r>
+        <w:rPr>
+          <w:color w:val="000000" w:themeColor="text1"/>
+        </w:rPr>
+        <w:t xml:space="preserve"> y </w:t>
+      </w:r>
+      <w:proofErr w:type="spellStart"/>
+      <w:r>
+        <w:rPr>
+          <w:color w:val="000000" w:themeColor="text1"/>
+        </w:rPr>
+        <w:t>father_age</w:t>
+      </w:r>
+      <w:proofErr w:type="spellEnd"/>
+      <w:r>
+        <w:rPr>
+          <w:color w:val="000000" w:themeColor="text1"/>
+        </w:rPr>
+        <w:t xml:space="preserve"> se aprecia un pico artificial exactamente en el valor 99 que no tiene ningún sentido biológico, estos valores se deben convertir a NaN antes de cualquier análisis.</w:t>
+      </w:r>
+    </w:p>
+    <w:p>
+      <w:pPr>
+        <w:spacing w:after="140"/>
+        <w:jc w:val="both"/>
+        <w:rPr>
+          <w:color w:val="000000" w:themeColor="text1"/>
+        </w:rPr>
+      </w:pPr>
+      <w:r>
+        <w:rPr>
+          <w:color w:val="000000" w:themeColor="text1"/>
+        </w:rPr>
+        <w:t xml:space="preserve">Las demás variables muestran distribuciones razonables: </w:t>
+      </w:r>
+      <w:proofErr w:type="spellStart"/>
+      <w:r>
+        <w:rPr>
+          <w:color w:val="000000" w:themeColor="text1"/>
+        </w:rPr>
+        <w:t>mother_age</w:t>
+      </w:r>
+      <w:proofErr w:type="spellEnd"/>
+      <w:r>
+        <w:rPr>
+          <w:color w:val="000000" w:themeColor="text1"/>
+        </w:rPr>
+        <w:t xml:space="preserve"> tiene forma aproximadamente normal centrada en los 20–30 años, </w:t>
+      </w:r>
+      <w:proofErr w:type="spellStart"/>
+      <w:r>
+        <w:rPr>
+          <w:color w:val="000000" w:themeColor="text1"/>
+        </w:rPr>
+        <w:t>gestation_weeks</w:t>
+      </w:r>
+      <w:proofErr w:type="spellEnd"/>
+      <w:r>
+        <w:rPr>
+          <w:color w:val="000000" w:themeColor="text1"/>
+        </w:rPr>
+        <w:t xml:space="preserve"> se concentra entre 37 y 42 semanas (embarazos a término) con una cola izquierda de prematuros, y </w:t>
+      </w:r>
+      <w:proofErr w:type="spellStart"/>
+      <w:r>
+        <w:rPr>
+          <w:color w:val="000000" w:themeColor="text1"/>
+        </w:rPr>
+        <w:t>plurality</w:t>
+      </w:r>
+      <w:proofErr w:type="spellEnd"/>
+      <w:r>
+        <w:rPr>
+          <w:color w:val="000000" w:themeColor="text1"/>
+        </w:rPr>
+        <w:t xml:space="preserve"> es casi discreta con casi toda la masa en 1 (parto único).</w:t>
+      </w:r>
+    </w:p>
+    <w:p>
+      <w:pPr>
+        <w:spacing w:after="140"/>
+        <w:jc w:val="both"/>
+        <w:rPr>
+          <w:color w:val="000000" w:themeColor="text1"/>
+        </w:rPr>
+      </w:pPr>
+      <w:r>
+        <w:rPr>
+          <w:color w:val="000000" w:themeColor="text1"/>
+        </w:rPr>
+        <w:t xml:space="preserve">Por otro </w:t>
+      </w:r>
+      <w:r>
+        <w:rPr>
+          <w:color w:val="000000" w:themeColor="text1"/>
+        </w:rPr>
+        <w:t>lado,</w:t>
+      </w:r>
+      <w:r>
+        <w:rPr>
+          <w:color w:val="000000" w:themeColor="text1"/>
+        </w:rPr>
+        <w:t xml:space="preserve"> los 99 en </w:t>
+      </w:r>
+      <w:proofErr w:type="spellStart"/>
+      <w:r>
+        <w:rPr>
+          <w:color w:val="000000" w:themeColor="text1"/>
+        </w:rPr>
+        <w:t>weight_gain_pounds</w:t>
+      </w:r>
+      <w:proofErr w:type="spellEnd"/>
+      <w:r>
+        <w:rPr>
+          <w:color w:val="000000" w:themeColor="text1"/>
+        </w:rPr>
+        <w:t xml:space="preserve"> y </w:t>
+      </w:r>
+      <w:proofErr w:type="spellStart"/>
+      <w:r>
+        <w:rPr>
+          <w:color w:val="000000" w:themeColor="text1"/>
+        </w:rPr>
+        <w:t>father_age</w:t>
+      </w:r>
+      <w:proofErr w:type="spellEnd"/>
+      <w:r>
+        <w:rPr>
+          <w:color w:val="000000" w:themeColor="text1"/>
+        </w:rPr>
+        <w:t xml:space="preserve"> por NaN para que la imputación posterior los trate como faltantes reales. Adicionalmente, se aplicará un recorte por IQR en ambas variables para eliminar colas extremas que podrían sesgar los modelos.</w:t>
+      </w:r>
+    </w:p>
+    <w:p>
+      <w:pPr>
+        <w:pStyle w:val="Ttulo2"/>
+        <w:numPr>
+          <w:ilvl w:val="1"/>
+          <w:numId w:val="13"/>
+        </w:numPr>
+        <w:jc w:val="both"/>
+        <w:rPr>
+          <w:color w:val="000000" w:themeColor="text1"/>
+        </w:rPr>
+      </w:pPr>
+      <w:r>
+        <w:rPr>
+          <w:color w:val="000000" w:themeColor="text1"/>
+        </w:rPr>
+        <w:t xml:space="preserve"> Faltantes restantes tras la limpieza</w:t>
+      </w:r>
+    </w:p>
+    <w:p>
+      <w:pPr>
+        <w:spacing w:after="140"/>
+        <w:jc w:val="both"/>
+        <w:rPr>
+          <w:color w:val="000000" w:themeColor="text1"/>
+        </w:rPr>
+      </w:pPr>
+      <w:r>
+        <w:rPr>
+          <w:color w:val="000000" w:themeColor="text1"/>
+        </w:rPr>
+        <w:t xml:space="preserve">Después de excluir las variables no usables, se revisan los faltantes que quedan en las </w:t>
+      </w:r>
+      <w:proofErr w:type="spellStart"/>
+      <w:r>
+        <w:rPr>
+          <w:color w:val="000000" w:themeColor="text1"/>
+        </w:rPr>
+        <w:t>features</w:t>
+      </w:r>
+      <w:proofErr w:type="spellEnd"/>
+      <w:r>
+        <w:rPr>
+          <w:color w:val="000000" w:themeColor="text1"/>
+        </w:rPr>
+        <w:t xml:space="preserve"> candidatas. Se observan tres grupos estructuralmente distintos:</w:t>
+      </w:r>
+    </w:p>
+    <w:p>
+      <w:pPr>
+        <w:pStyle w:val="Prrafodelista"/>
+        <w:numPr>
+          <w:ilvl w:val="0"/>
+          <w:numId w:val="7"/>
+        </w:numPr>
+        <w:spacing w:after="100"/>
+        <w:jc w:val="both"/>
+        <w:rPr>
+          <w:color w:val="000000" w:themeColor="text1"/>
+        </w:rPr>
+      </w:pPr>
+      <w:r>
+        <w:rPr>
+          <w:b/>
+          <w:bCs/>
+          <w:color w:val="000000" w:themeColor="text1"/>
+        </w:rPr>
+        <w:t xml:space="preserve">97% de nulos: </w:t>
+      </w:r>
+      <w:proofErr w:type="spellStart"/>
+      <w:r>
+        <w:rPr>
+          <w:color w:val="000000" w:themeColor="text1"/>
+        </w:rPr>
+        <w:t>cigarettes_per_day</w:t>
+      </w:r>
+      <w:proofErr w:type="spellEnd"/>
+      <w:r>
+        <w:rPr>
+          <w:color w:val="000000" w:themeColor="text1"/>
+        </w:rPr>
+        <w:t>. El dato se captura de forma muy esporádica en el sistema; imputarlo con cero sesgaría el modelo hacia "no fuma" en casi todos los registros.</w:t>
+      </w:r>
+    </w:p>
+    <w:p>
+      <w:pPr>
+        <w:pStyle w:val="Prrafodelista"/>
+        <w:numPr>
+          <w:ilvl w:val="0"/>
+          <w:numId w:val="7"/>
+        </w:numPr>
+        <w:spacing w:after="100"/>
+        <w:jc w:val="both"/>
+        <w:rPr>
+          <w:color w:val="000000" w:themeColor="text1"/>
+        </w:rPr>
+      </w:pPr>
+      <w:r>
+        <w:rPr>
+          <w:b/>
+          <w:bCs/>
+          <w:color w:val="000000" w:themeColor="text1"/>
+          <w:lang w:val="en-US"/>
+        </w:rPr>
+        <w:t xml:space="preserve">65% de </w:t>
+      </w:r>
+      <w:proofErr w:type="spellStart"/>
+      <w:r>
+        <w:rPr>
+          <w:b/>
+          <w:bCs/>
+          <w:color w:val="000000" w:themeColor="text1"/>
+          <w:lang w:val="en-US"/>
+        </w:rPr>
+        <w:t>nulos</w:t>
+      </w:r>
+      <w:proofErr w:type="spellEnd"/>
+      <w:r>
+        <w:rPr>
+          <w:b/>
+          <w:bCs/>
+          <w:color w:val="000000" w:themeColor="text1"/>
+          <w:lang w:val="en-US"/>
+        </w:rPr>
+        <w:t xml:space="preserve">: </w:t>
+      </w:r>
+      <w:proofErr w:type="spellStart"/>
+      <w:r>
+        <w:rPr>
+          <w:color w:val="000000" w:themeColor="text1"/>
+          <w:lang w:val="en-US"/>
+        </w:rPr>
+        <w:t>cigarette_use</w:t>
+      </w:r>
+      <w:proofErr w:type="spellEnd"/>
+      <w:r>
+        <w:rPr>
+          <w:color w:val="000000" w:themeColor="text1"/>
+          <w:lang w:val="en-US"/>
+        </w:rPr>
+        <w:t xml:space="preserve">, </w:t>
+      </w:r>
+      <w:proofErr w:type="spellStart"/>
+      <w:r>
+        <w:rPr>
+          <w:color w:val="000000" w:themeColor="text1"/>
+          <w:lang w:val="en-US"/>
+        </w:rPr>
+        <w:t>alcohol_use</w:t>
+      </w:r>
+      <w:proofErr w:type="spellEnd"/>
+      <w:r>
+        <w:rPr>
+          <w:color w:val="000000" w:themeColor="text1"/>
+          <w:lang w:val="en-US"/>
+        </w:rPr>
+        <w:t xml:space="preserve">, </w:t>
+      </w:r>
+      <w:proofErr w:type="spellStart"/>
+      <w:r>
+        <w:rPr>
+          <w:color w:val="000000" w:themeColor="text1"/>
+          <w:lang w:val="en-US"/>
+        </w:rPr>
+        <w:t>mother_race</w:t>
+      </w:r>
+      <w:proofErr w:type="spellEnd"/>
+      <w:r>
+        <w:rPr>
+          <w:color w:val="000000" w:themeColor="text1"/>
+          <w:lang w:val="en-US"/>
+        </w:rPr>
+        <w:t xml:space="preserve"> y </w:t>
+      </w:r>
+      <w:proofErr w:type="spellStart"/>
+      <w:r>
+        <w:rPr>
+          <w:color w:val="000000" w:themeColor="text1"/>
+          <w:lang w:val="en-US"/>
+        </w:rPr>
+        <w:t>father_race</w:t>
+      </w:r>
+      <w:proofErr w:type="spellEnd"/>
+      <w:r>
+        <w:rPr>
+          <w:color w:val="000000" w:themeColor="text1"/>
+          <w:lang w:val="en-US"/>
+        </w:rPr>
+        <w:t xml:space="preserve">. </w:t>
+      </w:r>
+      <w:r>
+        <w:rPr>
+          <w:color w:val="000000" w:themeColor="text1"/>
+        </w:rPr>
+        <w:t xml:space="preserve">El hecho de que </w:t>
+      </w:r>
+      <w:proofErr w:type="spellStart"/>
+      <w:r>
+        <w:rPr>
+          <w:color w:val="000000" w:themeColor="text1"/>
+        </w:rPr>
+        <w:t>cigarette_use</w:t>
+      </w:r>
+      <w:proofErr w:type="spellEnd"/>
+      <w:r>
+        <w:rPr>
+          <w:color w:val="000000" w:themeColor="text1"/>
+        </w:rPr>
+        <w:t xml:space="preserve"> y </w:t>
+      </w:r>
+      <w:proofErr w:type="spellStart"/>
+      <w:r>
+        <w:rPr>
+          <w:color w:val="000000" w:themeColor="text1"/>
+        </w:rPr>
+        <w:t>alcohol_use</w:t>
+      </w:r>
+      <w:proofErr w:type="spellEnd"/>
+      <w:r>
+        <w:rPr>
+          <w:color w:val="000000" w:themeColor="text1"/>
+        </w:rPr>
+        <w:t xml:space="preserve"> compartan exactamente el mismo porcentaje (65.0091%) indica que se reportan juntas o no se reportan: estamos frente a un faltante estructural, no aleatorio.</w:t>
+      </w:r>
+    </w:p>
+    <w:p>
+      <w:pPr>
+        <w:pStyle w:val="Prrafodelista"/>
+        <w:numPr>
+          <w:ilvl w:val="0"/>
+          <w:numId w:val="7"/>
+        </w:numPr>
+        <w:spacing w:after="100"/>
+        <w:jc w:val="both"/>
+        <w:rPr>
+          <w:color w:val="000000" w:themeColor="text1"/>
+        </w:rPr>
+      </w:pPr>
+      <w:r>
+        <w:rPr>
+          <w:b/>
+          <w:bCs/>
+          <w:color w:val="000000" w:themeColor="text1"/>
+          <w:lang w:val="en-US"/>
+        </w:rPr>
+        <w:t xml:space="preserve">&lt; 10% de </w:t>
+      </w:r>
+      <w:proofErr w:type="spellStart"/>
+      <w:r>
+        <w:rPr>
+          <w:b/>
+          <w:bCs/>
+          <w:color w:val="000000" w:themeColor="text1"/>
+          <w:lang w:val="en-US"/>
+        </w:rPr>
+        <w:t>nulos</w:t>
+      </w:r>
+      <w:proofErr w:type="spellEnd"/>
+      <w:r>
+        <w:rPr>
+          <w:b/>
+          <w:bCs/>
+          <w:color w:val="000000" w:themeColor="text1"/>
+          <w:lang w:val="en-US"/>
+        </w:rPr>
+        <w:t xml:space="preserve">: </w:t>
+      </w:r>
+      <w:proofErr w:type="spellStart"/>
+      <w:r>
+        <w:rPr>
+          <w:color w:val="000000" w:themeColor="text1"/>
+          <w:lang w:val="en-US"/>
+        </w:rPr>
+        <w:t>weight_gain_pounds</w:t>
+      </w:r>
+      <w:proofErr w:type="spellEnd"/>
+      <w:r>
+        <w:rPr>
+          <w:color w:val="000000" w:themeColor="text1"/>
+          <w:lang w:val="en-US"/>
+        </w:rPr>
+        <w:t xml:space="preserve">, </w:t>
+      </w:r>
+      <w:proofErr w:type="spellStart"/>
+      <w:r>
+        <w:rPr>
+          <w:color w:val="000000" w:themeColor="text1"/>
+          <w:lang w:val="en-US"/>
+        </w:rPr>
+        <w:t>ever_born</w:t>
+      </w:r>
+      <w:proofErr w:type="spellEnd"/>
+      <w:r>
+        <w:rPr>
+          <w:color w:val="000000" w:themeColor="text1"/>
+          <w:lang w:val="en-US"/>
+        </w:rPr>
+        <w:t xml:space="preserve">, </w:t>
+      </w:r>
+      <w:proofErr w:type="spellStart"/>
+      <w:r>
+        <w:rPr>
+          <w:color w:val="000000" w:themeColor="text1"/>
+          <w:lang w:val="en-US"/>
+        </w:rPr>
+        <w:t>gestation_weeks</w:t>
+      </w:r>
+      <w:proofErr w:type="spellEnd"/>
+      <w:r>
+        <w:rPr>
+          <w:color w:val="000000" w:themeColor="text1"/>
+          <w:lang w:val="en-US"/>
+        </w:rPr>
+        <w:t xml:space="preserve">, </w:t>
+      </w:r>
+      <w:proofErr w:type="spellStart"/>
+      <w:r>
+        <w:rPr>
+          <w:color w:val="000000" w:themeColor="text1"/>
+          <w:lang w:val="en-US"/>
+        </w:rPr>
+        <w:t>father_age</w:t>
+      </w:r>
+      <w:proofErr w:type="spellEnd"/>
+      <w:r>
+        <w:rPr>
+          <w:color w:val="000000" w:themeColor="text1"/>
+          <w:lang w:val="en-US"/>
+        </w:rPr>
+        <w:t xml:space="preserve">. </w:t>
+      </w:r>
+      <w:r>
+        <w:rPr>
+          <w:color w:val="000000" w:themeColor="text1"/>
+        </w:rPr>
+        <w:t>Faltantes manejables con imputación por mediana.</w:t>
+      </w:r>
+    </w:p>
+    <w:p>
+      <w:pPr>
+        <w:spacing w:after="140"/>
+        <w:jc w:val="both"/>
+        <w:rPr>
+          <w:color w:val="000000" w:themeColor="text1"/>
+        </w:rPr>
+      </w:pPr>
+      <w:r>
+        <w:rPr>
+          <w:color w:val="000000" w:themeColor="text1"/>
+        </w:rPr>
+        <w:t>Para el grupo de 65% de nulos, crear indicadores binarios _</w:t>
+      </w:r>
+      <w:proofErr w:type="spellStart"/>
+      <w:r>
+        <w:rPr>
+          <w:color w:val="000000" w:themeColor="text1"/>
+        </w:rPr>
+        <w:t>reported</w:t>
+      </w:r>
+      <w:proofErr w:type="spellEnd"/>
+      <w:r>
+        <w:rPr>
+          <w:color w:val="000000" w:themeColor="text1"/>
+        </w:rPr>
+        <w:t xml:space="preserve"> que capturen si hubo reporte como señal explícita para el modelo, en lugar de imputar masivamente con la moda e introducir sesgo es decir para que el modelo pueda distinguir "no consumo" de "no reportado"</w:t>
+      </w:r>
+    </w:p>
+    <w:p>
+      <w:pPr>
+        <w:pStyle w:val="Ttulo2"/>
+        <w:numPr>
+          <w:ilvl w:val="1"/>
+          <w:numId w:val="13"/>
+        </w:numPr>
+        <w:jc w:val="both"/>
+        <w:rPr>
+          <w:color w:val="000000" w:themeColor="text1"/>
+        </w:rPr>
+      </w:pPr>
+      <w:r>
+        <w:rPr>
+          <w:color w:val="000000" w:themeColor="text1"/>
+        </w:rPr>
+        <w:t xml:space="preserve"> Distribución del peso al nacer</w:t>
+      </w:r>
+    </w:p>
+    <w:p>
+      <w:pPr>
+        <w:spacing w:after="140"/>
+        <w:jc w:val="both"/>
+        <w:rPr>
+          <w:color w:val="000000" w:themeColor="text1"/>
+        </w:rPr>
+      </w:pPr>
+      <w:r>
+        <w:rPr>
+          <w:b/>
+          <w:bCs/>
+          <w:color w:val="000000" w:themeColor="text1"/>
+        </w:rPr>
+        <w:t xml:space="preserve">Hipótesis previa. </w:t>
+      </w:r>
+      <w:r>
+        <w:rPr>
+          <w:color w:val="000000" w:themeColor="text1"/>
+        </w:rPr>
+        <w:t xml:space="preserve">Esperamos una distribución unimodal sesgada a la izquierda: la mayoría de los bebés a término pesan entre 6 y 9 libras, pero existe una </w:t>
+      </w:r>
+      <w:proofErr w:type="spellStart"/>
+      <w:r>
+        <w:rPr>
+          <w:color w:val="000000" w:themeColor="text1"/>
+        </w:rPr>
+        <w:t>sub-población</w:t>
+      </w:r>
+      <w:proofErr w:type="spellEnd"/>
+      <w:r>
+        <w:rPr>
+          <w:color w:val="000000" w:themeColor="text1"/>
+        </w:rPr>
+        <w:t xml:space="preserve"> de prematuros y embarazos múltiples que arrastra la cola hacia pesos bajos. Si esa cola izquierda corresponde a una </w:t>
+      </w:r>
+      <w:proofErr w:type="spellStart"/>
+      <w:r>
+        <w:rPr>
+          <w:color w:val="000000" w:themeColor="text1"/>
+        </w:rPr>
+        <w:t>sub-población</w:t>
+      </w:r>
+      <w:proofErr w:type="spellEnd"/>
+      <w:r>
+        <w:rPr>
+          <w:color w:val="000000" w:themeColor="text1"/>
+        </w:rPr>
+        <w:t xml:space="preserve"> clínicamente diferenciada, un modelo de regresión continua capturará mejor la severidad del caso que un clasificador binario, pues la EPS no solo necesita saber si el bebé cruza el umbral, sino cuánto lo cruza para dimensionar el nivel de cuidado requerido.</w:t>
+      </w:r>
+    </w:p>
+    <w:p>
+      <w:pPr>
+        <w:spacing w:after="140"/>
+        <w:jc w:val="both"/>
+        <w:rPr>
+          <w:i/>
+          <w:iCs/>
+          <w:color w:val="000000" w:themeColor="text1"/>
+          <w:sz w:val="22"/>
+          <w:szCs w:val="22"/>
+        </w:rPr>
+      </w:pPr>
+      <w:r>
+        <w:rPr>
+          <w:i/>
+          <w:iCs/>
+          <w:color w:val="000000" w:themeColor="text1"/>
+          <w:sz w:val="22"/>
+          <w:szCs w:val="22"/>
+        </w:rPr>
+        <w:lastRenderedPageBreak/>
+        <w:drawing>
+          <wp:inline distT="0" distB="0" distL="0" distR="0" wp14:anchorId="0D2628B1" wp14:editId="0BF3C5D3">
+            <wp:extent cx="5731510" cy="2629535"/>
+            <wp:effectExtent l="0" t="0" r="2540" b="0"/>
+            <wp:docPr id="1762835668" name="Imagen 1"/>
+            <wp:cNvGraphicFramePr>
+              <a:graphicFrameLocks xmlns:a="http://schemas.openxmlformats.org/drawingml/2006/main" noChangeAspect="1"/>
+            </wp:cNvGraphicFramePr>
+            <a:graphic xmlns:a="http://schemas.openxmlformats.org/drawingml/2006/main">
+              <a:graphicData uri="http://schemas.openxmlformats.org/drawingml/2006/picture">
+                <pic:pic xmlns:pic="http://schemas.openxmlformats.org/drawingml/2006/picture">
+                  <pic:nvPicPr>
+                    <pic:cNvPr id="1762835668" name=""/>
+                    <pic:cNvPicPr/>
+                  </pic:nvPicPr>
+                  <pic:blipFill>
+                    <a:blip r:embed="rId8"/>
+                    <a:stretch>
+                      <a:fillRect/>
+                    </a:stretch>
+                  </pic:blipFill>
+                  <pic:spPr>
+                    <a:xfrm>
+                      <a:off x="0" y="0"/>
+                      <a:ext cx="5731510" cy="2629535"/>
+                    </a:xfrm>
+                    <a:prstGeom prst="rect">
+                      <a:avLst/>
+                    </a:prstGeom>
+                  </pic:spPr>
+                </pic:pic>
+              </a:graphicData>
+            </a:graphic>
+          </wp:inline>
+        </w:drawing>
+      </w:r>
+    </w:p>
+    <w:p>
+      <w:pPr>
+        <w:spacing w:after="140"/>
+        <w:jc w:val="both"/>
+        <w:rPr>
+          <w:color w:val="000000" w:themeColor="text1"/>
+        </w:rPr>
+      </w:pPr>
+      <w:r>
+        <w:rPr>
+          <w:color w:val="000000" w:themeColor="text1"/>
+        </w:rPr>
+        <w:t>La distribución confirma la hipótesis: unimodal centrada en ~7 lb, con una cola izquierda notablemente más larga que la derecha. El 7.89% de los registros cae por debajo de las 5.5 lb, lo que sobre los 4.25M de nacimientos equivale a aproximadamente 335.000 casos anuales que requerirían cuidado neonatal especializado.</w:t>
+      </w:r>
+    </w:p>
+    <w:p>
+      <w:pPr>
+        <w:spacing w:after="140"/>
+        <w:jc w:val="both"/>
+        <w:rPr>
+          <w:color w:val="000000" w:themeColor="text1"/>
+        </w:rPr>
+      </w:pPr>
+      <w:r>
+        <w:rPr>
+          <w:color w:val="000000" w:themeColor="text1"/>
+        </w:rPr>
+        <w:t xml:space="preserve">La cola izquierda no es ruido: es la </w:t>
+      </w:r>
+      <w:proofErr w:type="spellStart"/>
+      <w:r>
+        <w:rPr>
+          <w:color w:val="000000" w:themeColor="text1"/>
+        </w:rPr>
+        <w:t>sub-población</w:t>
+      </w:r>
+      <w:proofErr w:type="spellEnd"/>
+      <w:r>
+        <w:rPr>
+          <w:color w:val="000000" w:themeColor="text1"/>
+        </w:rPr>
+        <w:t xml:space="preserve"> objetivo del problema de negocio. Que la distribución no sea bimodal descarta la hipótesis alternativa de que los prematuros y los bebés a término de bajo peso forman dos grupos completamente separados; en cambio, hay un continuo, lo que refuerza la elección de regresión sobre clasificación.</w:t>
+      </w:r>
+    </w:p>
+    <w:p>
+      <w:pPr>
+        <w:pStyle w:val="Ttulo2"/>
+        <w:numPr>
+          <w:ilvl w:val="1"/>
+          <w:numId w:val="13"/>
+        </w:numPr>
+        <w:jc w:val="both"/>
+        <w:rPr>
+          <w:color w:val="000000" w:themeColor="text1"/>
+        </w:rPr>
+      </w:pPr>
+      <w:r>
+        <w:rPr>
+          <w:color w:val="000000" w:themeColor="text1"/>
+        </w:rPr>
+        <w:t xml:space="preserve"> Correlación de predictores numéricos con el peso</w:t>
+      </w:r>
+    </w:p>
+    <w:p>
+      <w:pPr>
+        <w:spacing w:after="140"/>
+        <w:jc w:val="both"/>
+        <w:rPr>
+          <w:color w:val="000000" w:themeColor="text1"/>
+        </w:rPr>
+      </w:pPr>
+      <w:r>
+        <w:rPr>
+          <w:color w:val="000000" w:themeColor="text1"/>
+        </w:rPr>
+        <w:t xml:space="preserve">Con base en la literatura clínica, esperamos que </w:t>
+      </w:r>
+      <w:proofErr w:type="spellStart"/>
+      <w:r>
+        <w:rPr>
+          <w:color w:val="000000" w:themeColor="text1"/>
+        </w:rPr>
+        <w:t>gestation_weeks</w:t>
+      </w:r>
+      <w:proofErr w:type="spellEnd"/>
+      <w:r>
+        <w:rPr>
+          <w:color w:val="000000" w:themeColor="text1"/>
+        </w:rPr>
+        <w:t xml:space="preserve"> sea el </w:t>
+      </w:r>
+      <w:proofErr w:type="gramStart"/>
+      <w:r>
+        <w:rPr>
+          <w:color w:val="000000" w:themeColor="text1"/>
+        </w:rPr>
+        <w:t>predictor dominante</w:t>
+      </w:r>
+      <w:proofErr w:type="gramEnd"/>
+      <w:r>
+        <w:rPr>
+          <w:color w:val="000000" w:themeColor="text1"/>
+        </w:rPr>
+        <w:t xml:space="preserve">: un bebé prematuro simplemente no ha tenido tiempo suficiente para acumular masa. En segundo lugar, </w:t>
+      </w:r>
+      <w:proofErr w:type="spellStart"/>
+      <w:r>
+        <w:rPr>
+          <w:color w:val="000000" w:themeColor="text1"/>
+        </w:rPr>
+        <w:t>plurality</w:t>
+      </w:r>
+      <w:proofErr w:type="spellEnd"/>
+      <w:r>
+        <w:rPr>
+          <w:color w:val="000000" w:themeColor="text1"/>
+        </w:rPr>
+        <w:t xml:space="preserve"> debería aparecer con correlación negativa: en embarazos múltiples el espacio uterino se comparte y cada bebé recibe menos recursos. Variables como la ganancia de peso de la madre y el tabaquismo deberían mostrar señal moderada (nutrición y vasoconstricción, respectivamente), mientras que la edad de la madre podría tener una relación en U que la correlación de Spearman no capturaría bien al ser no lineal.</w:t>
+      </w:r>
+    </w:p>
+    <w:p>
+      <w:pPr>
+        <w:spacing w:after="140"/>
+        <w:jc w:val="both"/>
+        <w:rPr>
+          <w:i/>
+          <w:iCs/>
+          <w:color w:val="000000" w:themeColor="text1"/>
+          <w:sz w:val="22"/>
+          <w:szCs w:val="22"/>
+        </w:rPr>
+      </w:pPr>
+      <w:r>
+        <w:rPr>
+          <w:i/>
+          <w:iCs/>
+          <w:color w:val="000000" w:themeColor="text1"/>
+          <w:sz w:val="22"/>
+          <w:szCs w:val="22"/>
+        </w:rPr>
+        <w:lastRenderedPageBreak/>
+        <w:drawing>
+          <wp:inline distT="0" distB="0" distL="0" distR="0" wp14:anchorId="21F8F9FC" wp14:editId="679AF337">
+            <wp:extent cx="5607338" cy="3721291"/>
+            <wp:effectExtent l="0" t="0" r="0" b="0"/>
+            <wp:docPr id="683026890" name="Imagen 1"/>
+            <wp:cNvGraphicFramePr>
+              <a:graphicFrameLocks xmlns:a="http://schemas.openxmlformats.org/drawingml/2006/main" noChangeAspect="1"/>
+            </wp:cNvGraphicFramePr>
+            <a:graphic xmlns:a="http://schemas.openxmlformats.org/drawingml/2006/main">
+              <a:graphicData uri="http://schemas.openxmlformats.org/drawingml/2006/picture">
+                <pic:pic xmlns:pic="http://schemas.openxmlformats.org/drawingml/2006/picture">
+                  <pic:nvPicPr>
+                    <pic:cNvPr id="683026890" name=""/>
+                    <pic:cNvPicPr/>
+                  </pic:nvPicPr>
+                  <pic:blipFill>
+                    <a:blip r:embed="rId9"/>
+                    <a:stretch>
+                      <a:fillRect/>
+                    </a:stretch>
+                  </pic:blipFill>
+                  <pic:spPr>
+                    <a:xfrm>
+                      <a:off x="0" y="0"/>
+                      <a:ext cx="5607338" cy="3721291"/>
+                    </a:xfrm>
+                    <a:prstGeom prst="rect">
+                      <a:avLst/>
+                    </a:prstGeom>
+                  </pic:spPr>
+                </pic:pic>
+              </a:graphicData>
+            </a:graphic>
+          </wp:inline>
+        </w:drawing>
+      </w:r>
+    </w:p>
+    <w:p>
+      <w:pPr>
+        <w:spacing w:after="140"/>
+        <w:jc w:val="both"/>
+        <w:rPr>
+          <w:color w:val="000000" w:themeColor="text1"/>
+        </w:rPr>
+      </w:pPr>
+      <w:r>
+        <w:rPr>
+          <w:color w:val="000000" w:themeColor="text1"/>
+        </w:rPr>
+        <w:t xml:space="preserve">Los resultados son consistentes con las hipótesis clínicas. </w:t>
+      </w:r>
+      <w:proofErr w:type="spellStart"/>
+      <w:r>
+        <w:rPr>
+          <w:color w:val="000000" w:themeColor="text1"/>
+        </w:rPr>
+        <w:t>gestation_weeks</w:t>
+      </w:r>
+      <w:proofErr w:type="spellEnd"/>
+      <w:r>
+        <w:rPr>
+          <w:color w:val="000000" w:themeColor="text1"/>
+        </w:rPr>
+        <w:t xml:space="preserve"> lidera con 0.39, más del doble que el siguiente predictor, confirmando que la prematuridad es el </w:t>
+      </w:r>
+      <w:proofErr w:type="gramStart"/>
+      <w:r>
+        <w:rPr>
+          <w:color w:val="000000" w:themeColor="text1"/>
+        </w:rPr>
+        <w:t>driver</w:t>
+      </w:r>
+      <w:proofErr w:type="gramEnd"/>
+      <w:r>
+        <w:rPr>
+          <w:color w:val="000000" w:themeColor="text1"/>
+        </w:rPr>
+        <w:t xml:space="preserve"> principal. </w:t>
+      </w:r>
+      <w:proofErr w:type="spellStart"/>
+      <w:r>
+        <w:rPr>
+          <w:color w:val="000000" w:themeColor="text1"/>
+        </w:rPr>
+        <w:t>plurality</w:t>
+      </w:r>
+      <w:proofErr w:type="spellEnd"/>
+      <w:r>
+        <w:rPr>
+          <w:color w:val="000000" w:themeColor="text1"/>
+        </w:rPr>
+        <w:t xml:space="preserve"> aparece con -0.25, reflejando el efecto del embarazo múltiple sobre el espacio uterino.</w:t>
+      </w:r>
+    </w:p>
+    <w:p>
+      <w:pPr>
+        <w:spacing w:after="140"/>
+        <w:jc w:val="both"/>
+        <w:rPr>
+          <w:color w:val="000000" w:themeColor="text1"/>
+        </w:rPr>
+      </w:pPr>
+      <w:r>
+        <w:rPr>
+          <w:color w:val="000000" w:themeColor="text1"/>
+        </w:rPr>
+        <w:t xml:space="preserve">En el rango medio positivo (~0.17) se agrupan </w:t>
+      </w:r>
+      <w:proofErr w:type="spellStart"/>
+      <w:r>
+        <w:rPr>
+          <w:color w:val="000000" w:themeColor="text1"/>
+        </w:rPr>
+        <w:t>father_age</w:t>
+      </w:r>
+      <w:proofErr w:type="spellEnd"/>
+      <w:r>
+        <w:rPr>
+          <w:color w:val="000000" w:themeColor="text1"/>
+        </w:rPr>
+        <w:t xml:space="preserve"> y </w:t>
+      </w:r>
+      <w:proofErr w:type="spellStart"/>
+      <w:r>
+        <w:rPr>
+          <w:color w:val="000000" w:themeColor="text1"/>
+        </w:rPr>
+        <w:t>weight_gain_pounds</w:t>
+      </w:r>
+      <w:proofErr w:type="spellEnd"/>
+      <w:r>
+        <w:rPr>
+          <w:color w:val="000000" w:themeColor="text1"/>
+        </w:rPr>
+        <w:t xml:space="preserve">, posiblemente como indicadores indirectos del perfil socioeconómico del hogar: padres mayores y madres que ganan peso suficiente tienden a estar en embarazos más monitoreados y a término. </w:t>
+      </w:r>
+      <w:proofErr w:type="spellStart"/>
+      <w:r>
+        <w:rPr>
+          <w:color w:val="000000" w:themeColor="text1"/>
+        </w:rPr>
+        <w:t>mother_race</w:t>
+      </w:r>
+      <w:proofErr w:type="spellEnd"/>
+      <w:r>
+        <w:rPr>
+          <w:color w:val="000000" w:themeColor="text1"/>
+        </w:rPr>
+        <w:t xml:space="preserve"> y </w:t>
+      </w:r>
+      <w:proofErr w:type="spellStart"/>
+      <w:r>
+        <w:rPr>
+          <w:color w:val="000000" w:themeColor="text1"/>
+        </w:rPr>
+        <w:t>father_race</w:t>
+      </w:r>
+      <w:proofErr w:type="spellEnd"/>
+      <w:r>
+        <w:rPr>
+          <w:color w:val="000000" w:themeColor="text1"/>
+        </w:rPr>
+        <w:t xml:space="preserve"> muestran correlaciones con signos aparentemente contradictorios, pero esto es un artefacto de aplicar la correlación Spearman a una variable nominal con códigos arbitrarios: el número asignado a cada raza no tiene orden real. El efecto genuino solo emergerá tras aplicar </w:t>
+      </w:r>
+      <w:proofErr w:type="spellStart"/>
+      <w:r>
+        <w:rPr>
+          <w:color w:val="000000" w:themeColor="text1"/>
+        </w:rPr>
+        <w:t>One</w:t>
+      </w:r>
+      <w:proofErr w:type="spellEnd"/>
+      <w:r>
+        <w:rPr>
+          <w:color w:val="000000" w:themeColor="text1"/>
+        </w:rPr>
+        <w:t xml:space="preserve">-Hot </w:t>
+      </w:r>
+      <w:proofErr w:type="spellStart"/>
+      <w:r>
+        <w:rPr>
+          <w:color w:val="000000" w:themeColor="text1"/>
+        </w:rPr>
+        <w:t>Encoding</w:t>
+      </w:r>
+      <w:proofErr w:type="spellEnd"/>
+      <w:r>
+        <w:rPr>
+          <w:color w:val="000000" w:themeColor="text1"/>
+        </w:rPr>
+        <w:t xml:space="preserve">, donde cada categoría racial se trata de forma independiente. </w:t>
+      </w:r>
+      <w:proofErr w:type="spellStart"/>
+      <w:r>
+        <w:rPr>
+          <w:color w:val="000000" w:themeColor="text1"/>
+        </w:rPr>
+        <w:t>cigarettes_per_day</w:t>
+      </w:r>
+      <w:proofErr w:type="spellEnd"/>
+      <w:r>
+        <w:rPr>
+          <w:color w:val="000000" w:themeColor="text1"/>
+        </w:rPr>
+        <w:t xml:space="preserve"> aparece con -0.05, señal débil, pero con signo esperado; su alta tasa de nulos (~97%) limita su poder estadístico en este cálculo.</w:t>
+      </w:r>
+    </w:p>
+    <w:p>
+      <w:pPr>
+        <w:spacing w:after="140"/>
+        <w:jc w:val="both"/>
+        <w:rPr>
+          <w:color w:val="000000" w:themeColor="text1"/>
+        </w:rPr>
+      </w:pPr>
+      <w:r>
+        <w:rPr>
+          <w:color w:val="000000" w:themeColor="text1"/>
+        </w:rPr>
+        <w:t xml:space="preserve">Dado que </w:t>
+      </w:r>
+      <w:proofErr w:type="spellStart"/>
+      <w:r>
+        <w:rPr>
+          <w:color w:val="000000" w:themeColor="text1"/>
+        </w:rPr>
+        <w:t>gestation_weeks</w:t>
+      </w:r>
+      <w:proofErr w:type="spellEnd"/>
+      <w:r>
+        <w:rPr>
+          <w:color w:val="000000" w:themeColor="text1"/>
+        </w:rPr>
+        <w:t xml:space="preserve"> captura la prematuridad de forma continua pero el quiebre clínico ocurre en las 37 semanas, se creará la variable binaria </w:t>
+      </w:r>
+      <w:proofErr w:type="spellStart"/>
+      <w:r>
+        <w:rPr>
+          <w:color w:val="000000" w:themeColor="text1"/>
+        </w:rPr>
+        <w:t>riesgo_prematuro</w:t>
+      </w:r>
+      <w:proofErr w:type="spellEnd"/>
+      <w:r>
+        <w:rPr>
+          <w:color w:val="000000" w:themeColor="text1"/>
+        </w:rPr>
+        <w:t xml:space="preserve"> (&lt; 37 semanas) para que los modelos lineales puedan capturar ese salto sin necesidad de polinomios. De forma análoga, se construirán </w:t>
+      </w:r>
+      <w:proofErr w:type="spellStart"/>
+      <w:r>
+        <w:rPr>
+          <w:color w:val="000000" w:themeColor="text1"/>
+        </w:rPr>
+        <w:t>multiplo</w:t>
+      </w:r>
+      <w:proofErr w:type="spellEnd"/>
+      <w:r>
+        <w:rPr>
+          <w:color w:val="000000" w:themeColor="text1"/>
+        </w:rPr>
+        <w:t xml:space="preserve"> a partir de </w:t>
+      </w:r>
+      <w:proofErr w:type="spellStart"/>
+      <w:r>
+        <w:rPr>
+          <w:color w:val="000000" w:themeColor="text1"/>
+        </w:rPr>
+        <w:t>plurality</w:t>
+      </w:r>
+      <w:proofErr w:type="spellEnd"/>
+      <w:r>
+        <w:rPr>
+          <w:color w:val="000000" w:themeColor="text1"/>
+        </w:rPr>
+        <w:t xml:space="preserve">, y variables de riesgo social combinando </w:t>
+      </w:r>
+      <w:proofErr w:type="spellStart"/>
+      <w:r>
+        <w:rPr>
+          <w:color w:val="000000" w:themeColor="text1"/>
+        </w:rPr>
+        <w:t>mother_age</w:t>
+      </w:r>
+      <w:proofErr w:type="spellEnd"/>
+      <w:r>
+        <w:rPr>
+          <w:color w:val="000000" w:themeColor="text1"/>
+        </w:rPr>
+        <w:t xml:space="preserve"> y </w:t>
+      </w:r>
+      <w:proofErr w:type="spellStart"/>
+      <w:r>
+        <w:rPr>
+          <w:color w:val="000000" w:themeColor="text1"/>
+        </w:rPr>
+        <w:t>mother_married</w:t>
+      </w:r>
+      <w:proofErr w:type="spellEnd"/>
+      <w:r>
+        <w:rPr>
+          <w:color w:val="000000" w:themeColor="text1"/>
+        </w:rPr>
+        <w:t>.</w:t>
+      </w:r>
+    </w:p>
+    <w:p>
+      <w:pPr>
+        <w:pStyle w:val="Ttulo1"/>
+        <w:numPr>
+          <w:ilvl w:val="1"/>
+          <w:numId w:val="13"/>
+        </w:numPr>
+        <w:rPr>
+          <w:color w:val="000000" w:themeColor="text1"/>
+        </w:rPr>
+      </w:pPr>
+      <w:r>
+        <w:rPr>
+          <w:color w:val="000000" w:themeColor="text1"/>
+        </w:rPr>
+        <w:t xml:space="preserve"> Ingeniería de Características</w:t>
+      </w:r>
+    </w:p>
+    <w:p>
+      <w:pPr>
+        <w:spacing w:after="140"/>
+        <w:jc w:val="both"/>
+        <w:rPr>
+          <w:color w:val="000000" w:themeColor="text1"/>
+        </w:rPr>
+      </w:pPr>
+      <w:r>
+        <w:rPr>
+          <w:color w:val="000000" w:themeColor="text1"/>
+        </w:rPr>
+        <w:t xml:space="preserve">El análisis exploratorio de la anterior sección reveló tres problemas concretos que esta sección resuelve: faltantes estructurales en variables de consumo y raza (~65%), un quiebre clínico en las semanas de gestación que la correlación lineal no captura bien, y variables continuas que esconden umbrales de riesgo clínico relevantes para </w:t>
+      </w:r>
+      <w:r>
+        <w:rPr>
+          <w:color w:val="000000" w:themeColor="text1"/>
+        </w:rPr>
+        <w:lastRenderedPageBreak/>
+        <w:t>el negocio. Para abordarlos, se construyen dos familias de variables nuevas antes de decidir cuáles entran al modelo final.</w:t>
+      </w:r>
+    </w:p>
+    <w:p>
+      <w:pPr>
+        <w:pStyle w:val="Ttulo2"/>
+        <w:numPr>
+          <w:ilvl w:val="2"/>
+          <w:numId w:val="13"/>
+        </w:numPr>
+        <w:rPr>
+          <w:color w:val="000000" w:themeColor="text1"/>
+        </w:rPr>
+      </w:pPr>
+      <w:r>
+        <w:rPr>
+          <w:color w:val="000000" w:themeColor="text1"/>
+        </w:rPr>
+        <w:t xml:space="preserve"> Indicadores de reporte</w:t>
+      </w:r>
+    </w:p>
+    <w:p>
+      <w:pPr>
+        <w:spacing w:after="140"/>
+        <w:jc w:val="both"/>
+        <w:rPr>
+          <w:color w:val="000000" w:themeColor="text1"/>
+        </w:rPr>
+      </w:pPr>
+      <w:r>
+        <w:rPr>
+          <w:color w:val="000000" w:themeColor="text1"/>
+        </w:rPr>
+        <w:t>Cuando el 65% de los registros no tienen dato de tabaco, alcohol o raza, imputar con la moda equivale a decirle al modelo que casi nadie fuma ni bebe, lo cual introduce sesgo. los estados que no capturan esta información pueden tener perfiles de salud distintos a los que sí lo hacen. Si eso es cierto, una variable binaria que indique si hubo reporte o no debería tener correlación con el peso del bebé.</w:t>
+      </w:r>
+    </w:p>
+    <w:p>
+      <w:pPr>
+        <w:spacing w:after="140"/>
+        <w:jc w:val="both"/>
+        <w:rPr>
+          <w:color w:val="000000" w:themeColor="text1"/>
+        </w:rPr>
+      </w:pPr>
+      <w:r>
+        <w:rPr>
+          <w:color w:val="000000" w:themeColor="text1"/>
+        </w:rPr>
+        <w:t>Para cada variable con faltantes estructurales se crea un indicador binario:</w:t>
+      </w:r>
+    </w:p>
+    <w:p>
+      <w:pPr>
+        <w:spacing w:after="120"/>
+        <w:rPr>
+          <w:color w:val="000000" w:themeColor="text1"/>
+        </w:rPr>
+      </w:pPr>
+    </w:p>
+    <w:tbl>
+      <w:tblPr>
+        <w:tblW w:w="9360" w:type="dxa"/>
+        <w:tblBorders>
+          <w:top w:val="single" w:sz="4" w:space="0" w:color="auto"/>
+          <w:left w:val="single" w:sz="4" w:space="0" w:color="auto"/>
+          <w:bottom w:val="single" w:sz="4" w:space="0" w:color="auto"/>
+          <w:right w:val="single" w:sz="4" w:space="0" w:color="auto"/>
+          <w:insideH w:val="single" w:sz="4" w:space="0" w:color="auto"/>
+          <w:insideV w:val="single" w:sz="4" w:space="0" w:color="auto"/>
+        </w:tblBorders>
+        <w:tblCellMar>
+          <w:left w:w="10" w:type="dxa"/>
+          <w:right w:w="10" w:type="dxa"/>
+        </w:tblCellMar>
+        <w:tblLook w:val="04A0" w:firstRow="1" w:lastRow="0" w:firstColumn="1" w:lastColumn="0" w:noHBand="0" w:noVBand="1"/>
+      </w:tblPr>
+      <w:tblGrid>
+        <w:gridCol w:w="4200"/>
+        <w:gridCol w:w="5160"/>
+      </w:tblGrid>
+      <w:tr>
+        <w:tblPrEx>
+          <w:tblCellMar>
+            <w:top w:w="0" w:type="dxa"/>
+            <w:bottom w:w="0" w:type="dxa"/>
+          </w:tblCellMar>
+        </w:tblPrEx>
+        <w:tc>
+          <w:tcPr>
+            <w:tcW w:w="4200" w:type="dxa"/>
+            <w:tcBorders>
+              <w:top w:val="single" w:sz="1" w:space="0" w:color="CCCCCC"/>
+              <w:left w:val="single" w:sz="1" w:space="0" w:color="CCCCCC"/>
+              <w:bottom w:val="single" w:sz="1" w:space="0" w:color="CCCCCC"/>
+              <w:right w:val="single" w:sz="1" w:space="0" w:color="CCCCCC"/>
+            </w:tcBorders>
+            <w:shd w:val="clear" w:color="auto" w:fill="D5E8F0"/>
+            <w:tcMar>
+              <w:top w:w="80" w:type="dxa"/>
+              <w:left w:w="120" w:type="dxa"/>
+              <w:bottom w:w="80" w:type="dxa"/>
+              <w:right w:w="120" w:type="dxa"/>
+            </w:tcMar>
+          </w:tcPr>
+          <w:p>
+            <w:pPr>
+              <w:rPr>
+                <w:color w:val="000000" w:themeColor="text1"/>
+              </w:rPr>
+            </w:pPr>
+            <w:r>
+              <w:rPr>
+                <w:b/>
+                <w:bCs/>
+                <w:color w:val="000000" w:themeColor="text1"/>
+                <w:sz w:val="22"/>
+                <w:szCs w:val="22"/>
+              </w:rPr>
+              <w:t>Nueva variable</w:t>
+            </w:r>
+          </w:p>
+        </w:tc>
+        <w:tc>
+          <w:tcPr>
+            <w:tcW w:w="5160" w:type="dxa"/>
+            <w:tcBorders>
+              <w:top w:val="single" w:sz="1" w:space="0" w:color="CCCCCC"/>
+              <w:left w:val="single" w:sz="1" w:space="0" w:color="CCCCCC"/>
+              <w:bottom w:val="single" w:sz="1" w:space="0" w:color="CCCCCC"/>
+              <w:right w:val="single" w:sz="1" w:space="0" w:color="CCCCCC"/>
+            </w:tcBorders>
+            <w:shd w:val="clear" w:color="auto" w:fill="D5E8F0"/>
+            <w:tcMar>
+              <w:top w:w="80" w:type="dxa"/>
+              <w:left w:w="120" w:type="dxa"/>
+              <w:bottom w:w="80" w:type="dxa"/>
+              <w:right w:w="120" w:type="dxa"/>
+            </w:tcMar>
+          </w:tcPr>
+          <w:p>
+            <w:pPr>
+              <w:rPr>
+                <w:color w:val="000000" w:themeColor="text1"/>
+              </w:rPr>
+            </w:pPr>
+            <w:r>
+              <w:rPr>
+                <w:b/>
+                <w:bCs/>
+                <w:color w:val="000000" w:themeColor="text1"/>
+                <w:sz w:val="22"/>
+                <w:szCs w:val="22"/>
+              </w:rPr>
+              <w:t>Qué codifica</w:t>
+            </w:r>
+          </w:p>
+        </w:tc>
+      </w:tr>
+      <w:tr>
+        <w:tblPrEx>
+          <w:tblCellMar>
+            <w:top w:w="0" w:type="dxa"/>
+            <w:bottom w:w="0" w:type="dxa"/>
+          </w:tblCellMar>
+        </w:tblPrEx>
+        <w:tc>
+          <w:tcPr>
+            <w:tcW w:w="4200" w:type="dxa"/>
+            <w:tcBorders>
+              <w:top w:val="single" w:sz="1" w:space="0" w:color="CCCCCC"/>
+              <w:left w:val="single" w:sz="1" w:space="0" w:color="CCCCCC"/>
+              <w:bottom w:val="single" w:sz="1" w:space="0" w:color="CCCCCC"/>
+              <w:right w:val="single" w:sz="1" w:space="0" w:color="CCCCCC"/>
+            </w:tcBorders>
+            <w:tcMar>
+              <w:top w:w="80" w:type="dxa"/>
+              <w:left w:w="120" w:type="dxa"/>
+              <w:bottom w:w="80" w:type="dxa"/>
+              <w:right w:w="120" w:type="dxa"/>
+            </w:tcMar>
+          </w:tcPr>
+          <w:p>
+            <w:pPr>
+              <w:rPr>
+                <w:color w:val="000000" w:themeColor="text1"/>
+              </w:rPr>
+            </w:pPr>
+            <w:proofErr w:type="spellStart"/>
+            <w:r>
+              <w:rPr>
+                <w:color w:val="000000" w:themeColor="text1"/>
+                <w:sz w:val="22"/>
+                <w:szCs w:val="22"/>
+              </w:rPr>
+              <w:t>cigarette_reported</w:t>
+            </w:r>
+            <w:proofErr w:type="spellEnd"/>
+          </w:p>
+        </w:tc>
+        <w:tc>
+          <w:tcPr>
+            <w:tcW w:w="5160" w:type="dxa"/>
+            <w:tcBorders>
+              <w:top w:val="single" w:sz="1" w:space="0" w:color="CCCCCC"/>
+              <w:left w:val="single" w:sz="1" w:space="0" w:color="CCCCCC"/>
+              <w:bottom w:val="single" w:sz="1" w:space="0" w:color="CCCCCC"/>
+              <w:right w:val="single" w:sz="1" w:space="0" w:color="CCCCCC"/>
+            </w:tcBorders>
+            <w:tcMar>
+              <w:top w:w="80" w:type="dxa"/>
+              <w:left w:w="120" w:type="dxa"/>
+              <w:bottom w:w="80" w:type="dxa"/>
+              <w:right w:w="120" w:type="dxa"/>
+            </w:tcMar>
+          </w:tcPr>
+          <w:p>
+            <w:pPr>
+              <w:rPr>
+                <w:color w:val="000000" w:themeColor="text1"/>
+              </w:rPr>
+            </w:pPr>
+            <w:r>
+              <w:rPr>
+                <w:color w:val="000000" w:themeColor="text1"/>
+                <w:sz w:val="22"/>
+                <w:szCs w:val="22"/>
+              </w:rPr>
+              <w:t xml:space="preserve">1 si </w:t>
+            </w:r>
+            <w:proofErr w:type="spellStart"/>
+            <w:r>
+              <w:rPr>
+                <w:color w:val="000000" w:themeColor="text1"/>
+                <w:sz w:val="22"/>
+                <w:szCs w:val="22"/>
+              </w:rPr>
+              <w:t>cigarette_use</w:t>
+            </w:r>
+            <w:proofErr w:type="spellEnd"/>
+            <w:r>
+              <w:rPr>
+                <w:color w:val="000000" w:themeColor="text1"/>
+                <w:sz w:val="22"/>
+                <w:szCs w:val="22"/>
+              </w:rPr>
+              <w:t xml:space="preserve"> no es nulo; 0 si no hubo reporte.</w:t>
+            </w:r>
+          </w:p>
+        </w:tc>
+      </w:tr>
+      <w:tr>
+        <w:tblPrEx>
+          <w:tblCellMar>
+            <w:top w:w="0" w:type="dxa"/>
+            <w:bottom w:w="0" w:type="dxa"/>
+          </w:tblCellMar>
+        </w:tblPrEx>
+        <w:tc>
+          <w:tcPr>
+            <w:tcW w:w="4200" w:type="dxa"/>
+            <w:tcBorders>
+              <w:top w:val="single" w:sz="1" w:space="0" w:color="CCCCCC"/>
+              <w:left w:val="single" w:sz="1" w:space="0" w:color="CCCCCC"/>
+              <w:bottom w:val="single" w:sz="1" w:space="0" w:color="CCCCCC"/>
+              <w:right w:val="single" w:sz="1" w:space="0" w:color="CCCCCC"/>
+            </w:tcBorders>
+            <w:tcMar>
+              <w:top w:w="80" w:type="dxa"/>
+              <w:left w:w="120" w:type="dxa"/>
+              <w:bottom w:w="80" w:type="dxa"/>
+              <w:right w:w="120" w:type="dxa"/>
+            </w:tcMar>
+          </w:tcPr>
+          <w:p>
+            <w:pPr>
+              <w:rPr>
+                <w:color w:val="000000" w:themeColor="text1"/>
+              </w:rPr>
+            </w:pPr>
+            <w:proofErr w:type="spellStart"/>
+            <w:r>
+              <w:rPr>
+                <w:color w:val="000000" w:themeColor="text1"/>
+                <w:sz w:val="22"/>
+                <w:szCs w:val="22"/>
+              </w:rPr>
+              <w:t>alcohol_reported</w:t>
+            </w:r>
+            <w:proofErr w:type="spellEnd"/>
+          </w:p>
+        </w:tc>
+        <w:tc>
+          <w:tcPr>
+            <w:tcW w:w="5160" w:type="dxa"/>
+            <w:tcBorders>
+              <w:top w:val="single" w:sz="1" w:space="0" w:color="CCCCCC"/>
+              <w:left w:val="single" w:sz="1" w:space="0" w:color="CCCCCC"/>
+              <w:bottom w:val="single" w:sz="1" w:space="0" w:color="CCCCCC"/>
+              <w:right w:val="single" w:sz="1" w:space="0" w:color="CCCCCC"/>
+            </w:tcBorders>
+            <w:tcMar>
+              <w:top w:w="80" w:type="dxa"/>
+              <w:left w:w="120" w:type="dxa"/>
+              <w:bottom w:w="80" w:type="dxa"/>
+              <w:right w:w="120" w:type="dxa"/>
+            </w:tcMar>
+          </w:tcPr>
+          <w:p>
+            <w:pPr>
+              <w:rPr>
+                <w:color w:val="000000" w:themeColor="text1"/>
+              </w:rPr>
+            </w:pPr>
+            <w:r>
+              <w:rPr>
+                <w:color w:val="000000" w:themeColor="text1"/>
+                <w:sz w:val="22"/>
+                <w:szCs w:val="22"/>
+              </w:rPr>
+              <w:t xml:space="preserve">1 si </w:t>
+            </w:r>
+            <w:proofErr w:type="spellStart"/>
+            <w:r>
+              <w:rPr>
+                <w:color w:val="000000" w:themeColor="text1"/>
+                <w:sz w:val="22"/>
+                <w:szCs w:val="22"/>
+              </w:rPr>
+              <w:t>alcohol_use</w:t>
+            </w:r>
+            <w:proofErr w:type="spellEnd"/>
+            <w:r>
+              <w:rPr>
+                <w:color w:val="000000" w:themeColor="text1"/>
+                <w:sz w:val="22"/>
+                <w:szCs w:val="22"/>
+              </w:rPr>
+              <w:t xml:space="preserve"> no es nulo; 0 si no hubo reporte.</w:t>
+            </w:r>
+          </w:p>
+        </w:tc>
+      </w:tr>
+      <w:tr>
+        <w:tblPrEx>
+          <w:tblCellMar>
+            <w:top w:w="0" w:type="dxa"/>
+            <w:bottom w:w="0" w:type="dxa"/>
+          </w:tblCellMar>
+        </w:tblPrEx>
+        <w:tc>
+          <w:tcPr>
+            <w:tcW w:w="4200" w:type="dxa"/>
+            <w:tcBorders>
+              <w:top w:val="single" w:sz="1" w:space="0" w:color="CCCCCC"/>
+              <w:left w:val="single" w:sz="1" w:space="0" w:color="CCCCCC"/>
+              <w:bottom w:val="single" w:sz="1" w:space="0" w:color="CCCCCC"/>
+              <w:right w:val="single" w:sz="1" w:space="0" w:color="CCCCCC"/>
+            </w:tcBorders>
+            <w:tcMar>
+              <w:top w:w="80" w:type="dxa"/>
+              <w:left w:w="120" w:type="dxa"/>
+              <w:bottom w:w="80" w:type="dxa"/>
+              <w:right w:w="120" w:type="dxa"/>
+            </w:tcMar>
+          </w:tcPr>
+          <w:p>
+            <w:pPr>
+              <w:rPr>
+                <w:color w:val="000000" w:themeColor="text1"/>
+              </w:rPr>
+            </w:pPr>
+            <w:proofErr w:type="spellStart"/>
+            <w:r>
+              <w:rPr>
+                <w:color w:val="000000" w:themeColor="text1"/>
+                <w:sz w:val="22"/>
+                <w:szCs w:val="22"/>
+              </w:rPr>
+              <w:t>race_reported</w:t>
+            </w:r>
+            <w:proofErr w:type="spellEnd"/>
+          </w:p>
+        </w:tc>
+        <w:tc>
+          <w:tcPr>
+            <w:tcW w:w="5160" w:type="dxa"/>
+            <w:tcBorders>
+              <w:top w:val="single" w:sz="1" w:space="0" w:color="CCCCCC"/>
+              <w:left w:val="single" w:sz="1" w:space="0" w:color="CCCCCC"/>
+              <w:bottom w:val="single" w:sz="1" w:space="0" w:color="CCCCCC"/>
+              <w:right w:val="single" w:sz="1" w:space="0" w:color="CCCCCC"/>
+            </w:tcBorders>
+            <w:tcMar>
+              <w:top w:w="80" w:type="dxa"/>
+              <w:left w:w="120" w:type="dxa"/>
+              <w:bottom w:w="80" w:type="dxa"/>
+              <w:right w:w="120" w:type="dxa"/>
+            </w:tcMar>
+          </w:tcPr>
+          <w:p>
+            <w:pPr>
+              <w:rPr>
+                <w:color w:val="000000" w:themeColor="text1"/>
+              </w:rPr>
+            </w:pPr>
+            <w:r>
+              <w:rPr>
+                <w:color w:val="000000" w:themeColor="text1"/>
+                <w:sz w:val="22"/>
+                <w:szCs w:val="22"/>
+              </w:rPr>
+              <w:t xml:space="preserve">1 si hay </w:t>
+            </w:r>
+            <w:proofErr w:type="spellStart"/>
+            <w:r>
+              <w:rPr>
+                <w:color w:val="000000" w:themeColor="text1"/>
+                <w:sz w:val="22"/>
+                <w:szCs w:val="22"/>
+              </w:rPr>
+              <w:t>mother_race</w:t>
+            </w:r>
+            <w:proofErr w:type="spellEnd"/>
+            <w:r>
+              <w:rPr>
+                <w:color w:val="000000" w:themeColor="text1"/>
+                <w:sz w:val="22"/>
+                <w:szCs w:val="22"/>
+              </w:rPr>
+              <w:t xml:space="preserve"> registrada; 0 si no.</w:t>
+            </w:r>
+          </w:p>
+        </w:tc>
+      </w:tr>
+      <w:tr>
+        <w:tblPrEx>
+          <w:tblCellMar>
+            <w:top w:w="0" w:type="dxa"/>
+            <w:bottom w:w="0" w:type="dxa"/>
+          </w:tblCellMar>
+        </w:tblPrEx>
+        <w:tc>
+          <w:tcPr>
+            <w:tcW w:w="4200" w:type="dxa"/>
+            <w:tcBorders>
+              <w:top w:val="single" w:sz="1" w:space="0" w:color="CCCCCC"/>
+              <w:left w:val="single" w:sz="1" w:space="0" w:color="CCCCCC"/>
+              <w:bottom w:val="single" w:sz="1" w:space="0" w:color="CCCCCC"/>
+              <w:right w:val="single" w:sz="1" w:space="0" w:color="CCCCCC"/>
+            </w:tcBorders>
+            <w:tcMar>
+              <w:top w:w="80" w:type="dxa"/>
+              <w:left w:w="120" w:type="dxa"/>
+              <w:bottom w:w="80" w:type="dxa"/>
+              <w:right w:w="120" w:type="dxa"/>
+            </w:tcMar>
+          </w:tcPr>
+          <w:p>
+            <w:pPr>
+              <w:rPr>
+                <w:color w:val="000000" w:themeColor="text1"/>
+              </w:rPr>
+            </w:pPr>
+            <w:proofErr w:type="spellStart"/>
+            <w:r>
+              <w:rPr>
+                <w:color w:val="000000" w:themeColor="text1"/>
+                <w:sz w:val="22"/>
+                <w:szCs w:val="22"/>
+              </w:rPr>
+              <w:t>weight_gain_reported</w:t>
+            </w:r>
+            <w:proofErr w:type="spellEnd"/>
+          </w:p>
+        </w:tc>
+        <w:tc>
+          <w:tcPr>
+            <w:tcW w:w="5160" w:type="dxa"/>
+            <w:tcBorders>
+              <w:top w:val="single" w:sz="1" w:space="0" w:color="CCCCCC"/>
+              <w:left w:val="single" w:sz="1" w:space="0" w:color="CCCCCC"/>
+              <w:bottom w:val="single" w:sz="1" w:space="0" w:color="CCCCCC"/>
+              <w:right w:val="single" w:sz="1" w:space="0" w:color="CCCCCC"/>
+            </w:tcBorders>
+            <w:tcMar>
+              <w:top w:w="80" w:type="dxa"/>
+              <w:left w:w="120" w:type="dxa"/>
+              <w:bottom w:w="80" w:type="dxa"/>
+              <w:right w:w="120" w:type="dxa"/>
+            </w:tcMar>
+          </w:tcPr>
+          <w:p>
+            <w:pPr>
+              <w:rPr>
+                <w:color w:val="000000" w:themeColor="text1"/>
+              </w:rPr>
+            </w:pPr>
+            <w:r>
+              <w:rPr>
+                <w:color w:val="000000" w:themeColor="text1"/>
+                <w:sz w:val="22"/>
+                <w:szCs w:val="22"/>
+              </w:rPr>
+              <w:t xml:space="preserve">1 si hay </w:t>
+            </w:r>
+            <w:proofErr w:type="spellStart"/>
+            <w:r>
+              <w:rPr>
+                <w:color w:val="000000" w:themeColor="text1"/>
+                <w:sz w:val="22"/>
+                <w:szCs w:val="22"/>
+              </w:rPr>
+              <w:t>weight_gain_pounds</w:t>
+            </w:r>
+            <w:proofErr w:type="spellEnd"/>
+            <w:r>
+              <w:rPr>
+                <w:color w:val="000000" w:themeColor="text1"/>
+                <w:sz w:val="22"/>
+                <w:szCs w:val="22"/>
+              </w:rPr>
+              <w:t xml:space="preserve"> registrada; 0 si no.</w:t>
+            </w:r>
+          </w:p>
+        </w:tc>
+      </w:tr>
+    </w:tbl>
+    <w:p>
+      <w:pPr>
+        <w:spacing w:after="140"/>
+        <w:rPr>
+          <w:color w:val="000000" w:themeColor="text1"/>
+        </w:rPr>
+      </w:pPr>
+    </w:p>
+    <w:p>
+      <w:pPr>
+        <w:spacing w:after="140"/>
+        <w:jc w:val="both"/>
+        <w:rPr>
+          <w:color w:val="000000" w:themeColor="text1"/>
+        </w:rPr>
+      </w:pPr>
+      <w:r>
+        <w:rPr>
+          <w:color w:val="000000" w:themeColor="text1"/>
+        </w:rPr>
+        <w:t xml:space="preserve">Adicionalmente, cuando </w:t>
+      </w:r>
+      <w:proofErr w:type="spellStart"/>
+      <w:r>
+        <w:rPr>
+          <w:color w:val="000000" w:themeColor="text1"/>
+        </w:rPr>
+        <w:t>cigarette_use</w:t>
+      </w:r>
+      <w:proofErr w:type="spellEnd"/>
+      <w:r>
+        <w:rPr>
+          <w:color w:val="000000" w:themeColor="text1"/>
+        </w:rPr>
+        <w:t xml:space="preserve"> es False y </w:t>
+      </w:r>
+      <w:proofErr w:type="spellStart"/>
+      <w:r>
+        <w:rPr>
+          <w:color w:val="000000" w:themeColor="text1"/>
+        </w:rPr>
+        <w:t>cigarettes_per_day</w:t>
+      </w:r>
+      <w:proofErr w:type="spellEnd"/>
+      <w:r>
+        <w:rPr>
+          <w:color w:val="000000" w:themeColor="text1"/>
+        </w:rPr>
+        <w:t xml:space="preserve"> está vacío, se imputa el valor 0, porque la madre declaró explícitamente no fumar. Esto evita confundir el no consumo con los casos no reportados.</w:t>
+      </w:r>
+    </w:p>
+    <w:p>
+      <w:pPr>
+        <w:spacing w:after="140"/>
+        <w:jc w:val="both"/>
+        <w:rPr>
+          <w:color w:val="000000" w:themeColor="text1"/>
+        </w:rPr>
+      </w:pPr>
+      <w:r>
+        <w:rPr>
+          <w:b/>
+          <w:bCs/>
+          <w:color w:val="000000" w:themeColor="text1"/>
+        </w:rPr>
+        <w:t xml:space="preserve">Resultado. </w:t>
+      </w:r>
+      <w:r>
+        <w:rPr>
+          <w:color w:val="000000" w:themeColor="text1"/>
+        </w:rPr>
+        <w:t>Los indicadores _</w:t>
+      </w:r>
+      <w:proofErr w:type="spellStart"/>
+      <w:r>
+        <w:rPr>
+          <w:color w:val="000000" w:themeColor="text1"/>
+        </w:rPr>
+        <w:t>reported</w:t>
+      </w:r>
+      <w:proofErr w:type="spellEnd"/>
+      <w:r>
+        <w:rPr>
+          <w:color w:val="000000" w:themeColor="text1"/>
+        </w:rPr>
+        <w:t xml:space="preserve"> quedan construidos para todas las variables relevantes. En la sección 4.3 se verificará si efectivamente tienen correlación con el peso o si la hipótesis no se cumplió y deben descartarse.</w:t>
+      </w:r>
+    </w:p>
+    <w:p>
+      <w:pPr>
+        <w:pStyle w:val="Ttulo2"/>
+        <w:numPr>
+          <w:ilvl w:val="2"/>
+          <w:numId w:val="13"/>
+        </w:numPr>
+        <w:rPr>
+          <w:color w:val="000000" w:themeColor="text1"/>
+        </w:rPr>
+      </w:pPr>
+      <w:r>
+        <w:rPr>
+          <w:color w:val="000000" w:themeColor="text1"/>
+        </w:rPr>
+        <w:t xml:space="preserve"> Variables de riesgo clínico y social</w:t>
+      </w:r>
+    </w:p>
+    <w:p>
+      <w:pPr>
+        <w:spacing w:after="140"/>
+        <w:jc w:val="both"/>
+        <w:rPr>
+          <w:color w:val="000000" w:themeColor="text1"/>
+        </w:rPr>
+      </w:pPr>
+      <w:r>
+        <w:rPr>
+          <w:color w:val="000000" w:themeColor="text1"/>
+        </w:rPr>
+        <w:t xml:space="preserve">La correlación de Spearman mostró que </w:t>
+      </w:r>
+      <w:proofErr w:type="spellStart"/>
+      <w:r>
+        <w:rPr>
+          <w:color w:val="000000" w:themeColor="text1"/>
+        </w:rPr>
+        <w:t>gestation_weeks</w:t>
+      </w:r>
+      <w:proofErr w:type="spellEnd"/>
+      <w:r>
+        <w:rPr>
+          <w:color w:val="000000" w:themeColor="text1"/>
+        </w:rPr>
+        <w:t xml:space="preserve"> (0.39) y </w:t>
+      </w:r>
+      <w:proofErr w:type="spellStart"/>
+      <w:r>
+        <w:rPr>
+          <w:color w:val="000000" w:themeColor="text1"/>
+        </w:rPr>
+        <w:t>plurality</w:t>
+      </w:r>
+      <w:proofErr w:type="spellEnd"/>
+      <w:r>
+        <w:rPr>
+          <w:color w:val="000000" w:themeColor="text1"/>
+        </w:rPr>
+        <w:t xml:space="preserve"> (-0.25) son los predictores más fuertes, pero ambas son variables continuas. Los modelos lineales no pueden capturar automáticamente que las 37 semanas son un umbral clínico crítico, antes de ese punto el riesgo cambia de forma abrupta, no gradual. Lo mismo ocurre con la edad de la madre, el riesgo no crece </w:t>
+      </w:r>
+      <w:proofErr w:type="gramStart"/>
+      <w:r>
+        <w:rPr>
+          <w:color w:val="000000" w:themeColor="text1"/>
+        </w:rPr>
+        <w:t>linealmente</w:t>
+      </w:r>
+      <w:proofErr w:type="gramEnd"/>
+      <w:r>
+        <w:rPr>
+          <w:color w:val="000000" w:themeColor="text1"/>
+        </w:rPr>
+        <w:t xml:space="preserve"> sino que es alto en madres muy jóvenes, baja en el rango intermedio y vuelve a subir en madres mayores de 35 (relación en U). Para que los modelos lineales capturen estos quiebres, se codifican como variables binarias.</w:t>
+      </w:r>
+    </w:p>
+    <w:p>
+      <w:pPr>
+        <w:spacing w:after="140"/>
+        <w:rPr>
+          <w:color w:val="000000" w:themeColor="text1"/>
+        </w:rPr>
+      </w:pPr>
+      <w:r>
+        <w:rPr>
+          <w:color w:val="000000" w:themeColor="text1"/>
+        </w:rPr>
+        <w:t>Las variables creadas y su justificación clínica son:</w:t>
+      </w:r>
+    </w:p>
+    <w:p>
+      <w:pPr>
+        <w:spacing w:after="120"/>
+        <w:rPr>
+          <w:color w:val="000000" w:themeColor="text1"/>
+        </w:rPr>
+      </w:pPr>
+    </w:p>
+    <w:tbl>
+      <w:tblPr>
+        <w:tblW w:w="9360" w:type="dxa"/>
+        <w:tblBorders>
+          <w:top w:val="single" w:sz="4" w:space="0" w:color="auto"/>
+          <w:left w:val="single" w:sz="4" w:space="0" w:color="auto"/>
+          <w:bottom w:val="single" w:sz="4" w:space="0" w:color="auto"/>
+          <w:right w:val="single" w:sz="4" w:space="0" w:color="auto"/>
+          <w:insideH w:val="single" w:sz="4" w:space="0" w:color="auto"/>
+          <w:insideV w:val="single" w:sz="4" w:space="0" w:color="auto"/>
+        </w:tblBorders>
+        <w:tblCellMar>
+          <w:left w:w="10" w:type="dxa"/>
+          <w:right w:w="10" w:type="dxa"/>
+        </w:tblCellMar>
+        <w:tblLook w:val="04A0" w:firstRow="1" w:lastRow="0" w:firstColumn="1" w:lastColumn="0" w:noHBand="0" w:noVBand="1"/>
+      </w:tblPr>
+      <w:tblGrid>
+        <w:gridCol w:w="2784"/>
+        <w:gridCol w:w="2259"/>
+        <w:gridCol w:w="4317"/>
+      </w:tblGrid>
+      <w:tr>
+        <w:tblPrEx>
+          <w:tblCellMar>
+            <w:top w:w="0" w:type="dxa"/>
+            <w:bottom w:w="0" w:type="dxa"/>
+          </w:tblCellMar>
+        </w:tblPrEx>
+        <w:tc>
+          <w:tcPr>
+            <w:tcW w:w="2800" w:type="dxa"/>
+            <w:tcBorders>
+              <w:top w:val="single" w:sz="1" w:space="0" w:color="CCCCCC"/>
+              <w:left w:val="single" w:sz="1" w:space="0" w:color="CCCCCC"/>
+              <w:bottom w:val="single" w:sz="1" w:space="0" w:color="CCCCCC"/>
+              <w:right w:val="single" w:sz="1" w:space="0" w:color="CCCCCC"/>
+            </w:tcBorders>
+            <w:shd w:val="clear" w:color="auto" w:fill="D5E8F0"/>
+            <w:tcMar>
+              <w:top w:w="80" w:type="dxa"/>
+              <w:left w:w="120" w:type="dxa"/>
+              <w:bottom w:w="80" w:type="dxa"/>
+              <w:right w:w="120" w:type="dxa"/>
+            </w:tcMar>
+          </w:tcPr>
+          <w:p>
+            <w:pPr>
+              <w:rPr>
+                <w:color w:val="000000" w:themeColor="text1"/>
+              </w:rPr>
+            </w:pPr>
+            <w:r>
+              <w:rPr>
+                <w:b/>
+                <w:bCs/>
+                <w:color w:val="000000" w:themeColor="text1"/>
+                <w:sz w:val="22"/>
+                <w:szCs w:val="22"/>
+              </w:rPr>
+              <w:t>Variable</w:t>
+            </w:r>
+          </w:p>
+        </w:tc>
+        <w:tc>
+          <w:tcPr>
+            <w:tcW w:w="2161" w:type="dxa"/>
+            <w:tcBorders>
+              <w:top w:val="single" w:sz="1" w:space="0" w:color="CCCCCC"/>
+              <w:left w:val="single" w:sz="1" w:space="0" w:color="CCCCCC"/>
+              <w:bottom w:val="single" w:sz="1" w:space="0" w:color="CCCCCC"/>
+              <w:right w:val="single" w:sz="1" w:space="0" w:color="CCCCCC"/>
+            </w:tcBorders>
+            <w:shd w:val="clear" w:color="auto" w:fill="D5E8F0"/>
+            <w:tcMar>
+              <w:top w:w="80" w:type="dxa"/>
+              <w:left w:w="120" w:type="dxa"/>
+              <w:bottom w:w="80" w:type="dxa"/>
+              <w:right w:w="120" w:type="dxa"/>
+            </w:tcMar>
+          </w:tcPr>
+          <w:p>
+            <w:pPr>
+              <w:rPr>
+                <w:color w:val="000000" w:themeColor="text1"/>
+              </w:rPr>
+            </w:pPr>
+            <w:r>
+              <w:rPr>
+                <w:b/>
+                <w:bCs/>
+                <w:color w:val="000000" w:themeColor="text1"/>
+                <w:sz w:val="22"/>
+                <w:szCs w:val="22"/>
+              </w:rPr>
+              <w:t>Definición</w:t>
+            </w:r>
+          </w:p>
+        </w:tc>
+        <w:tc>
+          <w:tcPr>
+            <w:tcW w:w="4399" w:type="dxa"/>
+            <w:tcBorders>
+              <w:top w:val="single" w:sz="1" w:space="0" w:color="CCCCCC"/>
+              <w:left w:val="single" w:sz="1" w:space="0" w:color="CCCCCC"/>
+              <w:bottom w:val="single" w:sz="1" w:space="0" w:color="CCCCCC"/>
+              <w:right w:val="single" w:sz="1" w:space="0" w:color="CCCCCC"/>
+            </w:tcBorders>
+            <w:shd w:val="clear" w:color="auto" w:fill="D5E8F0"/>
+            <w:tcMar>
+              <w:top w:w="80" w:type="dxa"/>
+              <w:left w:w="120" w:type="dxa"/>
+              <w:bottom w:w="80" w:type="dxa"/>
+              <w:right w:w="120" w:type="dxa"/>
+            </w:tcMar>
+          </w:tcPr>
+          <w:p>
+            <w:pPr>
+              <w:rPr>
+                <w:color w:val="000000" w:themeColor="text1"/>
+              </w:rPr>
+            </w:pPr>
+            <w:r>
+              <w:rPr>
+                <w:b/>
+                <w:bCs/>
+                <w:color w:val="000000" w:themeColor="text1"/>
+                <w:sz w:val="22"/>
+                <w:szCs w:val="22"/>
+              </w:rPr>
+              <w:t>Por qué importa</w:t>
+            </w:r>
+          </w:p>
+        </w:tc>
+      </w:tr>
+      <w:tr>
+        <w:tblPrEx>
+          <w:tblCellMar>
+            <w:top w:w="0" w:type="dxa"/>
+            <w:bottom w:w="0" w:type="dxa"/>
+          </w:tblCellMar>
+        </w:tblPrEx>
+        <w:tc>
+          <w:tcPr>
+            <w:tcW w:w="2800" w:type="dxa"/>
+            <w:tcBorders>
+              <w:top w:val="single" w:sz="1" w:space="0" w:color="CCCCCC"/>
+              <w:left w:val="single" w:sz="1" w:space="0" w:color="CCCCCC"/>
+              <w:bottom w:val="single" w:sz="1" w:space="0" w:color="CCCCCC"/>
+              <w:right w:val="single" w:sz="1" w:space="0" w:color="CCCCCC"/>
+            </w:tcBorders>
+            <w:tcMar>
+              <w:top w:w="80" w:type="dxa"/>
+              <w:left w:w="120" w:type="dxa"/>
+              <w:bottom w:w="80" w:type="dxa"/>
+              <w:right w:w="120" w:type="dxa"/>
+            </w:tcMar>
+          </w:tcPr>
+          <w:p>
+            <w:pPr>
+              <w:rPr>
+                <w:color w:val="000000" w:themeColor="text1"/>
+              </w:rPr>
+            </w:pPr>
+            <w:proofErr w:type="spellStart"/>
+            <w:r>
+              <w:rPr>
+                <w:color w:val="000000" w:themeColor="text1"/>
+                <w:sz w:val="22"/>
+                <w:szCs w:val="22"/>
+              </w:rPr>
+              <w:t>riesgo_prematuro</w:t>
+            </w:r>
+            <w:proofErr w:type="spellEnd"/>
+          </w:p>
+        </w:tc>
+        <w:tc>
+          <w:tcPr>
+            <w:tcW w:w="2161" w:type="dxa"/>
+            <w:tcBorders>
+              <w:top w:val="single" w:sz="1" w:space="0" w:color="CCCCCC"/>
+              <w:left w:val="single" w:sz="1" w:space="0" w:color="CCCCCC"/>
+              <w:bottom w:val="single" w:sz="1" w:space="0" w:color="CCCCCC"/>
+              <w:right w:val="single" w:sz="1" w:space="0" w:color="CCCCCC"/>
+            </w:tcBorders>
+            <w:tcMar>
+              <w:top w:w="80" w:type="dxa"/>
+              <w:left w:w="120" w:type="dxa"/>
+              <w:bottom w:w="80" w:type="dxa"/>
+              <w:right w:w="120" w:type="dxa"/>
+            </w:tcMar>
+          </w:tcPr>
+          <w:p>
+            <w:pPr>
+              <w:rPr>
+                <w:color w:val="000000" w:themeColor="text1"/>
+              </w:rPr>
+            </w:pPr>
+            <w:proofErr w:type="spellStart"/>
+            <w:r>
+              <w:rPr>
+                <w:color w:val="000000" w:themeColor="text1"/>
+                <w:sz w:val="22"/>
+                <w:szCs w:val="22"/>
+              </w:rPr>
+              <w:t>gestation_weeks</w:t>
+            </w:r>
+            <w:proofErr w:type="spellEnd"/>
+            <w:r>
+              <w:rPr>
+                <w:color w:val="000000" w:themeColor="text1"/>
+                <w:sz w:val="22"/>
+                <w:szCs w:val="22"/>
+              </w:rPr>
+              <w:t xml:space="preserve"> &lt; 37</w:t>
+            </w:r>
+          </w:p>
+        </w:tc>
+        <w:tc>
+          <w:tcPr>
+            <w:tcW w:w="4399" w:type="dxa"/>
+            <w:tcBorders>
+              <w:top w:val="single" w:sz="1" w:space="0" w:color="CCCCCC"/>
+              <w:left w:val="single" w:sz="1" w:space="0" w:color="CCCCCC"/>
+              <w:bottom w:val="single" w:sz="1" w:space="0" w:color="CCCCCC"/>
+              <w:right w:val="single" w:sz="1" w:space="0" w:color="CCCCCC"/>
+            </w:tcBorders>
+            <w:tcMar>
+              <w:top w:w="80" w:type="dxa"/>
+              <w:left w:w="120" w:type="dxa"/>
+              <w:bottom w:w="80" w:type="dxa"/>
+              <w:right w:w="120" w:type="dxa"/>
+            </w:tcMar>
+          </w:tcPr>
+          <w:p>
+            <w:pPr>
+              <w:rPr>
+                <w:color w:val="000000" w:themeColor="text1"/>
+              </w:rPr>
+            </w:pPr>
+            <w:r>
+              <w:rPr>
+                <w:color w:val="000000" w:themeColor="text1"/>
+                <w:sz w:val="22"/>
+                <w:szCs w:val="22"/>
+              </w:rPr>
+              <w:t>Umbral clínico de prematuridad. Antes de las 37 semanas el riesgo de bajo peso cambia bruscamente.</w:t>
+            </w:r>
+          </w:p>
+        </w:tc>
+      </w:tr>
+      <w:tr>
+        <w:tblPrEx>
+          <w:tblCellMar>
+            <w:top w:w="0" w:type="dxa"/>
+            <w:bottom w:w="0" w:type="dxa"/>
+          </w:tblCellMar>
+        </w:tblPrEx>
+        <w:tc>
+          <w:tcPr>
+            <w:tcW w:w="2800" w:type="dxa"/>
+            <w:tcBorders>
+              <w:top w:val="single" w:sz="1" w:space="0" w:color="CCCCCC"/>
+              <w:left w:val="single" w:sz="1" w:space="0" w:color="CCCCCC"/>
+              <w:bottom w:val="single" w:sz="1" w:space="0" w:color="CCCCCC"/>
+              <w:right w:val="single" w:sz="1" w:space="0" w:color="CCCCCC"/>
+            </w:tcBorders>
+            <w:tcMar>
+              <w:top w:w="80" w:type="dxa"/>
+              <w:left w:w="120" w:type="dxa"/>
+              <w:bottom w:w="80" w:type="dxa"/>
+              <w:right w:w="120" w:type="dxa"/>
+            </w:tcMar>
+          </w:tcPr>
+          <w:p>
+            <w:pPr>
+              <w:rPr>
+                <w:color w:val="000000" w:themeColor="text1"/>
+              </w:rPr>
+            </w:pPr>
+            <w:proofErr w:type="spellStart"/>
+            <w:r>
+              <w:rPr>
+                <w:color w:val="000000" w:themeColor="text1"/>
+                <w:sz w:val="22"/>
+                <w:szCs w:val="22"/>
+              </w:rPr>
+              <w:lastRenderedPageBreak/>
+              <w:t>multiplo</w:t>
+            </w:r>
+            <w:proofErr w:type="spellEnd"/>
+          </w:p>
+        </w:tc>
+        <w:tc>
+          <w:tcPr>
+            <w:tcW w:w="2161" w:type="dxa"/>
+            <w:tcBorders>
+              <w:top w:val="single" w:sz="1" w:space="0" w:color="CCCCCC"/>
+              <w:left w:val="single" w:sz="1" w:space="0" w:color="CCCCCC"/>
+              <w:bottom w:val="single" w:sz="1" w:space="0" w:color="CCCCCC"/>
+              <w:right w:val="single" w:sz="1" w:space="0" w:color="CCCCCC"/>
+            </w:tcBorders>
+            <w:tcMar>
+              <w:top w:w="80" w:type="dxa"/>
+              <w:left w:w="120" w:type="dxa"/>
+              <w:bottom w:w="80" w:type="dxa"/>
+              <w:right w:w="120" w:type="dxa"/>
+            </w:tcMar>
+          </w:tcPr>
+          <w:p>
+            <w:pPr>
+              <w:rPr>
+                <w:color w:val="000000" w:themeColor="text1"/>
+              </w:rPr>
+            </w:pPr>
+            <w:proofErr w:type="spellStart"/>
+            <w:r>
+              <w:rPr>
+                <w:color w:val="000000" w:themeColor="text1"/>
+                <w:sz w:val="22"/>
+                <w:szCs w:val="22"/>
+              </w:rPr>
+              <w:t>plurality</w:t>
+            </w:r>
+            <w:proofErr w:type="spellEnd"/>
+            <w:r>
+              <w:rPr>
+                <w:color w:val="000000" w:themeColor="text1"/>
+                <w:sz w:val="22"/>
+                <w:szCs w:val="22"/>
+              </w:rPr>
+              <w:t xml:space="preserve"> &gt; 1</w:t>
+            </w:r>
+          </w:p>
+        </w:tc>
+        <w:tc>
+          <w:tcPr>
+            <w:tcW w:w="4399" w:type="dxa"/>
+            <w:tcBorders>
+              <w:top w:val="single" w:sz="1" w:space="0" w:color="CCCCCC"/>
+              <w:left w:val="single" w:sz="1" w:space="0" w:color="CCCCCC"/>
+              <w:bottom w:val="single" w:sz="1" w:space="0" w:color="CCCCCC"/>
+              <w:right w:val="single" w:sz="1" w:space="0" w:color="CCCCCC"/>
+            </w:tcBorders>
+            <w:tcMar>
+              <w:top w:w="80" w:type="dxa"/>
+              <w:left w:w="120" w:type="dxa"/>
+              <w:bottom w:w="80" w:type="dxa"/>
+              <w:right w:w="120" w:type="dxa"/>
+            </w:tcMar>
+          </w:tcPr>
+          <w:p>
+            <w:pPr>
+              <w:rPr>
+                <w:color w:val="000000" w:themeColor="text1"/>
+              </w:rPr>
+            </w:pPr>
+            <w:r>
+              <w:rPr>
+                <w:color w:val="000000" w:themeColor="text1"/>
+                <w:sz w:val="22"/>
+                <w:szCs w:val="22"/>
+              </w:rPr>
+              <w:t>Los embarazos múltiples comparten espacio uterino; cada bebé recibe menos recursos.</w:t>
+            </w:r>
+          </w:p>
+        </w:tc>
+      </w:tr>
+      <w:tr>
+        <w:tblPrEx>
+          <w:tblCellMar>
+            <w:top w:w="0" w:type="dxa"/>
+            <w:bottom w:w="0" w:type="dxa"/>
+          </w:tblCellMar>
+        </w:tblPrEx>
+        <w:tc>
+          <w:tcPr>
+            <w:tcW w:w="2800" w:type="dxa"/>
+            <w:tcBorders>
+              <w:top w:val="single" w:sz="1" w:space="0" w:color="CCCCCC"/>
+              <w:left w:val="single" w:sz="1" w:space="0" w:color="CCCCCC"/>
+              <w:bottom w:val="single" w:sz="1" w:space="0" w:color="CCCCCC"/>
+              <w:right w:val="single" w:sz="1" w:space="0" w:color="CCCCCC"/>
+            </w:tcBorders>
+            <w:tcMar>
+              <w:top w:w="80" w:type="dxa"/>
+              <w:left w:w="120" w:type="dxa"/>
+              <w:bottom w:w="80" w:type="dxa"/>
+              <w:right w:w="120" w:type="dxa"/>
+            </w:tcMar>
+          </w:tcPr>
+          <w:p>
+            <w:pPr>
+              <w:rPr>
+                <w:color w:val="000000" w:themeColor="text1"/>
+              </w:rPr>
+            </w:pPr>
+            <w:proofErr w:type="spellStart"/>
+            <w:r>
+              <w:rPr>
+                <w:color w:val="000000" w:themeColor="text1"/>
+                <w:sz w:val="22"/>
+                <w:szCs w:val="22"/>
+              </w:rPr>
+              <w:t>madre_muy_joven</w:t>
+            </w:r>
+            <w:proofErr w:type="spellEnd"/>
+          </w:p>
+        </w:tc>
+        <w:tc>
+          <w:tcPr>
+            <w:tcW w:w="2161" w:type="dxa"/>
+            <w:tcBorders>
+              <w:top w:val="single" w:sz="1" w:space="0" w:color="CCCCCC"/>
+              <w:left w:val="single" w:sz="1" w:space="0" w:color="CCCCCC"/>
+              <w:bottom w:val="single" w:sz="1" w:space="0" w:color="CCCCCC"/>
+              <w:right w:val="single" w:sz="1" w:space="0" w:color="CCCCCC"/>
+            </w:tcBorders>
+            <w:tcMar>
+              <w:top w:w="80" w:type="dxa"/>
+              <w:left w:w="120" w:type="dxa"/>
+              <w:bottom w:w="80" w:type="dxa"/>
+              <w:right w:w="120" w:type="dxa"/>
+            </w:tcMar>
+          </w:tcPr>
+          <w:p>
+            <w:pPr>
+              <w:rPr>
+                <w:color w:val="000000" w:themeColor="text1"/>
+              </w:rPr>
+            </w:pPr>
+            <w:proofErr w:type="spellStart"/>
+            <w:r>
+              <w:rPr>
+                <w:color w:val="000000" w:themeColor="text1"/>
+                <w:sz w:val="22"/>
+                <w:szCs w:val="22"/>
+              </w:rPr>
+              <w:t>mother_age</w:t>
+            </w:r>
+            <w:proofErr w:type="spellEnd"/>
+            <w:r>
+              <w:rPr>
+                <w:color w:val="000000" w:themeColor="text1"/>
+                <w:sz w:val="22"/>
+                <w:szCs w:val="22"/>
+              </w:rPr>
+              <w:t xml:space="preserve"> &lt; 20</w:t>
+            </w:r>
+          </w:p>
+        </w:tc>
+        <w:tc>
+          <w:tcPr>
+            <w:tcW w:w="4399" w:type="dxa"/>
+            <w:tcBorders>
+              <w:top w:val="single" w:sz="1" w:space="0" w:color="CCCCCC"/>
+              <w:left w:val="single" w:sz="1" w:space="0" w:color="CCCCCC"/>
+              <w:bottom w:val="single" w:sz="1" w:space="0" w:color="CCCCCC"/>
+              <w:right w:val="single" w:sz="1" w:space="0" w:color="CCCCCC"/>
+            </w:tcBorders>
+            <w:tcMar>
+              <w:top w:w="80" w:type="dxa"/>
+              <w:left w:w="120" w:type="dxa"/>
+              <w:bottom w:w="80" w:type="dxa"/>
+              <w:right w:w="120" w:type="dxa"/>
+            </w:tcMar>
+          </w:tcPr>
+          <w:p>
+            <w:pPr>
+              <w:rPr>
+                <w:color w:val="000000" w:themeColor="text1"/>
+              </w:rPr>
+            </w:pPr>
+            <w:r>
+              <w:rPr>
+                <w:color w:val="000000" w:themeColor="text1"/>
+                <w:sz w:val="22"/>
+                <w:szCs w:val="22"/>
+              </w:rPr>
+              <w:t>Maternidad temprana asociada a menor desarrollo físico y menos controles prenatales.</w:t>
+            </w:r>
+          </w:p>
+        </w:tc>
+      </w:tr>
+      <w:tr>
+        <w:tblPrEx>
+          <w:tblCellMar>
+            <w:top w:w="0" w:type="dxa"/>
+            <w:bottom w:w="0" w:type="dxa"/>
+          </w:tblCellMar>
+        </w:tblPrEx>
+        <w:tc>
+          <w:tcPr>
+            <w:tcW w:w="2800" w:type="dxa"/>
+            <w:tcBorders>
+              <w:top w:val="single" w:sz="1" w:space="0" w:color="CCCCCC"/>
+              <w:left w:val="single" w:sz="1" w:space="0" w:color="CCCCCC"/>
+              <w:bottom w:val="single" w:sz="1" w:space="0" w:color="CCCCCC"/>
+              <w:right w:val="single" w:sz="1" w:space="0" w:color="CCCCCC"/>
+            </w:tcBorders>
+            <w:tcMar>
+              <w:top w:w="80" w:type="dxa"/>
+              <w:left w:w="120" w:type="dxa"/>
+              <w:bottom w:w="80" w:type="dxa"/>
+              <w:right w:w="120" w:type="dxa"/>
+            </w:tcMar>
+          </w:tcPr>
+          <w:p>
+            <w:pPr>
+              <w:rPr>
+                <w:color w:val="000000" w:themeColor="text1"/>
+              </w:rPr>
+            </w:pPr>
+            <w:proofErr w:type="spellStart"/>
+            <w:r>
+              <w:rPr>
+                <w:color w:val="000000" w:themeColor="text1"/>
+                <w:sz w:val="22"/>
+                <w:szCs w:val="22"/>
+              </w:rPr>
+              <w:t>madre_mayor</w:t>
+            </w:r>
+            <w:proofErr w:type="spellEnd"/>
+          </w:p>
+        </w:tc>
+        <w:tc>
+          <w:tcPr>
+            <w:tcW w:w="2161" w:type="dxa"/>
+            <w:tcBorders>
+              <w:top w:val="single" w:sz="1" w:space="0" w:color="CCCCCC"/>
+              <w:left w:val="single" w:sz="1" w:space="0" w:color="CCCCCC"/>
+              <w:bottom w:val="single" w:sz="1" w:space="0" w:color="CCCCCC"/>
+              <w:right w:val="single" w:sz="1" w:space="0" w:color="CCCCCC"/>
+            </w:tcBorders>
+            <w:tcMar>
+              <w:top w:w="80" w:type="dxa"/>
+              <w:left w:w="120" w:type="dxa"/>
+              <w:bottom w:w="80" w:type="dxa"/>
+              <w:right w:w="120" w:type="dxa"/>
+            </w:tcMar>
+          </w:tcPr>
+          <w:p>
+            <w:pPr>
+              <w:rPr>
+                <w:color w:val="000000" w:themeColor="text1"/>
+              </w:rPr>
+            </w:pPr>
+            <w:proofErr w:type="spellStart"/>
+            <w:r>
+              <w:rPr>
+                <w:color w:val="000000" w:themeColor="text1"/>
+                <w:sz w:val="22"/>
+                <w:szCs w:val="22"/>
+              </w:rPr>
+              <w:t>mother_age</w:t>
+            </w:r>
+            <w:proofErr w:type="spellEnd"/>
+            <w:r>
+              <w:rPr>
+                <w:color w:val="000000" w:themeColor="text1"/>
+                <w:sz w:val="22"/>
+                <w:szCs w:val="22"/>
+              </w:rPr>
+              <w:t xml:space="preserve"> &gt;= 35</w:t>
+            </w:r>
+          </w:p>
+        </w:tc>
+        <w:tc>
+          <w:tcPr>
+            <w:tcW w:w="4399" w:type="dxa"/>
+            <w:tcBorders>
+              <w:top w:val="single" w:sz="1" w:space="0" w:color="CCCCCC"/>
+              <w:left w:val="single" w:sz="1" w:space="0" w:color="CCCCCC"/>
+              <w:bottom w:val="single" w:sz="1" w:space="0" w:color="CCCCCC"/>
+              <w:right w:val="single" w:sz="1" w:space="0" w:color="CCCCCC"/>
+            </w:tcBorders>
+            <w:tcMar>
+              <w:top w:w="80" w:type="dxa"/>
+              <w:left w:w="120" w:type="dxa"/>
+              <w:bottom w:w="80" w:type="dxa"/>
+              <w:right w:w="120" w:type="dxa"/>
+            </w:tcMar>
+          </w:tcPr>
+          <w:p>
+            <w:pPr>
+              <w:rPr>
+                <w:color w:val="000000" w:themeColor="text1"/>
+              </w:rPr>
+            </w:pPr>
+            <w:r>
+              <w:rPr>
+                <w:color w:val="000000" w:themeColor="text1"/>
+                <w:sz w:val="22"/>
+                <w:szCs w:val="22"/>
+              </w:rPr>
+              <w:t>Maternidad tardía con mayor riesgo de complicaciones gestacionales.</w:t>
+            </w:r>
+          </w:p>
+        </w:tc>
+      </w:tr>
+      <w:tr>
+        <w:tblPrEx>
+          <w:tblCellMar>
+            <w:top w:w="0" w:type="dxa"/>
+            <w:bottom w:w="0" w:type="dxa"/>
+          </w:tblCellMar>
+        </w:tblPrEx>
+        <w:tc>
+          <w:tcPr>
+            <w:tcW w:w="2800" w:type="dxa"/>
+            <w:tcBorders>
+              <w:top w:val="single" w:sz="1" w:space="0" w:color="CCCCCC"/>
+              <w:left w:val="single" w:sz="1" w:space="0" w:color="CCCCCC"/>
+              <w:bottom w:val="single" w:sz="1" w:space="0" w:color="CCCCCC"/>
+              <w:right w:val="single" w:sz="1" w:space="0" w:color="CCCCCC"/>
+            </w:tcBorders>
+            <w:tcMar>
+              <w:top w:w="80" w:type="dxa"/>
+              <w:left w:w="120" w:type="dxa"/>
+              <w:bottom w:w="80" w:type="dxa"/>
+              <w:right w:w="120" w:type="dxa"/>
+            </w:tcMar>
+          </w:tcPr>
+          <w:p>
+            <w:pPr>
+              <w:rPr>
+                <w:color w:val="000000" w:themeColor="text1"/>
+              </w:rPr>
+            </w:pPr>
+            <w:proofErr w:type="spellStart"/>
+            <w:r>
+              <w:rPr>
+                <w:color w:val="000000" w:themeColor="text1"/>
+                <w:sz w:val="22"/>
+                <w:szCs w:val="22"/>
+              </w:rPr>
+              <w:t>ganancia_baja_peso</w:t>
+            </w:r>
+            <w:proofErr w:type="spellEnd"/>
+          </w:p>
+        </w:tc>
+        <w:tc>
+          <w:tcPr>
+            <w:tcW w:w="2161" w:type="dxa"/>
+            <w:tcBorders>
+              <w:top w:val="single" w:sz="1" w:space="0" w:color="CCCCCC"/>
+              <w:left w:val="single" w:sz="1" w:space="0" w:color="CCCCCC"/>
+              <w:bottom w:val="single" w:sz="1" w:space="0" w:color="CCCCCC"/>
+              <w:right w:val="single" w:sz="1" w:space="0" w:color="CCCCCC"/>
+            </w:tcBorders>
+            <w:tcMar>
+              <w:top w:w="80" w:type="dxa"/>
+              <w:left w:w="120" w:type="dxa"/>
+              <w:bottom w:w="80" w:type="dxa"/>
+              <w:right w:w="120" w:type="dxa"/>
+            </w:tcMar>
+          </w:tcPr>
+          <w:p>
+            <w:pPr>
+              <w:rPr>
+                <w:color w:val="000000" w:themeColor="text1"/>
+              </w:rPr>
+            </w:pPr>
+            <w:proofErr w:type="spellStart"/>
+            <w:r>
+              <w:rPr>
+                <w:color w:val="000000" w:themeColor="text1"/>
+                <w:sz w:val="22"/>
+                <w:szCs w:val="22"/>
+              </w:rPr>
+              <w:t>weight_gain_pounds</w:t>
+            </w:r>
+            <w:proofErr w:type="spellEnd"/>
+            <w:r>
+              <w:rPr>
+                <w:color w:val="000000" w:themeColor="text1"/>
+                <w:sz w:val="22"/>
+                <w:szCs w:val="22"/>
+              </w:rPr>
+              <w:t xml:space="preserve"> &lt; 15 lb</w:t>
+            </w:r>
+          </w:p>
+        </w:tc>
+        <w:tc>
+          <w:tcPr>
+            <w:tcW w:w="4399" w:type="dxa"/>
+            <w:tcBorders>
+              <w:top w:val="single" w:sz="1" w:space="0" w:color="CCCCCC"/>
+              <w:left w:val="single" w:sz="1" w:space="0" w:color="CCCCCC"/>
+              <w:bottom w:val="single" w:sz="1" w:space="0" w:color="CCCCCC"/>
+              <w:right w:val="single" w:sz="1" w:space="0" w:color="CCCCCC"/>
+            </w:tcBorders>
+            <w:tcMar>
+              <w:top w:w="80" w:type="dxa"/>
+              <w:left w:w="120" w:type="dxa"/>
+              <w:bottom w:w="80" w:type="dxa"/>
+              <w:right w:w="120" w:type="dxa"/>
+            </w:tcMar>
+          </w:tcPr>
+          <w:p>
+            <w:pPr>
+              <w:rPr>
+                <w:color w:val="000000" w:themeColor="text1"/>
+              </w:rPr>
+            </w:pPr>
+            <w:r>
+              <w:rPr>
+                <w:color w:val="000000" w:themeColor="text1"/>
+                <w:sz w:val="22"/>
+                <w:szCs w:val="22"/>
+              </w:rPr>
+              <w:t>Ganancia insuficiente es indicador de aporte nutricional subóptimo al feto.</w:t>
+            </w:r>
+          </w:p>
+        </w:tc>
+      </w:tr>
+      <w:tr>
+        <w:tblPrEx>
+          <w:tblCellMar>
+            <w:top w:w="0" w:type="dxa"/>
+            <w:bottom w:w="0" w:type="dxa"/>
+          </w:tblCellMar>
+        </w:tblPrEx>
+        <w:tc>
+          <w:tcPr>
+            <w:tcW w:w="2800" w:type="dxa"/>
+            <w:tcBorders>
+              <w:top w:val="single" w:sz="1" w:space="0" w:color="CCCCCC"/>
+              <w:left w:val="single" w:sz="1" w:space="0" w:color="CCCCCC"/>
+              <w:bottom w:val="single" w:sz="1" w:space="0" w:color="CCCCCC"/>
+              <w:right w:val="single" w:sz="1" w:space="0" w:color="CCCCCC"/>
+            </w:tcBorders>
+            <w:tcMar>
+              <w:top w:w="80" w:type="dxa"/>
+              <w:left w:w="120" w:type="dxa"/>
+              <w:bottom w:w="80" w:type="dxa"/>
+              <w:right w:w="120" w:type="dxa"/>
+            </w:tcMar>
+          </w:tcPr>
+          <w:p>
+            <w:pPr>
+              <w:rPr>
+                <w:color w:val="000000" w:themeColor="text1"/>
+              </w:rPr>
+            </w:pPr>
+            <w:r>
+              <w:rPr>
+                <w:color w:val="000000" w:themeColor="text1"/>
+                <w:sz w:val="22"/>
+                <w:szCs w:val="22"/>
+              </w:rPr>
+              <w:t>primigesta</w:t>
+            </w:r>
+          </w:p>
+        </w:tc>
+        <w:tc>
+          <w:tcPr>
+            <w:tcW w:w="2161" w:type="dxa"/>
+            <w:tcBorders>
+              <w:top w:val="single" w:sz="1" w:space="0" w:color="CCCCCC"/>
+              <w:left w:val="single" w:sz="1" w:space="0" w:color="CCCCCC"/>
+              <w:bottom w:val="single" w:sz="1" w:space="0" w:color="CCCCCC"/>
+              <w:right w:val="single" w:sz="1" w:space="0" w:color="CCCCCC"/>
+            </w:tcBorders>
+            <w:tcMar>
+              <w:top w:w="80" w:type="dxa"/>
+              <w:left w:w="120" w:type="dxa"/>
+              <w:bottom w:w="80" w:type="dxa"/>
+              <w:right w:w="120" w:type="dxa"/>
+            </w:tcMar>
+          </w:tcPr>
+          <w:p>
+            <w:pPr>
+              <w:rPr>
+                <w:color w:val="000000" w:themeColor="text1"/>
+              </w:rPr>
+            </w:pPr>
+            <w:proofErr w:type="spellStart"/>
+            <w:r>
+              <w:rPr>
+                <w:color w:val="000000" w:themeColor="text1"/>
+                <w:sz w:val="22"/>
+                <w:szCs w:val="22"/>
+              </w:rPr>
+              <w:t>ever_born</w:t>
+            </w:r>
+            <w:proofErr w:type="spellEnd"/>
+            <w:r>
+              <w:rPr>
+                <w:color w:val="000000" w:themeColor="text1"/>
+                <w:sz w:val="22"/>
+                <w:szCs w:val="22"/>
+              </w:rPr>
+              <w:t xml:space="preserve"> == 1</w:t>
+            </w:r>
+          </w:p>
+        </w:tc>
+        <w:tc>
+          <w:tcPr>
+            <w:tcW w:w="4399" w:type="dxa"/>
+            <w:tcBorders>
+              <w:top w:val="single" w:sz="1" w:space="0" w:color="CCCCCC"/>
+              <w:left w:val="single" w:sz="1" w:space="0" w:color="CCCCCC"/>
+              <w:bottom w:val="single" w:sz="1" w:space="0" w:color="CCCCCC"/>
+              <w:right w:val="single" w:sz="1" w:space="0" w:color="CCCCCC"/>
+            </w:tcBorders>
+            <w:tcMar>
+              <w:top w:w="80" w:type="dxa"/>
+              <w:left w:w="120" w:type="dxa"/>
+              <w:bottom w:w="80" w:type="dxa"/>
+              <w:right w:w="120" w:type="dxa"/>
+            </w:tcMar>
+          </w:tcPr>
+          <w:p>
+            <w:pPr>
+              <w:rPr>
+                <w:color w:val="000000" w:themeColor="text1"/>
+              </w:rPr>
+            </w:pPr>
+            <w:r>
+              <w:rPr>
+                <w:color w:val="000000" w:themeColor="text1"/>
+                <w:sz w:val="22"/>
+                <w:szCs w:val="22"/>
+              </w:rPr>
+              <w:t>Primer embarazo; el cuerpo no ha pasado por el proceso antes.</w:t>
+            </w:r>
+          </w:p>
+        </w:tc>
+      </w:tr>
+      <w:tr>
+        <w:tblPrEx>
+          <w:tblCellMar>
+            <w:top w:w="0" w:type="dxa"/>
+            <w:bottom w:w="0" w:type="dxa"/>
+          </w:tblCellMar>
+        </w:tblPrEx>
+        <w:tc>
+          <w:tcPr>
+            <w:tcW w:w="2800" w:type="dxa"/>
+            <w:tcBorders>
+              <w:top w:val="single" w:sz="1" w:space="0" w:color="CCCCCC"/>
+              <w:left w:val="single" w:sz="1" w:space="0" w:color="CCCCCC"/>
+              <w:bottom w:val="single" w:sz="1" w:space="0" w:color="CCCCCC"/>
+              <w:right w:val="single" w:sz="1" w:space="0" w:color="CCCCCC"/>
+            </w:tcBorders>
+            <w:tcMar>
+              <w:top w:w="80" w:type="dxa"/>
+              <w:left w:w="120" w:type="dxa"/>
+              <w:bottom w:w="80" w:type="dxa"/>
+              <w:right w:w="120" w:type="dxa"/>
+            </w:tcMar>
+          </w:tcPr>
+          <w:p>
+            <w:pPr>
+              <w:rPr>
+                <w:color w:val="000000" w:themeColor="text1"/>
+              </w:rPr>
+            </w:pPr>
+            <w:proofErr w:type="spellStart"/>
+            <w:r>
+              <w:rPr>
+                <w:color w:val="000000" w:themeColor="text1"/>
+                <w:sz w:val="22"/>
+                <w:szCs w:val="22"/>
+              </w:rPr>
+              <w:t>riesgo_social</w:t>
+            </w:r>
+            <w:proofErr w:type="spellEnd"/>
+          </w:p>
+        </w:tc>
+        <w:tc>
+          <w:tcPr>
+            <w:tcW w:w="2161" w:type="dxa"/>
+            <w:tcBorders>
+              <w:top w:val="single" w:sz="1" w:space="0" w:color="CCCCCC"/>
+              <w:left w:val="single" w:sz="1" w:space="0" w:color="CCCCCC"/>
+              <w:bottom w:val="single" w:sz="1" w:space="0" w:color="CCCCCC"/>
+              <w:right w:val="single" w:sz="1" w:space="0" w:color="CCCCCC"/>
+            </w:tcBorders>
+            <w:tcMar>
+              <w:top w:w="80" w:type="dxa"/>
+              <w:left w:w="120" w:type="dxa"/>
+              <w:bottom w:w="80" w:type="dxa"/>
+              <w:right w:w="120" w:type="dxa"/>
+            </w:tcMar>
+          </w:tcPr>
+          <w:p>
+            <w:pPr>
+              <w:rPr>
+                <w:color w:val="000000" w:themeColor="text1"/>
+                <w:lang w:val="en-US"/>
+              </w:rPr>
+            </w:pPr>
+            <w:proofErr w:type="spellStart"/>
+            <w:r>
+              <w:rPr>
+                <w:color w:val="000000" w:themeColor="text1"/>
+                <w:sz w:val="22"/>
+                <w:szCs w:val="22"/>
+                <w:lang w:val="en-US"/>
+              </w:rPr>
+              <w:t>mother_age</w:t>
+            </w:r>
+            <w:proofErr w:type="spellEnd"/>
+            <w:r>
+              <w:rPr>
+                <w:color w:val="000000" w:themeColor="text1"/>
+                <w:sz w:val="22"/>
+                <w:szCs w:val="22"/>
+                <w:lang w:val="en-US"/>
+              </w:rPr>
+              <w:t xml:space="preserve"> &lt; 20 y </w:t>
+            </w:r>
+            <w:proofErr w:type="spellStart"/>
+            <w:r>
+              <w:rPr>
+                <w:color w:val="000000" w:themeColor="text1"/>
+                <w:sz w:val="22"/>
+                <w:szCs w:val="22"/>
+                <w:lang w:val="en-US"/>
+              </w:rPr>
+              <w:t>mother_married</w:t>
+            </w:r>
+            <w:proofErr w:type="spellEnd"/>
+            <w:r>
+              <w:rPr>
+                <w:color w:val="000000" w:themeColor="text1"/>
+                <w:sz w:val="22"/>
+                <w:szCs w:val="22"/>
+                <w:lang w:val="en-US"/>
+              </w:rPr>
+              <w:t xml:space="preserve"> = False</w:t>
+            </w:r>
+          </w:p>
+        </w:tc>
+        <w:tc>
+          <w:tcPr>
+            <w:tcW w:w="4399" w:type="dxa"/>
+            <w:tcBorders>
+              <w:top w:val="single" w:sz="1" w:space="0" w:color="CCCCCC"/>
+              <w:left w:val="single" w:sz="1" w:space="0" w:color="CCCCCC"/>
+              <w:bottom w:val="single" w:sz="1" w:space="0" w:color="CCCCCC"/>
+              <w:right w:val="single" w:sz="1" w:space="0" w:color="CCCCCC"/>
+            </w:tcBorders>
+            <w:tcMar>
+              <w:top w:w="80" w:type="dxa"/>
+              <w:left w:w="120" w:type="dxa"/>
+              <w:bottom w:w="80" w:type="dxa"/>
+              <w:right w:w="120" w:type="dxa"/>
+            </w:tcMar>
+          </w:tcPr>
+          <w:p>
+            <w:pPr>
+              <w:rPr>
+                <w:color w:val="000000" w:themeColor="text1"/>
+              </w:rPr>
+            </w:pPr>
+            <w:r>
+              <w:rPr>
+                <w:color w:val="000000" w:themeColor="text1"/>
+                <w:sz w:val="22"/>
+                <w:szCs w:val="22"/>
+              </w:rPr>
+              <w:t>Combinación de vulnerabilidad etaria y falta de red de apoyo familiar.</w:t>
+            </w:r>
+          </w:p>
+        </w:tc>
+      </w:tr>
+    </w:tbl>
+    <w:p>
+      <w:pPr>
+        <w:pStyle w:val="Ttulo2"/>
+        <w:numPr>
+          <w:ilvl w:val="2"/>
+          <w:numId w:val="13"/>
+        </w:numPr>
+        <w:rPr>
+          <w:color w:val="000000" w:themeColor="text1"/>
+        </w:rPr>
+      </w:pPr>
+      <w:r>
+        <w:rPr>
+          <w:color w:val="000000" w:themeColor="text1"/>
+        </w:rPr>
+        <w:t xml:space="preserve"> Correlación de todas las variables con el peso</w:t>
+      </w:r>
+    </w:p>
+    <w:p>
+      <w:pPr>
+        <w:spacing w:after="140"/>
+        <w:jc w:val="both"/>
+        <w:rPr>
+          <w:color w:val="000000" w:themeColor="text1"/>
+        </w:rPr>
+      </w:pPr>
+      <w:r>
+        <w:rPr>
+          <w:color w:val="000000" w:themeColor="text1"/>
+        </w:rPr>
+        <w:t xml:space="preserve">Al incluir las variables derivadas junto a las originales en un mismo gráfico de correlación, esperamos que </w:t>
+      </w:r>
+      <w:proofErr w:type="spellStart"/>
+      <w:r>
+        <w:rPr>
+          <w:color w:val="000000" w:themeColor="text1"/>
+        </w:rPr>
+        <w:t>riesgo_prematuro</w:t>
+      </w:r>
+      <w:proofErr w:type="spellEnd"/>
+      <w:r>
+        <w:rPr>
+          <w:color w:val="000000" w:themeColor="text1"/>
+        </w:rPr>
+        <w:t xml:space="preserve"> aparezca con correlación alta y negativa (cercana a </w:t>
+      </w:r>
+      <w:proofErr w:type="spellStart"/>
+      <w:r>
+        <w:rPr>
+          <w:color w:val="000000" w:themeColor="text1"/>
+        </w:rPr>
+        <w:t>gestation_</w:t>
+      </w:r>
+      <w:proofErr w:type="gramStart"/>
+      <w:r>
+        <w:rPr>
+          <w:color w:val="000000" w:themeColor="text1"/>
+        </w:rPr>
+        <w:t>weeks</w:t>
+      </w:r>
+      <w:proofErr w:type="spellEnd"/>
+      <w:proofErr w:type="gramEnd"/>
+      <w:r>
+        <w:rPr>
+          <w:color w:val="000000" w:themeColor="text1"/>
+        </w:rPr>
+        <w:t xml:space="preserve"> pero con signo opuesto porque a mayor riesgo menor peso), y que las demás variables binarias tengan correlaciones menores a sus contrapartes continuas. Si alguna variable derivada duplica la señal de su original sin aportar nada nuevo, se descarta para evitar redundancia en el modelo.</w:t>
+      </w:r>
+    </w:p>
+    <w:p>
+      <w:pPr>
+        <w:spacing w:after="140"/>
+        <w:jc w:val="center"/>
+        <w:rPr>
+          <w:i/>
+          <w:iCs/>
+          <w:color w:val="000000" w:themeColor="text1"/>
+          <w:sz w:val="22"/>
+          <w:szCs w:val="22"/>
+        </w:rPr>
+      </w:pPr>
+      <w:r>
+        <w:rPr>
+          <w:i/>
+          <w:iCs/>
+          <w:color w:val="000000" w:themeColor="text1"/>
+          <w:sz w:val="22"/>
+          <w:szCs w:val="22"/>
+        </w:rPr>
+        <w:drawing>
+          <wp:inline distT="0" distB="0" distL="0" distR="0" wp14:anchorId="0B86F217" wp14:editId="53022376">
+            <wp:extent cx="3968750" cy="3199711"/>
+            <wp:effectExtent l="0" t="0" r="0" b="1270"/>
+            <wp:docPr id="1723306598" name="Imagen 1"/>
+            <wp:cNvGraphicFramePr>
+              <a:graphicFrameLocks xmlns:a="http://schemas.openxmlformats.org/drawingml/2006/main" noChangeAspect="1"/>
+            </wp:cNvGraphicFramePr>
+            <a:graphic xmlns:a="http://schemas.openxmlformats.org/drawingml/2006/main">
+              <a:graphicData uri="http://schemas.openxmlformats.org/drawingml/2006/picture">
+                <pic:pic xmlns:pic="http://schemas.openxmlformats.org/drawingml/2006/picture">
+                  <pic:nvPicPr>
+                    <pic:cNvPr id="1723306598" name=""/>
+                    <pic:cNvPicPr/>
+                  </pic:nvPicPr>
+                  <pic:blipFill>
+                    <a:blip r:embed="rId10"/>
+                    <a:stretch>
+                      <a:fillRect/>
+                    </a:stretch>
+                  </pic:blipFill>
+                  <pic:spPr>
+                    <a:xfrm>
+                      <a:off x="0" y="0"/>
+                      <a:ext cx="3973612" cy="3203631"/>
+                    </a:xfrm>
+                    <a:prstGeom prst="rect">
+                      <a:avLst/>
+                    </a:prstGeom>
+                  </pic:spPr>
+                </pic:pic>
+              </a:graphicData>
+            </a:graphic>
+          </wp:inline>
+        </w:drawing>
+      </w:r>
+    </w:p>
+    <w:p>
+      <w:pPr>
+        <w:spacing w:after="140"/>
+        <w:jc w:val="both"/>
+        <w:rPr>
+          <w:color w:val="000000" w:themeColor="text1"/>
+        </w:rPr>
+      </w:pPr>
+      <w:r>
+        <w:rPr>
+          <w:color w:val="000000" w:themeColor="text1"/>
+        </w:rPr>
+        <w:t xml:space="preserve">El gráfico confirma que el </w:t>
+      </w:r>
+      <w:proofErr w:type="spellStart"/>
+      <w:r>
+        <w:rPr>
+          <w:color w:val="000000" w:themeColor="text1"/>
+        </w:rPr>
+        <w:t>riesgo_prematuro</w:t>
+      </w:r>
+      <w:proofErr w:type="spellEnd"/>
+      <w:r>
+        <w:rPr>
+          <w:color w:val="000000" w:themeColor="text1"/>
+        </w:rPr>
+        <w:t xml:space="preserve"> aparece con correlación -0.36, casi tan fuerte como </w:t>
+      </w:r>
+      <w:proofErr w:type="spellStart"/>
+      <w:r>
+        <w:rPr>
+          <w:color w:val="000000" w:themeColor="text1"/>
+        </w:rPr>
+        <w:t>gestation_weeks</w:t>
+      </w:r>
+      <w:proofErr w:type="spellEnd"/>
+      <w:r>
+        <w:rPr>
+          <w:color w:val="000000" w:themeColor="text1"/>
+        </w:rPr>
+        <w:t xml:space="preserve"> (0.39) pero en dirección opuesta, lo </w:t>
+      </w:r>
+      <w:proofErr w:type="gramStart"/>
+      <w:r>
+        <w:rPr>
+          <w:color w:val="000000" w:themeColor="text1"/>
+        </w:rPr>
+        <w:t>que</w:t>
+      </w:r>
+      <w:proofErr w:type="gramEnd"/>
+      <w:r>
+        <w:rPr>
+          <w:color w:val="000000" w:themeColor="text1"/>
+        </w:rPr>
+        <w:t xml:space="preserve"> valida su inclusión, codifica el mismo fenómeno, pero desde el umbral clínico que los modelos lineales no detectan solos.</w:t>
+      </w:r>
+    </w:p>
+    <w:p>
+      <w:pPr>
+        <w:spacing w:after="140"/>
+        <w:jc w:val="both"/>
+        <w:rPr>
+          <w:color w:val="000000" w:themeColor="text1"/>
+        </w:rPr>
+      </w:pPr>
+      <w:r>
+        <w:rPr>
+          <w:color w:val="000000" w:themeColor="text1"/>
+        </w:rPr>
+        <w:lastRenderedPageBreak/>
+        <w:t>Los indicadores de reporte (</w:t>
+      </w:r>
+      <w:proofErr w:type="spellStart"/>
+      <w:r>
+        <w:rPr>
+          <w:color w:val="000000" w:themeColor="text1"/>
+        </w:rPr>
+        <w:t>cigarette_reported</w:t>
+      </w:r>
+      <w:proofErr w:type="spellEnd"/>
+      <w:r>
+        <w:rPr>
+          <w:color w:val="000000" w:themeColor="text1"/>
+        </w:rPr>
+        <w:t xml:space="preserve">, </w:t>
+      </w:r>
+      <w:proofErr w:type="spellStart"/>
+      <w:r>
+        <w:rPr>
+          <w:color w:val="000000" w:themeColor="text1"/>
+        </w:rPr>
+        <w:t>alcohol_reported</w:t>
+      </w:r>
+      <w:proofErr w:type="spellEnd"/>
+      <w:r>
+        <w:rPr>
+          <w:color w:val="000000" w:themeColor="text1"/>
+        </w:rPr>
+        <w:t xml:space="preserve">, </w:t>
+      </w:r>
+      <w:proofErr w:type="spellStart"/>
+      <w:r>
+        <w:rPr>
+          <w:color w:val="000000" w:themeColor="text1"/>
+        </w:rPr>
+        <w:t>race_reported</w:t>
+      </w:r>
+      <w:proofErr w:type="spellEnd"/>
+      <w:r>
+        <w:rPr>
+          <w:color w:val="000000" w:themeColor="text1"/>
+        </w:rPr>
+        <w:t xml:space="preserve">, </w:t>
+      </w:r>
+      <w:proofErr w:type="spellStart"/>
+      <w:r>
+        <w:rPr>
+          <w:color w:val="000000" w:themeColor="text1"/>
+        </w:rPr>
+        <w:t>weight_gain_reported</w:t>
+      </w:r>
+      <w:proofErr w:type="spellEnd"/>
+      <w:r>
+        <w:rPr>
+          <w:color w:val="000000" w:themeColor="text1"/>
+        </w:rPr>
+        <w:t xml:space="preserve">) tienen correlación cercana a cero (menor a 0.04), lo que nos indica que el no-reporte era una señal útil. Se descartan. Las variables binarias de riesgo como </w:t>
+      </w:r>
+      <w:proofErr w:type="spellStart"/>
+      <w:r>
+        <w:rPr>
+          <w:color w:val="000000" w:themeColor="text1"/>
+        </w:rPr>
+        <w:t>multiplo</w:t>
+      </w:r>
+      <w:proofErr w:type="spellEnd"/>
+      <w:r>
+        <w:rPr>
+          <w:color w:val="000000" w:themeColor="text1"/>
+        </w:rPr>
+        <w:t xml:space="preserve">, </w:t>
+      </w:r>
+      <w:proofErr w:type="spellStart"/>
+      <w:r>
+        <w:rPr>
+          <w:color w:val="000000" w:themeColor="text1"/>
+        </w:rPr>
+        <w:t>ganancia_baja_peso</w:t>
+      </w:r>
+      <w:proofErr w:type="spellEnd"/>
+      <w:r>
+        <w:rPr>
+          <w:color w:val="000000" w:themeColor="text1"/>
+        </w:rPr>
+        <w:t xml:space="preserve">, </w:t>
+      </w:r>
+      <w:proofErr w:type="spellStart"/>
+      <w:r>
+        <w:rPr>
+          <w:color w:val="000000" w:themeColor="text1"/>
+        </w:rPr>
+        <w:t>madre_muy_joven</w:t>
+      </w:r>
+      <w:proofErr w:type="spellEnd"/>
+      <w:r>
+        <w:rPr>
+          <w:color w:val="000000" w:themeColor="text1"/>
+        </w:rPr>
+        <w:t xml:space="preserve">, </w:t>
+      </w:r>
+      <w:proofErr w:type="spellStart"/>
+      <w:r>
+        <w:rPr>
+          <w:color w:val="000000" w:themeColor="text1"/>
+        </w:rPr>
+        <w:t>madre_mayor</w:t>
+      </w:r>
+      <w:proofErr w:type="spellEnd"/>
+      <w:r>
+        <w:rPr>
+          <w:color w:val="000000" w:themeColor="text1"/>
+        </w:rPr>
+        <w:t xml:space="preserve"> y </w:t>
+      </w:r>
+      <w:proofErr w:type="spellStart"/>
+      <w:r>
+        <w:rPr>
+          <w:color w:val="000000" w:themeColor="text1"/>
+        </w:rPr>
+        <w:t>riesgo_social</w:t>
+      </w:r>
+      <w:proofErr w:type="spellEnd"/>
+      <w:r>
+        <w:rPr>
+          <w:color w:val="000000" w:themeColor="text1"/>
+        </w:rPr>
+        <w:t xml:space="preserve"> tienen correlaciones menores a las de sus variables continuas originales (</w:t>
+      </w:r>
+      <w:proofErr w:type="spellStart"/>
+      <w:r>
+        <w:rPr>
+          <w:color w:val="000000" w:themeColor="text1"/>
+        </w:rPr>
+        <w:t>plurality</w:t>
+      </w:r>
+      <w:proofErr w:type="spellEnd"/>
+      <w:r>
+        <w:rPr>
+          <w:color w:val="000000" w:themeColor="text1"/>
+        </w:rPr>
+        <w:t xml:space="preserve">, </w:t>
+      </w:r>
+      <w:proofErr w:type="spellStart"/>
+      <w:r>
+        <w:rPr>
+          <w:color w:val="000000" w:themeColor="text1"/>
+        </w:rPr>
+        <w:t>weight_gain_pounds</w:t>
+      </w:r>
+      <w:proofErr w:type="spellEnd"/>
+      <w:r>
+        <w:rPr>
+          <w:color w:val="000000" w:themeColor="text1"/>
+        </w:rPr>
+        <w:t xml:space="preserve">, </w:t>
+      </w:r>
+      <w:proofErr w:type="spellStart"/>
+      <w:r>
+        <w:rPr>
+          <w:color w:val="000000" w:themeColor="text1"/>
+        </w:rPr>
+        <w:t>mother_age</w:t>
+      </w:r>
+      <w:proofErr w:type="spellEnd"/>
+      <w:r>
+        <w:rPr>
+          <w:color w:val="000000" w:themeColor="text1"/>
+        </w:rPr>
+        <w:t>), confirmando que son redundantes y añaden colinealidad sin información nueva.</w:t>
+      </w:r>
+    </w:p>
+    <w:p>
+      <w:pPr>
+        <w:pStyle w:val="Ttulo2"/>
+        <w:numPr>
+          <w:ilvl w:val="2"/>
+          <w:numId w:val="13"/>
+        </w:numPr>
+        <w:rPr>
+          <w:color w:val="000000" w:themeColor="text1"/>
+        </w:rPr>
+      </w:pPr>
+      <w:r>
+        <w:rPr>
+          <w:color w:val="000000" w:themeColor="text1"/>
+        </w:rPr>
+        <w:t xml:space="preserve"> Tratamiento de valores extremos</w:t>
+      </w:r>
+    </w:p>
+    <w:p>
+      <w:pPr>
+        <w:spacing w:after="140"/>
+        <w:rPr>
+          <w:color w:val="000000" w:themeColor="text1"/>
+        </w:rPr>
+      </w:pPr>
+      <w:r>
+        <w:rPr>
+          <w:color w:val="000000" w:themeColor="text1"/>
+        </w:rPr>
+        <w:t>Aunque los valores de 99 ya fueron convertidos a nulos, pueden existir valores biológicamente imposibles que pasaron el filtro anterior. Un peso de 0.5 libras o 20 libras al nacer no existe en la realidad y distorsionaría el entrenamiento. Lo mismo aplica a semanas de gestación fuera del rango viable. Se aplican dos estrategias complementarias, recorte por rango biológico para las variables clínicas, y recorte por rango intercuartílico (IQR) para variables como la edad de la madre y la ganancia de peso donde el límite no es biológico sino estadístico.</w:t>
+      </w:r>
+    </w:p>
+    <w:p>
+      <w:pPr>
+        <w:spacing w:after="140"/>
+        <w:rPr>
+          <w:color w:val="000000" w:themeColor="text1"/>
+        </w:rPr>
+      </w:pPr>
+      <w:r>
+        <w:rPr>
+          <w:color w:val="000000" w:themeColor="text1"/>
+        </w:rPr>
+        <w:t>Las reglas aplicadas son:</w:t>
+      </w:r>
+    </w:p>
+    <w:p>
+      <w:pPr>
+        <w:pStyle w:val="Prrafodelista"/>
+        <w:numPr>
+          <w:ilvl w:val="0"/>
+          <w:numId w:val="8"/>
+        </w:numPr>
+        <w:spacing w:after="100"/>
+        <w:rPr>
+          <w:color w:val="000000" w:themeColor="text1"/>
+        </w:rPr>
+      </w:pPr>
+      <w:r>
+        <w:rPr>
+          <w:b/>
+          <w:bCs/>
+          <w:color w:val="000000" w:themeColor="text1"/>
+        </w:rPr>
+        <w:t xml:space="preserve">Rango biológico: </w:t>
+      </w:r>
+      <w:proofErr w:type="spellStart"/>
+      <w:r>
+        <w:rPr>
+          <w:color w:val="000000" w:themeColor="text1"/>
+        </w:rPr>
+        <w:t>weight_pounds</w:t>
+      </w:r>
+      <w:proofErr w:type="spellEnd"/>
+      <w:r>
+        <w:rPr>
+          <w:color w:val="000000" w:themeColor="text1"/>
+        </w:rPr>
+        <w:t xml:space="preserve"> entre 1 y 14 libras; </w:t>
+      </w:r>
+      <w:proofErr w:type="spellStart"/>
+      <w:r>
+        <w:rPr>
+          <w:color w:val="000000" w:themeColor="text1"/>
+        </w:rPr>
+        <w:t>gestation_weeks</w:t>
+      </w:r>
+      <w:proofErr w:type="spellEnd"/>
+      <w:r>
+        <w:rPr>
+          <w:color w:val="000000" w:themeColor="text1"/>
+        </w:rPr>
+        <w:t xml:space="preserve"> entre 24 y 45 semanas. Los registros fuera de estos rangos se eliminan porque no pueden corresponder a nacimientos reales.</w:t>
+      </w:r>
+    </w:p>
+    <w:p>
+      <w:pPr>
+        <w:pStyle w:val="Prrafodelista"/>
+        <w:numPr>
+          <w:ilvl w:val="0"/>
+          <w:numId w:val="8"/>
+        </w:numPr>
+        <w:spacing w:after="140"/>
+        <w:rPr>
+          <w:color w:val="000000" w:themeColor="text1"/>
+        </w:rPr>
+      </w:pPr>
+      <w:proofErr w:type="spellStart"/>
+      <w:r>
+        <w:rPr>
+          <w:b/>
+          <w:bCs/>
+          <w:color w:val="000000" w:themeColor="text1"/>
+          <w:lang w:val="en-US"/>
+        </w:rPr>
+        <w:t>Recorte</w:t>
+      </w:r>
+      <w:proofErr w:type="spellEnd"/>
+      <w:r>
+        <w:rPr>
+          <w:b/>
+          <w:bCs/>
+          <w:color w:val="000000" w:themeColor="text1"/>
+          <w:lang w:val="en-US"/>
+        </w:rPr>
+        <w:t xml:space="preserve"> </w:t>
+      </w:r>
+      <w:proofErr w:type="spellStart"/>
+      <w:r>
+        <w:rPr>
+          <w:b/>
+          <w:bCs/>
+          <w:color w:val="000000" w:themeColor="text1"/>
+          <w:lang w:val="en-US"/>
+        </w:rPr>
+        <w:t>por</w:t>
+      </w:r>
+      <w:proofErr w:type="spellEnd"/>
+      <w:r>
+        <w:rPr>
+          <w:b/>
+          <w:bCs/>
+          <w:color w:val="000000" w:themeColor="text1"/>
+          <w:lang w:val="en-US"/>
+        </w:rPr>
+        <w:t xml:space="preserve"> IQR (factor 1.5): </w:t>
+      </w:r>
+      <w:proofErr w:type="spellStart"/>
+      <w:r>
+        <w:rPr>
+          <w:color w:val="000000" w:themeColor="text1"/>
+          <w:lang w:val="en-US"/>
+        </w:rPr>
+        <w:t>mother_age</w:t>
+      </w:r>
+      <w:proofErr w:type="spellEnd"/>
+      <w:r>
+        <w:rPr>
+          <w:color w:val="000000" w:themeColor="text1"/>
+          <w:lang w:val="en-US"/>
+        </w:rPr>
+        <w:t xml:space="preserve"> y </w:t>
+      </w:r>
+      <w:proofErr w:type="spellStart"/>
+      <w:r>
+        <w:rPr>
+          <w:color w:val="000000" w:themeColor="text1"/>
+          <w:lang w:val="en-US"/>
+        </w:rPr>
+        <w:t>weight_gain_pounds</w:t>
+      </w:r>
+      <w:proofErr w:type="spellEnd"/>
+      <w:r>
+        <w:rPr>
+          <w:color w:val="000000" w:themeColor="text1"/>
+          <w:lang w:val="en-US"/>
+        </w:rPr>
+        <w:t xml:space="preserve">. </w:t>
+      </w:r>
+      <w:r>
+        <w:rPr>
+          <w:color w:val="000000" w:themeColor="text1"/>
+        </w:rPr>
+        <w:t>Se eliminan los valores que caen más de 1.5 veces el rango intercuartílico por encima del tercer cuartil o por debajo del primero.</w:t>
+      </w:r>
+    </w:p>
+    <w:p>
+      <w:pPr>
+        <w:spacing w:after="140"/>
+        <w:rPr>
+          <w:color w:val="000000" w:themeColor="text1"/>
+        </w:rPr>
+      </w:pPr>
+      <w:r>
+        <w:rPr>
+          <w:color w:val="000000" w:themeColor="text1"/>
+        </w:rPr>
+        <w:t xml:space="preserve">Con esto el </w:t>
+      </w:r>
+      <w:proofErr w:type="spellStart"/>
+      <w:r>
+        <w:rPr>
+          <w:color w:val="000000" w:themeColor="text1"/>
+        </w:rPr>
+        <w:t>dataset</w:t>
+      </w:r>
+      <w:proofErr w:type="spellEnd"/>
+      <w:r>
+        <w:rPr>
+          <w:color w:val="000000" w:themeColor="text1"/>
+        </w:rPr>
+        <w:t xml:space="preserve"> queda limpio de valores imposibles y extremos estadísticos. La pérdida de registros es marginal respecto a los 4.25 millones disponibles, por lo que no afecta la representatividad del conjunto de entrenamiento.</w:t>
+      </w:r>
+    </w:p>
+    <w:p>
+      <w:pPr>
+        <w:pStyle w:val="Ttulo2"/>
+        <w:numPr>
+          <w:ilvl w:val="2"/>
+          <w:numId w:val="13"/>
+        </w:numPr>
+        <w:rPr>
+          <w:color w:val="000000" w:themeColor="text1"/>
+        </w:rPr>
+      </w:pPr>
+      <w:r>
+        <w:rPr>
+          <w:color w:val="000000" w:themeColor="text1"/>
+        </w:rPr>
+        <w:t xml:space="preserve"> Variables finales para el modelado</w:t>
+      </w:r>
+    </w:p>
+    <w:p>
+      <w:pPr>
+        <w:spacing w:after="140"/>
+        <w:rPr>
+          <w:color w:val="000000" w:themeColor="text1"/>
+        </w:rPr>
+      </w:pPr>
+      <w:r>
+        <w:rPr>
+          <w:color w:val="000000" w:themeColor="text1"/>
+        </w:rPr>
+        <w:t>A partir del análisis de correlación se seleccionan 12 variables. La elección de cada una responde a su justificación clínica o de negocio. Se pasa de 24 variables candidatas a 12, eliminando redundancias y variables sin señal.</w:t>
+      </w:r>
+    </w:p>
+    <w:p>
+      <w:pPr>
+        <w:pStyle w:val="Ttulo3"/>
+        <w:rPr>
+          <w:color w:val="000000" w:themeColor="text1"/>
+        </w:rPr>
+      </w:pPr>
+      <w:r>
+        <w:rPr>
+          <w:b/>
+          <w:bCs/>
+          <w:color w:val="000000" w:themeColor="text1"/>
+          <w:sz w:val="26"/>
+          <w:szCs w:val="26"/>
+        </w:rPr>
+        <w:t>Variables que se mantienen</w:t>
+      </w:r>
+    </w:p>
+    <w:p>
+      <w:pPr>
+        <w:spacing w:after="140"/>
+        <w:rPr>
+          <w:color w:val="000000" w:themeColor="text1"/>
+        </w:rPr>
+      </w:pPr>
+      <w:r>
+        <w:rPr>
+          <w:b/>
+          <w:bCs/>
+          <w:color w:val="000000" w:themeColor="text1"/>
+        </w:rPr>
+        <w:t>Variables continuas:</w:t>
+      </w:r>
+    </w:p>
+    <w:p>
+      <w:pPr>
+        <w:pStyle w:val="Prrafodelista"/>
+        <w:numPr>
+          <w:ilvl w:val="0"/>
+          <w:numId w:val="9"/>
+        </w:numPr>
+        <w:spacing w:after="100"/>
+        <w:rPr>
+          <w:color w:val="000000" w:themeColor="text1"/>
+        </w:rPr>
+      </w:pPr>
+      <w:proofErr w:type="spellStart"/>
+      <w:r>
+        <w:rPr>
+          <w:b/>
+          <w:bCs/>
+          <w:color w:val="000000" w:themeColor="text1"/>
+        </w:rPr>
+        <w:t>gestation_weeks</w:t>
+      </w:r>
+      <w:proofErr w:type="spellEnd"/>
+      <w:r>
+        <w:rPr>
+          <w:b/>
+          <w:bCs/>
+          <w:color w:val="000000" w:themeColor="text1"/>
+        </w:rPr>
+        <w:t xml:space="preserve"> </w:t>
+      </w:r>
+      <w:r>
+        <w:rPr>
+          <w:color w:val="000000" w:themeColor="text1"/>
+        </w:rPr>
+        <w:t xml:space="preserve">(correlación 0.39): la variable más predictiva. A más semanas de gestación, más tiempo tiene el bebé para desarrollarse y ganar peso. Es el </w:t>
+      </w:r>
+      <w:proofErr w:type="gramStart"/>
+      <w:r>
+        <w:rPr>
+          <w:color w:val="000000" w:themeColor="text1"/>
+        </w:rPr>
+        <w:t>driver</w:t>
+      </w:r>
+      <w:proofErr w:type="gramEnd"/>
+      <w:r>
+        <w:rPr>
+          <w:color w:val="000000" w:themeColor="text1"/>
+        </w:rPr>
+        <w:t xml:space="preserve"> principal del problema y no puede faltar en el modelo.</w:t>
+      </w:r>
+    </w:p>
+    <w:p>
+      <w:pPr>
+        <w:pStyle w:val="Prrafodelista"/>
+        <w:numPr>
+          <w:ilvl w:val="0"/>
+          <w:numId w:val="9"/>
+        </w:numPr>
+        <w:spacing w:after="100"/>
+        <w:rPr>
+          <w:color w:val="000000" w:themeColor="text1"/>
+        </w:rPr>
+      </w:pPr>
+      <w:proofErr w:type="spellStart"/>
+      <w:r>
+        <w:rPr>
+          <w:b/>
+          <w:bCs/>
+          <w:color w:val="000000" w:themeColor="text1"/>
+        </w:rPr>
+        <w:t>plurality</w:t>
+      </w:r>
+      <w:proofErr w:type="spellEnd"/>
+      <w:r>
+        <w:rPr>
+          <w:b/>
+          <w:bCs/>
+          <w:color w:val="000000" w:themeColor="text1"/>
+        </w:rPr>
+        <w:t xml:space="preserve"> </w:t>
+      </w:r>
+      <w:r>
+        <w:rPr>
+          <w:color w:val="000000" w:themeColor="text1"/>
+        </w:rPr>
+        <w:t>(correlación -0.25): los embarazos múltiples reducen sistemáticamente el peso individual porque los bebés comparten el espacio uterino. Aporta una fuente de señal independiente de la gestación.</w:t>
+      </w:r>
+    </w:p>
+    <w:p>
+      <w:pPr>
+        <w:pStyle w:val="Prrafodelista"/>
+        <w:numPr>
+          <w:ilvl w:val="0"/>
+          <w:numId w:val="9"/>
+        </w:numPr>
+        <w:spacing w:after="100"/>
+        <w:rPr>
+          <w:color w:val="000000" w:themeColor="text1"/>
+        </w:rPr>
+      </w:pPr>
+      <w:proofErr w:type="spellStart"/>
+      <w:r>
+        <w:rPr>
+          <w:b/>
+          <w:bCs/>
+          <w:color w:val="000000" w:themeColor="text1"/>
+        </w:rPr>
+        <w:t>weight_gain_pounds</w:t>
+      </w:r>
+      <w:proofErr w:type="spellEnd"/>
+      <w:r>
+        <w:rPr>
+          <w:b/>
+          <w:bCs/>
+          <w:color w:val="000000" w:themeColor="text1"/>
+        </w:rPr>
+        <w:t xml:space="preserve"> </w:t>
+      </w:r>
+      <w:r>
+        <w:rPr>
+          <w:color w:val="000000" w:themeColor="text1"/>
+        </w:rPr>
+        <w:t>(correlación 0.17): la ganancia de peso de la madre es un indicador directo del aporte nutricional al feto. Es además una variable accionable: la EPS puede intervenir sobre ella durante el embarazo.</w:t>
+      </w:r>
+    </w:p>
+    <w:p>
+      <w:pPr>
+        <w:pStyle w:val="Prrafodelista"/>
+        <w:numPr>
+          <w:ilvl w:val="0"/>
+          <w:numId w:val="9"/>
+        </w:numPr>
+        <w:spacing w:after="100"/>
+        <w:rPr>
+          <w:color w:val="000000" w:themeColor="text1"/>
+        </w:rPr>
+      </w:pPr>
+      <w:proofErr w:type="spellStart"/>
+      <w:r>
+        <w:rPr>
+          <w:b/>
+          <w:bCs/>
+          <w:color w:val="000000" w:themeColor="text1"/>
+        </w:rPr>
+        <w:t>cigarettes_per_day</w:t>
+      </w:r>
+      <w:proofErr w:type="spellEnd"/>
+      <w:r>
+        <w:rPr>
+          <w:b/>
+          <w:bCs/>
+          <w:color w:val="000000" w:themeColor="text1"/>
+        </w:rPr>
+        <w:t xml:space="preserve"> </w:t>
+      </w:r>
+      <w:r>
+        <w:rPr>
+          <w:color w:val="000000" w:themeColor="text1"/>
+        </w:rPr>
+        <w:t xml:space="preserve">(correlación -0.11): cuantifica el consumo de tabaco con más detalle que la variable binaria </w:t>
+      </w:r>
+      <w:proofErr w:type="spellStart"/>
+      <w:r>
+        <w:rPr>
+          <w:color w:val="000000" w:themeColor="text1"/>
+        </w:rPr>
+        <w:t>cigarette_use</w:t>
+      </w:r>
+      <w:proofErr w:type="spellEnd"/>
+      <w:r>
+        <w:rPr>
+          <w:color w:val="000000" w:themeColor="text1"/>
+        </w:rPr>
+        <w:t>. Se elige la versión continua porque tiene mayor poder informativo.</w:t>
+      </w:r>
+    </w:p>
+    <w:p>
+      <w:pPr>
+        <w:pStyle w:val="Prrafodelista"/>
+        <w:numPr>
+          <w:ilvl w:val="0"/>
+          <w:numId w:val="9"/>
+        </w:numPr>
+        <w:spacing w:after="100"/>
+        <w:rPr>
+          <w:color w:val="000000" w:themeColor="text1"/>
+        </w:rPr>
+      </w:pPr>
+      <w:proofErr w:type="spellStart"/>
+      <w:r>
+        <w:rPr>
+          <w:b/>
+          <w:bCs/>
+          <w:color w:val="000000" w:themeColor="text1"/>
+        </w:rPr>
+        <w:lastRenderedPageBreak/>
+        <w:t>mother_age</w:t>
+      </w:r>
+      <w:proofErr w:type="spellEnd"/>
+      <w:r>
+        <w:rPr>
+          <w:b/>
+          <w:bCs/>
+          <w:color w:val="000000" w:themeColor="text1"/>
+        </w:rPr>
+        <w:t xml:space="preserve"> </w:t>
+      </w:r>
+      <w:r>
+        <w:rPr>
+          <w:color w:val="000000" w:themeColor="text1"/>
+        </w:rPr>
+        <w:t>(correlación 0.09): tiene una relación en U con el peso al nacer (los extremos de edad son de mayor riesgo). Se deja como continua para que los modelos de árbol capturen esa forma no lineal por sí solos.</w:t>
+      </w:r>
+    </w:p>
+    <w:p>
+      <w:pPr>
+        <w:pStyle w:val="Prrafodelista"/>
+        <w:numPr>
+          <w:ilvl w:val="0"/>
+          <w:numId w:val="9"/>
+        </w:numPr>
+        <w:spacing w:after="140"/>
+        <w:rPr>
+          <w:color w:val="000000" w:themeColor="text1"/>
+        </w:rPr>
+      </w:pPr>
+      <w:proofErr w:type="spellStart"/>
+      <w:r>
+        <w:rPr>
+          <w:b/>
+          <w:bCs/>
+          <w:color w:val="000000" w:themeColor="text1"/>
+        </w:rPr>
+        <w:t>father_age</w:t>
+      </w:r>
+      <w:proofErr w:type="spellEnd"/>
+      <w:r>
+        <w:rPr>
+          <w:b/>
+          <w:bCs/>
+          <w:color w:val="000000" w:themeColor="text1"/>
+        </w:rPr>
+        <w:t xml:space="preserve"> </w:t>
+      </w:r>
+      <w:r>
+        <w:rPr>
+          <w:color w:val="000000" w:themeColor="text1"/>
+        </w:rPr>
+        <w:t>(correlación 0.17): aparece con la misma magnitud que la ganancia de peso de la madre. Funciona como indicador indirecto del perfil socioeconómico del hogar y la estabilidad familiar, y aporta una señal complementaria a las variables maternas.</w:t>
+      </w:r>
+    </w:p>
+    <w:p>
+      <w:pPr>
+        <w:spacing w:after="140"/>
+        <w:rPr>
+          <w:color w:val="000000" w:themeColor="text1"/>
+        </w:rPr>
+      </w:pPr>
+      <w:r>
+        <w:rPr>
+          <w:b/>
+          <w:bCs/>
+          <w:color w:val="000000" w:themeColor="text1"/>
+        </w:rPr>
+        <w:t>Variables booleanas:</w:t>
+      </w:r>
+    </w:p>
+    <w:p>
+      <w:pPr>
+        <w:pStyle w:val="Prrafodelista"/>
+        <w:numPr>
+          <w:ilvl w:val="0"/>
+          <w:numId w:val="10"/>
+        </w:numPr>
+        <w:spacing w:after="100"/>
+        <w:rPr>
+          <w:color w:val="000000" w:themeColor="text1"/>
+        </w:rPr>
+      </w:pPr>
+      <w:proofErr w:type="spellStart"/>
+      <w:r>
+        <w:rPr>
+          <w:b/>
+          <w:bCs/>
+          <w:color w:val="000000" w:themeColor="text1"/>
+        </w:rPr>
+        <w:t>alcohol_use</w:t>
+      </w:r>
+      <w:proofErr w:type="spellEnd"/>
+      <w:r>
+        <w:rPr>
+          <w:b/>
+          <w:bCs/>
+          <w:color w:val="000000" w:themeColor="text1"/>
+        </w:rPr>
+        <w:t xml:space="preserve"> </w:t>
+      </w:r>
+      <w:r>
+        <w:rPr>
+          <w:color w:val="000000" w:themeColor="text1"/>
+        </w:rPr>
+        <w:t xml:space="preserve">(correlación -0.11): es la única señal disponible de consumo de alcohol, ya que </w:t>
+      </w:r>
+      <w:proofErr w:type="spellStart"/>
+      <w:r>
+        <w:rPr>
+          <w:color w:val="000000" w:themeColor="text1"/>
+        </w:rPr>
+        <w:t>drinks_per_week</w:t>
+      </w:r>
+      <w:proofErr w:type="spellEnd"/>
+      <w:r>
+        <w:rPr>
+          <w:color w:val="000000" w:themeColor="text1"/>
+        </w:rPr>
+        <w:t xml:space="preserve"> quedó con 100% de nulos. Pese a su alta tasa de faltantes, cuando se reporta sí discrimina.</w:t>
+      </w:r>
+    </w:p>
+    <w:p>
+      <w:pPr>
+        <w:pStyle w:val="Prrafodelista"/>
+        <w:numPr>
+          <w:ilvl w:val="0"/>
+          <w:numId w:val="10"/>
+        </w:numPr>
+        <w:spacing w:after="100"/>
+        <w:rPr>
+          <w:color w:val="000000" w:themeColor="text1"/>
+        </w:rPr>
+      </w:pPr>
+      <w:proofErr w:type="spellStart"/>
+      <w:r>
+        <w:rPr>
+          <w:b/>
+          <w:bCs/>
+          <w:color w:val="000000" w:themeColor="text1"/>
+        </w:rPr>
+        <w:t>mother_married</w:t>
+      </w:r>
+      <w:proofErr w:type="spellEnd"/>
+      <w:r>
+        <w:rPr>
+          <w:b/>
+          <w:bCs/>
+          <w:color w:val="000000" w:themeColor="text1"/>
+        </w:rPr>
+        <w:t xml:space="preserve"> </w:t>
+      </w:r>
+      <w:r>
+        <w:rPr>
+          <w:color w:val="000000" w:themeColor="text1"/>
+        </w:rPr>
+        <w:t>(correlación 0.11): indicador indirecto del entorno socioeconómico y la red de apoyo durante el embarazo. Aporta una dimensión social que las variables clínicas no cubren.</w:t>
+      </w:r>
+    </w:p>
+    <w:p>
+      <w:pPr>
+        <w:pStyle w:val="Prrafodelista"/>
+        <w:numPr>
+          <w:ilvl w:val="0"/>
+          <w:numId w:val="10"/>
+        </w:numPr>
+        <w:spacing w:after="140"/>
+        <w:rPr>
+          <w:color w:val="000000" w:themeColor="text1"/>
+        </w:rPr>
+      </w:pPr>
+      <w:proofErr w:type="spellStart"/>
+      <w:r>
+        <w:rPr>
+          <w:b/>
+          <w:bCs/>
+          <w:color w:val="000000" w:themeColor="text1"/>
+        </w:rPr>
+        <w:t>is_male</w:t>
+      </w:r>
+      <w:proofErr w:type="spellEnd"/>
+      <w:r>
+        <w:rPr>
+          <w:b/>
+          <w:bCs/>
+          <w:color w:val="000000" w:themeColor="text1"/>
+        </w:rPr>
+        <w:t xml:space="preserve"> </w:t>
+      </w:r>
+      <w:r>
+        <w:rPr>
+          <w:color w:val="000000" w:themeColor="text1"/>
+        </w:rPr>
+        <w:t>(correlación 0.11): el sexo del bebé tiene un efecto pequeño pero consistente; los niños pesan en promedio un poco más que las niñas.</w:t>
+      </w:r>
+    </w:p>
+    <w:p>
+      <w:pPr>
+        <w:spacing w:after="140"/>
+        <w:rPr>
+          <w:color w:val="000000" w:themeColor="text1"/>
+        </w:rPr>
+      </w:pPr>
+      <w:r>
+        <w:rPr>
+          <w:b/>
+          <w:bCs/>
+          <w:color w:val="000000" w:themeColor="text1"/>
+        </w:rPr>
+        <w:t>Variables categóricas:</w:t>
+      </w:r>
+    </w:p>
+    <w:p>
+      <w:pPr>
+        <w:pStyle w:val="Prrafodelista"/>
+        <w:numPr>
+          <w:ilvl w:val="0"/>
+          <w:numId w:val="11"/>
+        </w:numPr>
+        <w:spacing w:after="140"/>
+        <w:rPr>
+          <w:color w:val="000000" w:themeColor="text1"/>
+        </w:rPr>
+      </w:pPr>
+      <w:proofErr w:type="spellStart"/>
+      <w:r>
+        <w:rPr>
+          <w:b/>
+          <w:bCs/>
+          <w:color w:val="000000" w:themeColor="text1"/>
+        </w:rPr>
+        <w:t>mother_race</w:t>
+      </w:r>
+      <w:proofErr w:type="spellEnd"/>
+      <w:r>
+        <w:rPr>
+          <w:b/>
+          <w:bCs/>
+          <w:color w:val="000000" w:themeColor="text1"/>
+        </w:rPr>
+        <w:t xml:space="preserve"> y </w:t>
+      </w:r>
+      <w:proofErr w:type="spellStart"/>
+      <w:r>
+        <w:rPr>
+          <w:b/>
+          <w:bCs/>
+          <w:color w:val="000000" w:themeColor="text1"/>
+        </w:rPr>
+        <w:t>father_race</w:t>
+      </w:r>
+      <w:proofErr w:type="spellEnd"/>
+      <w:r>
+        <w:rPr>
+          <w:b/>
+          <w:bCs/>
+          <w:color w:val="000000" w:themeColor="text1"/>
+        </w:rPr>
+        <w:t xml:space="preserve">: </w:t>
+      </w:r>
+      <w:r>
+        <w:rPr>
+          <w:color w:val="000000" w:themeColor="text1"/>
+        </w:rPr>
+        <w:t xml:space="preserve">capturan diferencias en el peso neonatal entre grupos étnicos documentadas en la literatura, que persisten incluso controlando por edad gestacional. Se codificarán con </w:t>
+      </w:r>
+      <w:proofErr w:type="spellStart"/>
+      <w:r>
+        <w:rPr>
+          <w:color w:val="000000" w:themeColor="text1"/>
+        </w:rPr>
+        <w:t>One</w:t>
+      </w:r>
+      <w:proofErr w:type="spellEnd"/>
+      <w:r>
+        <w:rPr>
+          <w:color w:val="000000" w:themeColor="text1"/>
+        </w:rPr>
+        <w:t xml:space="preserve">-Hot </w:t>
+      </w:r>
+      <w:proofErr w:type="spellStart"/>
+      <w:r>
+        <w:rPr>
+          <w:color w:val="000000" w:themeColor="text1"/>
+        </w:rPr>
+        <w:t>Encoding</w:t>
+      </w:r>
+      <w:proofErr w:type="spellEnd"/>
+      <w:r>
+        <w:rPr>
+          <w:color w:val="000000" w:themeColor="text1"/>
+        </w:rPr>
+        <w:t xml:space="preserve"> dentro del pipeline de cada modelo.</w:t>
+      </w:r>
+    </w:p>
+    <w:p>
+      <w:pPr>
+        <w:spacing w:after="140"/>
+        <w:rPr>
+          <w:color w:val="000000" w:themeColor="text1"/>
+        </w:rPr>
+      </w:pPr>
+      <w:r>
+        <w:rPr>
+          <w:b/>
+          <w:bCs/>
+          <w:color w:val="000000" w:themeColor="text1"/>
+        </w:rPr>
+        <w:t>Variable derivada:</w:t>
+      </w:r>
+    </w:p>
+    <w:p>
+      <w:pPr>
+        <w:pStyle w:val="Prrafodelista"/>
+        <w:numPr>
+          <w:ilvl w:val="0"/>
+          <w:numId w:val="12"/>
+        </w:numPr>
+        <w:spacing w:after="140"/>
+        <w:rPr>
+          <w:color w:val="000000" w:themeColor="text1"/>
+        </w:rPr>
+      </w:pPr>
+      <w:proofErr w:type="spellStart"/>
+      <w:r>
+        <w:rPr>
+          <w:b/>
+          <w:bCs/>
+          <w:color w:val="000000" w:themeColor="text1"/>
+        </w:rPr>
+        <w:t>riesgo_prematuro</w:t>
+      </w:r>
+      <w:proofErr w:type="spellEnd"/>
+      <w:r>
+        <w:rPr>
+          <w:b/>
+          <w:bCs/>
+          <w:color w:val="000000" w:themeColor="text1"/>
+        </w:rPr>
+        <w:t xml:space="preserve"> </w:t>
+      </w:r>
+      <w:r>
+        <w:rPr>
+          <w:color w:val="000000" w:themeColor="text1"/>
+        </w:rPr>
+        <w:t xml:space="preserve">(correlación -0.36): aunque es función directa de </w:t>
+      </w:r>
+      <w:proofErr w:type="spellStart"/>
+      <w:r>
+        <w:rPr>
+          <w:color w:val="000000" w:themeColor="text1"/>
+        </w:rPr>
+        <w:t>gestation_weeks</w:t>
+      </w:r>
+      <w:proofErr w:type="spellEnd"/>
+      <w:r>
+        <w:rPr>
+          <w:color w:val="000000" w:themeColor="text1"/>
+        </w:rPr>
+        <w:t>, se mantiene porque codifica el quiebre clínico de las 37 semanas y permite que los modelos lineales capturen ese salto sin necesidad de transformaciones polinómicas.</w:t>
+      </w:r>
+    </w:p>
+    <w:p>
+      <w:pPr>
+        <w:pStyle w:val="Ttulo3"/>
+        <w:rPr>
+          <w:color w:val="000000" w:themeColor="text1"/>
+        </w:rPr>
+      </w:pPr>
+      <w:r>
+        <w:rPr>
+          <w:b/>
+          <w:bCs/>
+          <w:color w:val="000000" w:themeColor="text1"/>
+          <w:sz w:val="26"/>
+          <w:szCs w:val="26"/>
+        </w:rPr>
+        <w:t>Variables descartadas y razón</w:t>
+      </w:r>
+    </w:p>
+    <w:p>
+      <w:pPr>
+        <w:spacing w:after="120"/>
+        <w:rPr>
+          <w:color w:val="000000" w:themeColor="text1"/>
+        </w:rPr>
+      </w:pPr>
+    </w:p>
+    <w:tbl>
+      <w:tblPr>
+        <w:tblW w:w="9360" w:type="dxa"/>
+        <w:tblBorders>
+          <w:top w:val="single" w:sz="4" w:space="0" w:color="auto"/>
+          <w:left w:val="single" w:sz="4" w:space="0" w:color="auto"/>
+          <w:bottom w:val="single" w:sz="4" w:space="0" w:color="auto"/>
+          <w:right w:val="single" w:sz="4" w:space="0" w:color="auto"/>
+          <w:insideH w:val="single" w:sz="4" w:space="0" w:color="auto"/>
+          <w:insideV w:val="single" w:sz="4" w:space="0" w:color="auto"/>
+        </w:tblBorders>
+        <w:tblCellMar>
+          <w:left w:w="10" w:type="dxa"/>
+          <w:right w:w="10" w:type="dxa"/>
+        </w:tblCellMar>
+        <w:tblLook w:val="04A0" w:firstRow="1" w:lastRow="0" w:firstColumn="1" w:lastColumn="0" w:noHBand="0" w:noVBand="1"/>
+      </w:tblPr>
+      <w:tblGrid>
+        <w:gridCol w:w="4200"/>
+        <w:gridCol w:w="5160"/>
+      </w:tblGrid>
+      <w:tr>
+        <w:tblPrEx>
+          <w:tblCellMar>
+            <w:top w:w="0" w:type="dxa"/>
+            <w:bottom w:w="0" w:type="dxa"/>
+          </w:tblCellMar>
+        </w:tblPrEx>
+        <w:tc>
+          <w:tcPr>
+            <w:tcW w:w="4200" w:type="dxa"/>
+            <w:tcBorders>
+              <w:top w:val="single" w:sz="1" w:space="0" w:color="CCCCCC"/>
+              <w:left w:val="single" w:sz="1" w:space="0" w:color="CCCCCC"/>
+              <w:bottom w:val="single" w:sz="1" w:space="0" w:color="CCCCCC"/>
+              <w:right w:val="single" w:sz="1" w:space="0" w:color="CCCCCC"/>
+            </w:tcBorders>
+            <w:shd w:val="clear" w:color="auto" w:fill="D5E8F0"/>
+            <w:tcMar>
+              <w:top w:w="80" w:type="dxa"/>
+              <w:left w:w="120" w:type="dxa"/>
+              <w:bottom w:w="80" w:type="dxa"/>
+              <w:right w:w="120" w:type="dxa"/>
+            </w:tcMar>
+          </w:tcPr>
+          <w:p>
+            <w:pPr>
+              <w:rPr>
+                <w:color w:val="000000" w:themeColor="text1"/>
+              </w:rPr>
+            </w:pPr>
+            <w:r>
+              <w:rPr>
+                <w:b/>
+                <w:bCs/>
+                <w:color w:val="000000" w:themeColor="text1"/>
+                <w:sz w:val="22"/>
+                <w:szCs w:val="22"/>
+              </w:rPr>
+              <w:t>Variable descartada</w:t>
+            </w:r>
+          </w:p>
+        </w:tc>
+        <w:tc>
+          <w:tcPr>
+            <w:tcW w:w="5160" w:type="dxa"/>
+            <w:tcBorders>
+              <w:top w:val="single" w:sz="1" w:space="0" w:color="CCCCCC"/>
+              <w:left w:val="single" w:sz="1" w:space="0" w:color="CCCCCC"/>
+              <w:bottom w:val="single" w:sz="1" w:space="0" w:color="CCCCCC"/>
+              <w:right w:val="single" w:sz="1" w:space="0" w:color="CCCCCC"/>
+            </w:tcBorders>
+            <w:shd w:val="clear" w:color="auto" w:fill="D5E8F0"/>
+            <w:tcMar>
+              <w:top w:w="80" w:type="dxa"/>
+              <w:left w:w="120" w:type="dxa"/>
+              <w:bottom w:w="80" w:type="dxa"/>
+              <w:right w:w="120" w:type="dxa"/>
+            </w:tcMar>
+          </w:tcPr>
+          <w:p>
+            <w:pPr>
+              <w:rPr>
+                <w:color w:val="000000" w:themeColor="text1"/>
+              </w:rPr>
+            </w:pPr>
+            <w:r>
+              <w:rPr>
+                <w:b/>
+                <w:bCs/>
+                <w:color w:val="000000" w:themeColor="text1"/>
+                <w:sz w:val="22"/>
+                <w:szCs w:val="22"/>
+              </w:rPr>
+              <w:t>Razón</w:t>
+            </w:r>
+          </w:p>
+        </w:tc>
+      </w:tr>
+      <w:tr>
+        <w:tblPrEx>
+          <w:tblCellMar>
+            <w:top w:w="0" w:type="dxa"/>
+            <w:bottom w:w="0" w:type="dxa"/>
+          </w:tblCellMar>
+        </w:tblPrEx>
+        <w:tc>
+          <w:tcPr>
+            <w:tcW w:w="4200" w:type="dxa"/>
+            <w:tcBorders>
+              <w:top w:val="single" w:sz="1" w:space="0" w:color="CCCCCC"/>
+              <w:left w:val="single" w:sz="1" w:space="0" w:color="CCCCCC"/>
+              <w:bottom w:val="single" w:sz="1" w:space="0" w:color="CCCCCC"/>
+              <w:right w:val="single" w:sz="1" w:space="0" w:color="CCCCCC"/>
+            </w:tcBorders>
+            <w:tcMar>
+              <w:top w:w="80" w:type="dxa"/>
+              <w:left w:w="120" w:type="dxa"/>
+              <w:bottom w:w="80" w:type="dxa"/>
+              <w:right w:w="120" w:type="dxa"/>
+            </w:tcMar>
+          </w:tcPr>
+          <w:p>
+            <w:pPr>
+              <w:rPr>
+                <w:color w:val="000000" w:themeColor="text1"/>
+              </w:rPr>
+            </w:pPr>
+            <w:proofErr w:type="spellStart"/>
+            <w:r>
+              <w:rPr>
+                <w:color w:val="000000" w:themeColor="text1"/>
+                <w:sz w:val="22"/>
+                <w:szCs w:val="22"/>
+              </w:rPr>
+              <w:t>cigarette_use</w:t>
+            </w:r>
+            <w:proofErr w:type="spellEnd"/>
+          </w:p>
+        </w:tc>
+        <w:tc>
+          <w:tcPr>
+            <w:tcW w:w="5160" w:type="dxa"/>
+            <w:tcBorders>
+              <w:top w:val="single" w:sz="1" w:space="0" w:color="CCCCCC"/>
+              <w:left w:val="single" w:sz="1" w:space="0" w:color="CCCCCC"/>
+              <w:bottom w:val="single" w:sz="1" w:space="0" w:color="CCCCCC"/>
+              <w:right w:val="single" w:sz="1" w:space="0" w:color="CCCCCC"/>
+            </w:tcBorders>
+            <w:tcMar>
+              <w:top w:w="80" w:type="dxa"/>
+              <w:left w:w="120" w:type="dxa"/>
+              <w:bottom w:w="80" w:type="dxa"/>
+              <w:right w:w="120" w:type="dxa"/>
+            </w:tcMar>
+          </w:tcPr>
+          <w:p>
+            <w:pPr>
+              <w:rPr>
+                <w:color w:val="000000" w:themeColor="text1"/>
+              </w:rPr>
+            </w:pPr>
+            <w:r>
+              <w:rPr>
+                <w:color w:val="000000" w:themeColor="text1"/>
+                <w:sz w:val="22"/>
+                <w:szCs w:val="22"/>
+              </w:rPr>
+              <w:t xml:space="preserve">Redundante con </w:t>
+            </w:r>
+            <w:proofErr w:type="spellStart"/>
+            <w:r>
+              <w:rPr>
+                <w:color w:val="000000" w:themeColor="text1"/>
+                <w:sz w:val="22"/>
+                <w:szCs w:val="22"/>
+              </w:rPr>
+              <w:t>cigarettes_per_day</w:t>
+            </w:r>
+            <w:proofErr w:type="spellEnd"/>
+            <w:r>
+              <w:rPr>
+                <w:color w:val="000000" w:themeColor="text1"/>
+                <w:sz w:val="22"/>
+                <w:szCs w:val="22"/>
+              </w:rPr>
+              <w:t>, que es más informativa al ser continua.</w:t>
+            </w:r>
+          </w:p>
+        </w:tc>
+      </w:tr>
+      <w:tr>
+        <w:tblPrEx>
+          <w:tblCellMar>
+            <w:top w:w="0" w:type="dxa"/>
+            <w:bottom w:w="0" w:type="dxa"/>
+          </w:tblCellMar>
+        </w:tblPrEx>
+        <w:tc>
+          <w:tcPr>
+            <w:tcW w:w="4200" w:type="dxa"/>
+            <w:tcBorders>
+              <w:top w:val="single" w:sz="1" w:space="0" w:color="CCCCCC"/>
+              <w:left w:val="single" w:sz="1" w:space="0" w:color="CCCCCC"/>
+              <w:bottom w:val="single" w:sz="1" w:space="0" w:color="CCCCCC"/>
+              <w:right w:val="single" w:sz="1" w:space="0" w:color="CCCCCC"/>
+            </w:tcBorders>
+            <w:tcMar>
+              <w:top w:w="80" w:type="dxa"/>
+              <w:left w:w="120" w:type="dxa"/>
+              <w:bottom w:w="80" w:type="dxa"/>
+              <w:right w:w="120" w:type="dxa"/>
+            </w:tcMar>
+          </w:tcPr>
+          <w:p>
+            <w:pPr>
+              <w:rPr>
+                <w:color w:val="000000" w:themeColor="text1"/>
+                <w:lang w:val="en-US"/>
+              </w:rPr>
+            </w:pPr>
+            <w:proofErr w:type="spellStart"/>
+            <w:r>
+              <w:rPr>
+                <w:color w:val="000000" w:themeColor="text1"/>
+                <w:sz w:val="22"/>
+                <w:szCs w:val="22"/>
+                <w:lang w:val="en-US"/>
+              </w:rPr>
+              <w:t>cigarette_reported</w:t>
+            </w:r>
+            <w:proofErr w:type="spellEnd"/>
+            <w:r>
+              <w:rPr>
+                <w:color w:val="000000" w:themeColor="text1"/>
+                <w:sz w:val="22"/>
+                <w:szCs w:val="22"/>
+                <w:lang w:val="en-US"/>
+              </w:rPr>
+              <w:t xml:space="preserve">, </w:t>
+            </w:r>
+            <w:proofErr w:type="spellStart"/>
+            <w:r>
+              <w:rPr>
+                <w:color w:val="000000" w:themeColor="text1"/>
+                <w:sz w:val="22"/>
+                <w:szCs w:val="22"/>
+                <w:lang w:val="en-US"/>
+              </w:rPr>
+              <w:t>alcohol_reported</w:t>
+            </w:r>
+            <w:proofErr w:type="spellEnd"/>
+            <w:r>
+              <w:rPr>
+                <w:color w:val="000000" w:themeColor="text1"/>
+                <w:sz w:val="22"/>
+                <w:szCs w:val="22"/>
+                <w:lang w:val="en-US"/>
+              </w:rPr>
+              <w:t xml:space="preserve">, </w:t>
+            </w:r>
+            <w:proofErr w:type="spellStart"/>
+            <w:r>
+              <w:rPr>
+                <w:color w:val="000000" w:themeColor="text1"/>
+                <w:sz w:val="22"/>
+                <w:szCs w:val="22"/>
+                <w:lang w:val="en-US"/>
+              </w:rPr>
+              <w:t>race_reported</w:t>
+            </w:r>
+            <w:proofErr w:type="spellEnd"/>
+            <w:r>
+              <w:rPr>
+                <w:color w:val="000000" w:themeColor="text1"/>
+                <w:sz w:val="22"/>
+                <w:szCs w:val="22"/>
+                <w:lang w:val="en-US"/>
+              </w:rPr>
+              <w:t xml:space="preserve">, </w:t>
+            </w:r>
+            <w:proofErr w:type="spellStart"/>
+            <w:r>
+              <w:rPr>
+                <w:color w:val="000000" w:themeColor="text1"/>
+                <w:sz w:val="22"/>
+                <w:szCs w:val="22"/>
+                <w:lang w:val="en-US"/>
+              </w:rPr>
+              <w:t>weight_gain_reported</w:t>
+            </w:r>
+            <w:proofErr w:type="spellEnd"/>
+          </w:p>
+        </w:tc>
+        <w:tc>
+          <w:tcPr>
+            <w:tcW w:w="5160" w:type="dxa"/>
+            <w:tcBorders>
+              <w:top w:val="single" w:sz="1" w:space="0" w:color="CCCCCC"/>
+              <w:left w:val="single" w:sz="1" w:space="0" w:color="CCCCCC"/>
+              <w:bottom w:val="single" w:sz="1" w:space="0" w:color="CCCCCC"/>
+              <w:right w:val="single" w:sz="1" w:space="0" w:color="CCCCCC"/>
+            </w:tcBorders>
+            <w:tcMar>
+              <w:top w:w="80" w:type="dxa"/>
+              <w:left w:w="120" w:type="dxa"/>
+              <w:bottom w:w="80" w:type="dxa"/>
+              <w:right w:w="120" w:type="dxa"/>
+            </w:tcMar>
+          </w:tcPr>
+          <w:p>
+            <w:pPr>
+              <w:rPr>
+                <w:color w:val="000000" w:themeColor="text1"/>
+              </w:rPr>
+            </w:pPr>
+            <w:r>
+              <w:rPr>
+                <w:color w:val="000000" w:themeColor="text1"/>
+                <w:sz w:val="22"/>
+                <w:szCs w:val="22"/>
+              </w:rPr>
+              <w:t>Correlación cercana a cero (menor a 0.04). La hipótesis de que el no-reporte era una señal no se cumplió.</w:t>
+            </w:r>
+          </w:p>
+        </w:tc>
+      </w:tr>
+      <w:tr>
+        <w:tblPrEx>
+          <w:tblCellMar>
+            <w:top w:w="0" w:type="dxa"/>
+            <w:bottom w:w="0" w:type="dxa"/>
+          </w:tblCellMar>
+        </w:tblPrEx>
+        <w:tc>
+          <w:tcPr>
+            <w:tcW w:w="4200" w:type="dxa"/>
+            <w:tcBorders>
+              <w:top w:val="single" w:sz="1" w:space="0" w:color="CCCCCC"/>
+              <w:left w:val="single" w:sz="1" w:space="0" w:color="CCCCCC"/>
+              <w:bottom w:val="single" w:sz="1" w:space="0" w:color="CCCCCC"/>
+              <w:right w:val="single" w:sz="1" w:space="0" w:color="CCCCCC"/>
+            </w:tcBorders>
+            <w:tcMar>
+              <w:top w:w="80" w:type="dxa"/>
+              <w:left w:w="120" w:type="dxa"/>
+              <w:bottom w:w="80" w:type="dxa"/>
+              <w:right w:w="120" w:type="dxa"/>
+            </w:tcMar>
+          </w:tcPr>
+          <w:p>
+            <w:pPr>
+              <w:rPr>
+                <w:color w:val="000000" w:themeColor="text1"/>
+              </w:rPr>
+            </w:pPr>
+            <w:proofErr w:type="spellStart"/>
+            <w:r>
+              <w:rPr>
+                <w:color w:val="000000" w:themeColor="text1"/>
+                <w:sz w:val="22"/>
+                <w:szCs w:val="22"/>
+              </w:rPr>
+              <w:t>multiplo</w:t>
+            </w:r>
+            <w:proofErr w:type="spellEnd"/>
+            <w:r>
+              <w:rPr>
+                <w:color w:val="000000" w:themeColor="text1"/>
+                <w:sz w:val="22"/>
+                <w:szCs w:val="22"/>
+              </w:rPr>
+              <w:t xml:space="preserve">, </w:t>
+            </w:r>
+            <w:proofErr w:type="spellStart"/>
+            <w:r>
+              <w:rPr>
+                <w:color w:val="000000" w:themeColor="text1"/>
+                <w:sz w:val="22"/>
+                <w:szCs w:val="22"/>
+              </w:rPr>
+              <w:t>ganancia_baja_peso</w:t>
+            </w:r>
+            <w:proofErr w:type="spellEnd"/>
+            <w:r>
+              <w:rPr>
+                <w:color w:val="000000" w:themeColor="text1"/>
+                <w:sz w:val="22"/>
+                <w:szCs w:val="22"/>
+              </w:rPr>
+              <w:t xml:space="preserve">, </w:t>
+            </w:r>
+            <w:proofErr w:type="spellStart"/>
+            <w:r>
+              <w:rPr>
+                <w:color w:val="000000" w:themeColor="text1"/>
+                <w:sz w:val="22"/>
+                <w:szCs w:val="22"/>
+              </w:rPr>
+              <w:t>madre_muy_joven</w:t>
+            </w:r>
+            <w:proofErr w:type="spellEnd"/>
+            <w:r>
+              <w:rPr>
+                <w:color w:val="000000" w:themeColor="text1"/>
+                <w:sz w:val="22"/>
+                <w:szCs w:val="22"/>
+              </w:rPr>
+              <w:t xml:space="preserve">, </w:t>
+            </w:r>
+            <w:proofErr w:type="spellStart"/>
+            <w:r>
+              <w:rPr>
+                <w:color w:val="000000" w:themeColor="text1"/>
+                <w:sz w:val="22"/>
+                <w:szCs w:val="22"/>
+              </w:rPr>
+              <w:t>madre_mayor</w:t>
+            </w:r>
+            <w:proofErr w:type="spellEnd"/>
+            <w:r>
+              <w:rPr>
+                <w:color w:val="000000" w:themeColor="text1"/>
+                <w:sz w:val="22"/>
+                <w:szCs w:val="22"/>
+              </w:rPr>
+              <w:t xml:space="preserve">, </w:t>
+            </w:r>
+            <w:proofErr w:type="spellStart"/>
+            <w:r>
+              <w:rPr>
+                <w:color w:val="000000" w:themeColor="text1"/>
+                <w:sz w:val="22"/>
+                <w:szCs w:val="22"/>
+              </w:rPr>
+              <w:t>riesgo_social</w:t>
+            </w:r>
+            <w:proofErr w:type="spellEnd"/>
+          </w:p>
+        </w:tc>
+        <w:tc>
+          <w:tcPr>
+            <w:tcW w:w="5160" w:type="dxa"/>
+            <w:tcBorders>
+              <w:top w:val="single" w:sz="1" w:space="0" w:color="CCCCCC"/>
+              <w:left w:val="single" w:sz="1" w:space="0" w:color="CCCCCC"/>
+              <w:bottom w:val="single" w:sz="1" w:space="0" w:color="CCCCCC"/>
+              <w:right w:val="single" w:sz="1" w:space="0" w:color="CCCCCC"/>
+            </w:tcBorders>
+            <w:tcMar>
+              <w:top w:w="80" w:type="dxa"/>
+              <w:left w:w="120" w:type="dxa"/>
+              <w:bottom w:w="80" w:type="dxa"/>
+              <w:right w:w="120" w:type="dxa"/>
+            </w:tcMar>
+          </w:tcPr>
+          <w:p>
+            <w:pPr>
+              <w:rPr>
+                <w:color w:val="000000" w:themeColor="text1"/>
+              </w:rPr>
+            </w:pPr>
+            <w:r>
+              <w:rPr>
+                <w:color w:val="000000" w:themeColor="text1"/>
+                <w:sz w:val="22"/>
+                <w:szCs w:val="22"/>
+              </w:rPr>
+              <w:t>Son funciones directas de variables continuas que ya se mantienen. Añaden redundancia sin información nueva.</w:t>
+            </w:r>
+          </w:p>
+        </w:tc>
+      </w:tr>
+      <w:tr>
+        <w:tblPrEx>
+          <w:tblCellMar>
+            <w:top w:w="0" w:type="dxa"/>
+            <w:bottom w:w="0" w:type="dxa"/>
+          </w:tblCellMar>
+        </w:tblPrEx>
+        <w:tc>
+          <w:tcPr>
+            <w:tcW w:w="4200" w:type="dxa"/>
+            <w:tcBorders>
+              <w:top w:val="single" w:sz="1" w:space="0" w:color="CCCCCC"/>
+              <w:left w:val="single" w:sz="1" w:space="0" w:color="CCCCCC"/>
+              <w:bottom w:val="single" w:sz="1" w:space="0" w:color="CCCCCC"/>
+              <w:right w:val="single" w:sz="1" w:space="0" w:color="CCCCCC"/>
+            </w:tcBorders>
+            <w:tcMar>
+              <w:top w:w="80" w:type="dxa"/>
+              <w:left w:w="120" w:type="dxa"/>
+              <w:bottom w:w="80" w:type="dxa"/>
+              <w:right w:w="120" w:type="dxa"/>
+            </w:tcMar>
+          </w:tcPr>
+          <w:p>
+            <w:pPr>
+              <w:rPr>
+                <w:color w:val="000000" w:themeColor="text1"/>
+              </w:rPr>
+            </w:pPr>
+            <w:r>
+              <w:rPr>
+                <w:color w:val="000000" w:themeColor="text1"/>
+                <w:sz w:val="22"/>
+                <w:szCs w:val="22"/>
+              </w:rPr>
+              <w:t xml:space="preserve">primigesta y </w:t>
+            </w:r>
+            <w:proofErr w:type="spellStart"/>
+            <w:r>
+              <w:rPr>
+                <w:color w:val="000000" w:themeColor="text1"/>
+                <w:sz w:val="22"/>
+                <w:szCs w:val="22"/>
+              </w:rPr>
+              <w:t>ever_born</w:t>
+            </w:r>
+            <w:proofErr w:type="spellEnd"/>
+          </w:p>
+        </w:tc>
+        <w:tc>
+          <w:tcPr>
+            <w:tcW w:w="5160" w:type="dxa"/>
+            <w:tcBorders>
+              <w:top w:val="single" w:sz="1" w:space="0" w:color="CCCCCC"/>
+              <w:left w:val="single" w:sz="1" w:space="0" w:color="CCCCCC"/>
+              <w:bottom w:val="single" w:sz="1" w:space="0" w:color="CCCCCC"/>
+              <w:right w:val="single" w:sz="1" w:space="0" w:color="CCCCCC"/>
+            </w:tcBorders>
+            <w:tcMar>
+              <w:top w:w="80" w:type="dxa"/>
+              <w:left w:w="120" w:type="dxa"/>
+              <w:bottom w:w="80" w:type="dxa"/>
+              <w:right w:w="120" w:type="dxa"/>
+            </w:tcMar>
+          </w:tcPr>
+          <w:p>
+            <w:pPr>
+              <w:rPr>
+                <w:color w:val="000000" w:themeColor="text1"/>
+              </w:rPr>
+            </w:pPr>
+            <w:r>
+              <w:rPr>
+                <w:color w:val="000000" w:themeColor="text1"/>
+                <w:sz w:val="22"/>
+                <w:szCs w:val="22"/>
+              </w:rPr>
+              <w:t>Correlación marginal (menor a 0.05). La paridad no muestra señal suficiente para justificar el costo de sus nulos.</w:t>
+            </w:r>
+          </w:p>
+        </w:tc>
+      </w:tr>
+    </w:tbl>
+    <w:p>
+      <w:pPr>
+        <w:spacing w:after="100"/>
+        <w:rPr>
+          <w:color w:val="000000" w:themeColor="text1"/>
+        </w:rPr>
+      </w:pPr>
+    </w:p>
+    <w:p>
+      <w:pPr>
+        <w:spacing w:after="140"/>
+        <w:jc w:val="both"/>
+        <w:rPr>
+          <w:color w:val="000000" w:themeColor="text1"/>
+        </w:rPr>
+      </w:pPr>
+    </w:p>
+    <w:p>
+      <w:pPr>
+        <w:jc w:val="both"/>
+        <w:rPr>
+          <w:color w:val="000000" w:themeColor="text1"/>
+        </w:rPr>
+      </w:pPr>
+    </w:p>
+    <w:p>
+      <w:pPr>
+        <w:jc w:val="both"/>
+        <w:rPr>
+          <w:color w:val="000000" w:themeColor="text1"/>
+        </w:rPr>
+      </w:pPr>
+    </w:p>
+    <w:p>
+      <w:pPr>
+        <w:jc w:val="both"/>
         <w:rPr>
           <w:color w:val="000000" w:themeColor="text1"/>
           <w:highlight w:val="yellow"/>
@@ -962,6 +5774,7 @@
           <w:ilvl w:val="0"/>
           <w:numId w:val="4"/>
         </w:numPr>
+        <w:jc w:val="both"/>
         <w:rPr>
           <w:color w:val="000000" w:themeColor="text1"/>
           <w:highlight w:val="yellow"/>
@@ -981,6 +5794,7 @@
           <w:ilvl w:val="0"/>
           <w:numId w:val="4"/>
         </w:numPr>
+        <w:jc w:val="both"/>
         <w:rPr>
           <w:color w:val="000000" w:themeColor="text1"/>
           <w:highlight w:val="yellow"/>
@@ -1032,6 +5846,7 @@
           <w:ilvl w:val="0"/>
           <w:numId w:val="4"/>
         </w:numPr>
+        <w:jc w:val="both"/>
         <w:rPr>
           <w:color w:val="000000" w:themeColor="text1"/>
           <w:highlight w:val="yellow"/>
@@ -1051,6 +5866,7 @@
           <w:ilvl w:val="0"/>
           <w:numId w:val="4"/>
         </w:numPr>
+        <w:jc w:val="both"/>
         <w:rPr>
           <w:color w:val="000000" w:themeColor="text1"/>
           <w:highlight w:val="yellow"/>
@@ -1129,20 +5945,23 @@
     </w:p>
     <w:p>
       <w:pPr>
-        <w:rPr>
-          <w:color w:val="000000" w:themeColor="text1"/>
-        </w:rPr>
-      </w:pPr>
-    </w:p>
-    <w:p>
-      <w:pPr>
-        <w:rPr>
-          <w:color w:val="000000" w:themeColor="text1"/>
-        </w:rPr>
-      </w:pPr>
-    </w:p>
-    <w:p>
-      <w:pPr>
+        <w:jc w:val="both"/>
+        <w:rPr>
+          <w:color w:val="000000" w:themeColor="text1"/>
+        </w:rPr>
+      </w:pPr>
+    </w:p>
+    <w:p>
+      <w:pPr>
+        <w:jc w:val="both"/>
+        <w:rPr>
+          <w:color w:val="000000" w:themeColor="text1"/>
+        </w:rPr>
+      </w:pPr>
+    </w:p>
+    <w:p>
+      <w:pPr>
+        <w:jc w:val="both"/>
         <w:rPr>
           <w:color w:val="000000" w:themeColor="text1"/>
         </w:rPr>
@@ -1151,10 +5970,7 @@
     <w:p>
       <w:pPr>
         <w:pStyle w:val="Ttulo1"/>
-        <w:numPr>
-          <w:ilvl w:val="0"/>
-          <w:numId w:val="3"/>
-        </w:numPr>
+        <w:jc w:val="both"/>
         <w:rPr>
           <w:color w:val="000000" w:themeColor="text1"/>
         </w:rPr>
@@ -1169,6 +5985,7 @@
     <w:p>
       <w:pPr>
         <w:pStyle w:val="Prrafodelista"/>
+        <w:jc w:val="both"/>
         <w:rPr>
           <w:color w:val="000000" w:themeColor="text1"/>
           <w:highlight w:val="yellow"/>
@@ -1191,6 +6008,7 @@
           <w:ilvl w:val="0"/>
           <w:numId w:val="5"/>
         </w:numPr>
+        <w:jc w:val="both"/>
         <w:rPr>
           <w:color w:val="000000" w:themeColor="text1"/>
           <w:highlight w:val="yellow"/>
@@ -1211,6 +6029,7 @@
           <w:ilvl w:val="1"/>
           <w:numId w:val="5"/>
         </w:numPr>
+        <w:jc w:val="both"/>
         <w:rPr>
           <w:color w:val="000000" w:themeColor="text1"/>
           <w:highlight w:val="yellow"/>
@@ -1231,6 +6050,7 @@
           <w:ilvl w:val="1"/>
           <w:numId w:val="5"/>
         </w:numPr>
+        <w:jc w:val="both"/>
         <w:rPr>
           <w:color w:val="000000" w:themeColor="text1"/>
           <w:highlight w:val="yellow"/>
@@ -1241,7 +6061,6 @@
           <w:color w:val="000000" w:themeColor="text1"/>
           <w:highlight w:val="yellow"/>
         </w:rPr>
-        <w:lastRenderedPageBreak/>
         <w:t xml:space="preserve">En este apartado </w:t>
       </w:r>
       <w:proofErr w:type="spellStart"/>
@@ -1268,6 +6087,7 @@
           <w:ilvl w:val="0"/>
           <w:numId w:val="5"/>
         </w:numPr>
+        <w:jc w:val="both"/>
         <w:rPr>
           <w:color w:val="000000" w:themeColor="text1"/>
           <w:highlight w:val="yellow"/>
@@ -1304,6 +6124,7 @@
           <w:ilvl w:val="1"/>
           <w:numId w:val="5"/>
         </w:numPr>
+        <w:jc w:val="both"/>
         <w:rPr>
           <w:color w:val="000000" w:themeColor="text1"/>
           <w:highlight w:val="yellow"/>
@@ -1324,6 +6145,7 @@
           <w:ilvl w:val="1"/>
           <w:numId w:val="5"/>
         </w:numPr>
+        <w:jc w:val="both"/>
         <w:rPr>
           <w:color w:val="000000" w:themeColor="text1"/>
           <w:highlight w:val="yellow"/>
@@ -1344,6 +6166,7 @@
           <w:ilvl w:val="0"/>
           <w:numId w:val="5"/>
         </w:numPr>
+        <w:jc w:val="both"/>
         <w:rPr>
           <w:color w:val="000000" w:themeColor="text1"/>
           <w:highlight w:val="yellow"/>
@@ -1412,6 +6235,7 @@
           <w:ilvl w:val="0"/>
           <w:numId w:val="5"/>
         </w:numPr>
+        <w:jc w:val="both"/>
         <w:rPr>
           <w:color w:val="000000" w:themeColor="text1"/>
           <w:highlight w:val="yellow"/>
@@ -1432,6 +6256,7 @@
           <w:ilvl w:val="0"/>
           <w:numId w:val="5"/>
         </w:numPr>
+        <w:jc w:val="both"/>
         <w:rPr>
           <w:color w:val="000000" w:themeColor="text1"/>
           <w:highlight w:val="yellow"/>
@@ -1464,13 +6289,15 @@
     <w:p>
       <w:pPr>
         <w:pStyle w:val="Prrafodelista"/>
-        <w:rPr>
-          <w:color w:val="000000" w:themeColor="text1"/>
-        </w:rPr>
-      </w:pPr>
-    </w:p>
-    <w:p>
-      <w:pPr>
+        <w:jc w:val="both"/>
+        <w:rPr>
+          <w:color w:val="000000" w:themeColor="text1"/>
+        </w:rPr>
+      </w:pPr>
+    </w:p>
+    <w:p>
+      <w:pPr>
+        <w:jc w:val="both"/>
         <w:rPr>
           <w:color w:val="000000" w:themeColor="text1"/>
         </w:rPr>
@@ -1481,8 +6308,9 @@
         <w:pStyle w:val="Ttulo1"/>
         <w:numPr>
           <w:ilvl w:val="0"/>
-          <w:numId w:val="3"/>
+          <w:numId w:val="13"/>
         </w:numPr>
+        <w:jc w:val="both"/>
         <w:rPr>
           <w:color w:val="000000" w:themeColor="text1"/>
         </w:rPr>
@@ -1496,27 +6324,31 @@
     </w:p>
     <w:p>
       <w:pPr>
-        <w:rPr>
-          <w:color w:val="000000" w:themeColor="text1"/>
-        </w:rPr>
-      </w:pPr>
-    </w:p>
-    <w:p>
-      <w:pPr>
-        <w:rPr>
-          <w:color w:val="000000" w:themeColor="text1"/>
-        </w:rPr>
-      </w:pPr>
-    </w:p>
-    <w:p>
-      <w:pPr>
-        <w:rPr>
-          <w:color w:val="000000" w:themeColor="text1"/>
-        </w:rPr>
-      </w:pPr>
-    </w:p>
-    <w:p>
-      <w:pPr>
+        <w:jc w:val="both"/>
+        <w:rPr>
+          <w:color w:val="000000" w:themeColor="text1"/>
+        </w:rPr>
+      </w:pPr>
+    </w:p>
+    <w:p>
+      <w:pPr>
+        <w:jc w:val="both"/>
+        <w:rPr>
+          <w:color w:val="000000" w:themeColor="text1"/>
+        </w:rPr>
+      </w:pPr>
+    </w:p>
+    <w:p>
+      <w:pPr>
+        <w:jc w:val="both"/>
+        <w:rPr>
+          <w:color w:val="000000" w:themeColor="text1"/>
+        </w:rPr>
+      </w:pPr>
+    </w:p>
+    <w:p>
+      <w:pPr>
+        <w:jc w:val="both"/>
         <w:rPr>
           <w:color w:val="000000" w:themeColor="text1"/>
         </w:rPr>
@@ -1527,16 +6359,18 @@
         <w:pStyle w:val="Ttulo1"/>
         <w:numPr>
           <w:ilvl w:val="0"/>
-          <w:numId w:val="3"/>
+          <w:numId w:val="13"/>
         </w:numPr>
-        <w:rPr>
-          <w:color w:val="000000" w:themeColor="text1"/>
-        </w:rPr>
-      </w:pPr>
-      <w:r>
-        <w:rPr>
-          <w:color w:val="000000" w:themeColor="text1"/>
-        </w:rPr>
+        <w:jc w:val="both"/>
+        <w:rPr>
+          <w:color w:val="000000" w:themeColor="text1"/>
+        </w:rPr>
+      </w:pPr>
+      <w:r>
+        <w:rPr>
+          <w:color w:val="000000" w:themeColor="text1"/>
+        </w:rPr>
+        <w:lastRenderedPageBreak/>
         <w:t>Conclusiones y Anexos</w:t>
       </w:r>
     </w:p>
@@ -1718,6 +6552,7 @@
     <w:sdt>
       <w:sdtPr>
         <w:rPr>
+          <w:color w:val="000000" w:themeColor="text1"/>
           <w:lang w:val="es-ES"/>
         </w:rPr>
         <w:id w:val="272217952"/>
@@ -1730,7 +6565,6 @@
         <w:rPr>
           <w:b w:val="0"/>
           <w:bCs w:val="0"/>
-          <w:color w:val="auto"/>
           <w:sz w:val="24"/>
           <w:szCs w:val="24"/>
           <w:lang w:val="es-CO"/>
@@ -1761,11 +6595,6 @@
             <w:id w:val="111145805"/>
             <w:bibliography/>
           </w:sdtPr>
-          <w:sdtEndPr>
-            <w:rPr>
-              <w:color w:val="auto"/>
-            </w:rPr>
-          </w:sdtEndPr>
           <w:sdtContent>
             <w:p>
               <w:pPr>
@@ -1940,6 +6769,9 @@
             <w:p>
               <w:pPr>
                 <w:jc w:val="both"/>
+                <w:rPr>
+                  <w:color w:val="000000" w:themeColor="text1"/>
+                </w:rPr>
               </w:pPr>
               <w:r>
                 <w:rPr>
@@ -2074,6 +6906,181 @@
     </w:lvl>
   </w:abstractNum>
   <w:abstractNum w:abstractNumId="1" w15:restartNumberingAfterBreak="0">
+    <w:nsid w:val="190D4E7D"/>
+    <w:multiLevelType w:val="multilevel"/>
+    <w:tmpl w:val="C85854B6"/>
+    <w:lvl w:ilvl="0">
+      <w:start w:val="2"/>
+      <w:numFmt w:val="decimal"/>
+      <w:lvlText w:val="%1."/>
+      <w:lvlJc w:val="left"/>
+      <w:pPr>
+        <w:ind w:left="720" w:hanging="360"/>
+      </w:pPr>
+      <w:rPr>
+        <w:rFonts w:hint="default"/>
+      </w:rPr>
+    </w:lvl>
+    <w:lvl w:ilvl="1">
+      <w:start w:val="1"/>
+      <w:numFmt w:val="decimal"/>
+      <w:isLgl/>
+      <w:lvlText w:val="%1.%2."/>
+      <w:lvlJc w:val="left"/>
+      <w:pPr>
+        <w:ind w:left="1080" w:hanging="720"/>
+      </w:pPr>
+      <w:rPr>
+        <w:rFonts w:hint="default"/>
+      </w:rPr>
+    </w:lvl>
+    <w:lvl w:ilvl="2">
+      <w:start w:val="1"/>
+      <w:numFmt w:val="decimal"/>
+      <w:isLgl/>
+      <w:lvlText w:val="%1.%2.%3."/>
+      <w:lvlJc w:val="left"/>
+      <w:pPr>
+        <w:ind w:left="1080" w:hanging="720"/>
+      </w:pPr>
+      <w:rPr>
+        <w:rFonts w:hint="default"/>
+      </w:rPr>
+    </w:lvl>
+    <w:lvl w:ilvl="3">
+      <w:start w:val="1"/>
+      <w:numFmt w:val="decimal"/>
+      <w:isLgl/>
+      <w:lvlText w:val="%1.%2.%3.%4."/>
+      <w:lvlJc w:val="left"/>
+      <w:pPr>
+        <w:ind w:left="1440" w:hanging="1080"/>
+      </w:pPr>
+      <w:rPr>
+        <w:rFonts w:hint="default"/>
+      </w:rPr>
+    </w:lvl>
+    <w:lvl w:ilvl="4">
+      <w:start w:val="1"/>
+      <w:numFmt w:val="decimal"/>
+      <w:isLgl/>
+      <w:lvlText w:val="%1.%2.%3.%4.%5."/>
+      <w:lvlJc w:val="left"/>
+      <w:pPr>
+        <w:ind w:left="1800" w:hanging="1440"/>
+      </w:pPr>
+      <w:rPr>
+        <w:rFonts w:hint="default"/>
+      </w:rPr>
+    </w:lvl>
+    <w:lvl w:ilvl="5">
+      <w:start w:val="1"/>
+      <w:numFmt w:val="decimal"/>
+      <w:isLgl/>
+      <w:lvlText w:val="%1.%2.%3.%4.%5.%6."/>
+      <w:lvlJc w:val="left"/>
+      <w:pPr>
+        <w:ind w:left="1800" w:hanging="1440"/>
+      </w:pPr>
+      <w:rPr>
+        <w:rFonts w:hint="default"/>
+      </w:rPr>
+    </w:lvl>
+    <w:lvl w:ilvl="6">
+      <w:start w:val="1"/>
+      <w:numFmt w:val="decimal"/>
+      <w:isLgl/>
+      <w:lvlText w:val="%1.%2.%3.%4.%5.%6.%7."/>
+      <w:lvlJc w:val="left"/>
+      <w:pPr>
+        <w:ind w:left="2160" w:hanging="1800"/>
+      </w:pPr>
+      <w:rPr>
+        <w:rFonts w:hint="default"/>
+      </w:rPr>
+    </w:lvl>
+    <w:lvl w:ilvl="7">
+      <w:start w:val="1"/>
+      <w:numFmt w:val="decimal"/>
+      <w:isLgl/>
+      <w:lvlText w:val="%1.%2.%3.%4.%5.%6.%7.%8."/>
+      <w:lvlJc w:val="left"/>
+      <w:pPr>
+        <w:ind w:left="2520" w:hanging="2160"/>
+      </w:pPr>
+      <w:rPr>
+        <w:rFonts w:hint="default"/>
+      </w:rPr>
+    </w:lvl>
+    <w:lvl w:ilvl="8">
+      <w:start w:val="1"/>
+      <w:numFmt w:val="decimal"/>
+      <w:isLgl/>
+      <w:lvlText w:val="%1.%2.%3.%4.%5.%6.%7.%8.%9."/>
+      <w:lvlJc w:val="left"/>
+      <w:pPr>
+        <w:ind w:left="2520" w:hanging="2160"/>
+      </w:pPr>
+      <w:rPr>
+        <w:rFonts w:hint="default"/>
+      </w:rPr>
+    </w:lvl>
+  </w:abstractNum>
+  <w:abstractNum w:abstractNumId="2" w15:restartNumberingAfterBreak="0">
+    <w:nsid w:val="1C4E1F95"/>
+    <w:multiLevelType w:val="hybridMultilevel"/>
+    <w:tmpl w:val="7C681790"/>
+    <w:lvl w:ilvl="0" w:tplc="474CC594">
+      <w:start w:val="1"/>
+      <w:numFmt w:val="bullet"/>
+      <w:lvlText w:val="•"/>
+      <w:lvlJc w:val="left"/>
+      <w:pPr>
+        <w:ind w:left="720" w:hanging="360"/>
+      </w:pPr>
+    </w:lvl>
+    <w:lvl w:ilvl="1" w:tplc="6192B7FC">
+      <w:numFmt w:val="decimal"/>
+      <w:lvlText w:val=""/>
+      <w:lvlJc w:val="left"/>
+    </w:lvl>
+    <w:lvl w:ilvl="2" w:tplc="D3FE7376">
+      <w:numFmt w:val="decimal"/>
+      <w:lvlText w:val=""/>
+      <w:lvlJc w:val="left"/>
+    </w:lvl>
+    <w:lvl w:ilvl="3" w:tplc="DFB83A7E">
+      <w:numFmt w:val="decimal"/>
+      <w:lvlText w:val=""/>
+      <w:lvlJc w:val="left"/>
+    </w:lvl>
+    <w:lvl w:ilvl="4" w:tplc="77348BC2">
+      <w:numFmt w:val="decimal"/>
+      <w:lvlText w:val=""/>
+      <w:lvlJc w:val="left"/>
+    </w:lvl>
+    <w:lvl w:ilvl="5" w:tplc="34448E5C">
+      <w:numFmt w:val="decimal"/>
+      <w:lvlText w:val=""/>
+      <w:lvlJc w:val="left"/>
+    </w:lvl>
+    <w:lvl w:ilvl="6" w:tplc="F8F6A3DC">
+      <w:numFmt w:val="decimal"/>
+      <w:lvlText w:val=""/>
+      <w:lvlJc w:val="left"/>
+    </w:lvl>
+    <w:lvl w:ilvl="7" w:tplc="D332B530">
+      <w:numFmt w:val="decimal"/>
+      <w:lvlText w:val=""/>
+      <w:lvlJc w:val="left"/>
+    </w:lvl>
+    <w:lvl w:ilvl="8" w:tplc="7D3CCCF4">
+      <w:numFmt w:val="decimal"/>
+      <w:lvlText w:val=""/>
+      <w:lvlJc w:val="left"/>
+    </w:lvl>
+  </w:abstractNum>
+  <w:abstractNum w:abstractNumId="3" w15:restartNumberingAfterBreak="0">
     <w:nsid w:val="264C5E28"/>
     <w:multiLevelType w:val="multilevel"/>
     <w:tmpl w:val="E018946A"/>
@@ -2222,7 +7229,7 @@
       </w:rPr>
     </w:lvl>
   </w:abstractNum>
-  <w:abstractNum w:abstractNumId="2" w15:restartNumberingAfterBreak="0">
+  <w:abstractNum w:abstractNumId="4" w15:restartNumberingAfterBreak="0">
     <w:nsid w:val="3B877B5A"/>
     <w:multiLevelType w:val="hybridMultilevel"/>
     <w:tmpl w:val="C4B6FC3C"/>
@@ -2232,7 +7239,7 @@
       <w:lvlText w:val="%1."/>
       <w:lvlJc w:val="left"/>
       <w:pPr>
-        <w:ind w:left="720" w:hanging="360"/>
+        <w:ind w:left="360" w:hanging="360"/>
       </w:pPr>
       <w:rPr>
         <w:rFonts w:hint="default"/>
@@ -2244,7 +7251,7 @@
       <w:lvlText w:val="%2."/>
       <w:lvlJc w:val="left"/>
       <w:pPr>
-        <w:ind w:left="1440" w:hanging="360"/>
+        <w:ind w:left="1080" w:hanging="360"/>
       </w:pPr>
     </w:lvl>
     <w:lvl w:ilvl="2" w:tplc="240A001B" w:tentative="1">
@@ -2253,7 +7260,7 @@
       <w:lvlText w:val="%3."/>
       <w:lvlJc w:val="right"/>
       <w:pPr>
-        <w:ind w:left="2160" w:hanging="180"/>
+        <w:ind w:left="1800" w:hanging="180"/>
       </w:pPr>
     </w:lvl>
     <w:lvl w:ilvl="3" w:tplc="240A000F" w:tentative="1">
@@ -2262,7 +7269,7 @@
       <w:lvlText w:val="%4."/>
       <w:lvlJc w:val="left"/>
       <w:pPr>
-        <w:ind w:left="2880" w:hanging="360"/>
+        <w:ind w:left="2520" w:hanging="360"/>
       </w:pPr>
     </w:lvl>
     <w:lvl w:ilvl="4" w:tplc="240A0019" w:tentative="1">
@@ -2271,7 +7278,7 @@
       <w:lvlText w:val="%5."/>
       <w:lvlJc w:val="left"/>
       <w:pPr>
-        <w:ind w:left="3600" w:hanging="360"/>
+        <w:ind w:left="3240" w:hanging="360"/>
       </w:pPr>
     </w:lvl>
     <w:lvl w:ilvl="5" w:tplc="240A001B" w:tentative="1">
@@ -2280,7 +7287,7 @@
       <w:lvlText w:val="%6."/>
       <w:lvlJc w:val="right"/>
       <w:pPr>
-        <w:ind w:left="4320" w:hanging="180"/>
+        <w:ind w:left="3960" w:hanging="180"/>
       </w:pPr>
     </w:lvl>
     <w:lvl w:ilvl="6" w:tplc="240A000F" w:tentative="1">
@@ -2289,7 +7296,7 @@
       <w:lvlText w:val="%7."/>
       <w:lvlJc w:val="left"/>
       <w:pPr>
-        <w:ind w:left="5040" w:hanging="360"/>
+        <w:ind w:left="4680" w:hanging="360"/>
       </w:pPr>
     </w:lvl>
     <w:lvl w:ilvl="7" w:tplc="240A0019" w:tentative="1">
@@ -2298,7 +7305,7 @@
       <w:lvlText w:val="%8."/>
       <w:lvlJc w:val="left"/>
       <w:pPr>
-        <w:ind w:left="5760" w:hanging="360"/>
+        <w:ind w:left="5400" w:hanging="360"/>
       </w:pPr>
     </w:lvl>
     <w:lvl w:ilvl="8" w:tplc="240A001B" w:tentative="1">
@@ -2307,11 +7314,227 @@
       <w:lvlText w:val="%9."/>
       <w:lvlJc w:val="right"/>
       <w:pPr>
-        <w:ind w:left="6480" w:hanging="180"/>
+        <w:ind w:left="6120" w:hanging="180"/>
       </w:pPr>
     </w:lvl>
   </w:abstractNum>
-  <w:abstractNum w:abstractNumId="3" w15:restartNumberingAfterBreak="0">
+  <w:abstractNum w:abstractNumId="5" w15:restartNumberingAfterBreak="0">
+    <w:nsid w:val="3D953EE3"/>
+    <w:multiLevelType w:val="hybridMultilevel"/>
+    <w:tmpl w:val="7942606C"/>
+    <w:lvl w:ilvl="0" w:tplc="70F6F8A4">
+      <w:start w:val="1"/>
+      <w:numFmt w:val="bullet"/>
+      <w:lvlText w:val="•"/>
+      <w:lvlJc w:val="left"/>
+      <w:pPr>
+        <w:ind w:left="720" w:hanging="360"/>
+      </w:pPr>
+    </w:lvl>
+    <w:lvl w:ilvl="1" w:tplc="64C655D8">
+      <w:numFmt w:val="decimal"/>
+      <w:lvlText w:val=""/>
+      <w:lvlJc w:val="left"/>
+    </w:lvl>
+    <w:lvl w:ilvl="2" w:tplc="AAF654BA">
+      <w:numFmt w:val="decimal"/>
+      <w:lvlText w:val=""/>
+      <w:lvlJc w:val="left"/>
+    </w:lvl>
+    <w:lvl w:ilvl="3" w:tplc="BA20FEBE">
+      <w:numFmt w:val="decimal"/>
+      <w:lvlText w:val=""/>
+      <w:lvlJc w:val="left"/>
+    </w:lvl>
+    <w:lvl w:ilvl="4" w:tplc="588A115E">
+      <w:numFmt w:val="decimal"/>
+      <w:lvlText w:val=""/>
+      <w:lvlJc w:val="left"/>
+    </w:lvl>
+    <w:lvl w:ilvl="5" w:tplc="B2FE559E">
+      <w:numFmt w:val="decimal"/>
+      <w:lvlText w:val=""/>
+      <w:lvlJc w:val="left"/>
+    </w:lvl>
+    <w:lvl w:ilvl="6" w:tplc="F4BECE30">
+      <w:numFmt w:val="decimal"/>
+      <w:lvlText w:val=""/>
+      <w:lvlJc w:val="left"/>
+    </w:lvl>
+    <w:lvl w:ilvl="7" w:tplc="BFD49BCA">
+      <w:numFmt w:val="decimal"/>
+      <w:lvlText w:val=""/>
+      <w:lvlJc w:val="left"/>
+    </w:lvl>
+    <w:lvl w:ilvl="8" w:tplc="2E56F484">
+      <w:numFmt w:val="decimal"/>
+      <w:lvlText w:val=""/>
+      <w:lvlJc w:val="left"/>
+    </w:lvl>
+  </w:abstractNum>
+  <w:abstractNum w:abstractNumId="6" w15:restartNumberingAfterBreak="0">
+    <w:nsid w:val="421E2F16"/>
+    <w:multiLevelType w:val="hybridMultilevel"/>
+    <w:tmpl w:val="22B4B594"/>
+    <w:lvl w:ilvl="0" w:tplc="5D062344">
+      <w:start w:val="1"/>
+      <w:numFmt w:val="bullet"/>
+      <w:lvlText w:val="•"/>
+      <w:lvlJc w:val="left"/>
+      <w:pPr>
+        <w:ind w:left="720" w:hanging="360"/>
+      </w:pPr>
+    </w:lvl>
+    <w:lvl w:ilvl="1" w:tplc="4ED6C15C">
+      <w:numFmt w:val="decimal"/>
+      <w:lvlText w:val=""/>
+      <w:lvlJc w:val="left"/>
+    </w:lvl>
+    <w:lvl w:ilvl="2" w:tplc="705037CC">
+      <w:numFmt w:val="decimal"/>
+      <w:lvlText w:val=""/>
+      <w:lvlJc w:val="left"/>
+    </w:lvl>
+    <w:lvl w:ilvl="3" w:tplc="FF5E3FFA">
+      <w:numFmt w:val="decimal"/>
+      <w:lvlText w:val=""/>
+      <w:lvlJc w:val="left"/>
+    </w:lvl>
+    <w:lvl w:ilvl="4" w:tplc="CA103EC8">
+      <w:numFmt w:val="decimal"/>
+      <w:lvlText w:val=""/>
+      <w:lvlJc w:val="left"/>
+    </w:lvl>
+    <w:lvl w:ilvl="5" w:tplc="050A995A">
+      <w:numFmt w:val="decimal"/>
+      <w:lvlText w:val=""/>
+      <w:lvlJc w:val="left"/>
+    </w:lvl>
+    <w:lvl w:ilvl="6" w:tplc="B098539E">
+      <w:numFmt w:val="decimal"/>
+      <w:lvlText w:val=""/>
+      <w:lvlJc w:val="left"/>
+    </w:lvl>
+    <w:lvl w:ilvl="7" w:tplc="62BE91A0">
+      <w:numFmt w:val="decimal"/>
+      <w:lvlText w:val=""/>
+      <w:lvlJc w:val="left"/>
+    </w:lvl>
+    <w:lvl w:ilvl="8" w:tplc="29286012">
+      <w:numFmt w:val="decimal"/>
+      <w:lvlText w:val=""/>
+      <w:lvlJc w:val="left"/>
+    </w:lvl>
+  </w:abstractNum>
+  <w:abstractNum w:abstractNumId="7" w15:restartNumberingAfterBreak="0">
+    <w:nsid w:val="4FD2749C"/>
+    <w:multiLevelType w:val="hybridMultilevel"/>
+    <w:tmpl w:val="8DBCECE0"/>
+    <w:lvl w:ilvl="0" w:tplc="E998FB58">
+      <w:start w:val="1"/>
+      <w:numFmt w:val="bullet"/>
+      <w:lvlText w:val="•"/>
+      <w:lvlJc w:val="left"/>
+      <w:pPr>
+        <w:ind w:left="720" w:hanging="360"/>
+      </w:pPr>
+    </w:lvl>
+    <w:lvl w:ilvl="1" w:tplc="E1D0786E">
+      <w:numFmt w:val="decimal"/>
+      <w:lvlText w:val=""/>
+      <w:lvlJc w:val="left"/>
+    </w:lvl>
+    <w:lvl w:ilvl="2" w:tplc="7B4C8790">
+      <w:numFmt w:val="decimal"/>
+      <w:lvlText w:val=""/>
+      <w:lvlJc w:val="left"/>
+    </w:lvl>
+    <w:lvl w:ilvl="3" w:tplc="46AEE214">
+      <w:numFmt w:val="decimal"/>
+      <w:lvlText w:val=""/>
+      <w:lvlJc w:val="left"/>
+    </w:lvl>
+    <w:lvl w:ilvl="4" w:tplc="BC5A46BE">
+      <w:numFmt w:val="decimal"/>
+      <w:lvlText w:val=""/>
+      <w:lvlJc w:val="left"/>
+    </w:lvl>
+    <w:lvl w:ilvl="5" w:tplc="38BE448C">
+      <w:numFmt w:val="decimal"/>
+      <w:lvlText w:val=""/>
+      <w:lvlJc w:val="left"/>
+    </w:lvl>
+    <w:lvl w:ilvl="6" w:tplc="2ED0385E">
+      <w:numFmt w:val="decimal"/>
+      <w:lvlText w:val=""/>
+      <w:lvlJc w:val="left"/>
+    </w:lvl>
+    <w:lvl w:ilvl="7" w:tplc="EAB47F16">
+      <w:numFmt w:val="decimal"/>
+      <w:lvlText w:val=""/>
+      <w:lvlJc w:val="left"/>
+    </w:lvl>
+    <w:lvl w:ilvl="8" w:tplc="159AFDF8">
+      <w:numFmt w:val="decimal"/>
+      <w:lvlText w:val=""/>
+      <w:lvlJc w:val="left"/>
+    </w:lvl>
+  </w:abstractNum>
+  <w:abstractNum w:abstractNumId="8" w15:restartNumberingAfterBreak="0">
+    <w:nsid w:val="64B11BBD"/>
+    <w:multiLevelType w:val="hybridMultilevel"/>
+    <w:tmpl w:val="A9464CBA"/>
+    <w:lvl w:ilvl="0" w:tplc="F24A8658">
+      <w:start w:val="1"/>
+      <w:numFmt w:val="bullet"/>
+      <w:lvlText w:val="•"/>
+      <w:lvlJc w:val="left"/>
+      <w:pPr>
+        <w:ind w:left="720" w:hanging="360"/>
+      </w:pPr>
+    </w:lvl>
+    <w:lvl w:ilvl="1" w:tplc="606CA416">
+      <w:numFmt w:val="decimal"/>
+      <w:lvlText w:val=""/>
+      <w:lvlJc w:val="left"/>
+    </w:lvl>
+    <w:lvl w:ilvl="2" w:tplc="55B431EA">
+      <w:numFmt w:val="decimal"/>
+      <w:lvlText w:val=""/>
+      <w:lvlJc w:val="left"/>
+    </w:lvl>
+    <w:lvl w:ilvl="3" w:tplc="6534F3A0">
+      <w:numFmt w:val="decimal"/>
+      <w:lvlText w:val=""/>
+      <w:lvlJc w:val="left"/>
+    </w:lvl>
+    <w:lvl w:ilvl="4" w:tplc="DB56ED50">
+      <w:numFmt w:val="decimal"/>
+      <w:lvlText w:val=""/>
+      <w:lvlJc w:val="left"/>
+    </w:lvl>
+    <w:lvl w:ilvl="5" w:tplc="DE807C7C">
+      <w:numFmt w:val="decimal"/>
+      <w:lvlText w:val=""/>
+      <w:lvlJc w:val="left"/>
+    </w:lvl>
+    <w:lvl w:ilvl="6" w:tplc="31E6C670">
+      <w:numFmt w:val="decimal"/>
+      <w:lvlText w:val=""/>
+      <w:lvlJc w:val="left"/>
+    </w:lvl>
+    <w:lvl w:ilvl="7" w:tplc="5F96938C">
+      <w:numFmt w:val="decimal"/>
+      <w:lvlText w:val=""/>
+      <w:lvlJc w:val="left"/>
+    </w:lvl>
+    <w:lvl w:ilvl="8" w:tplc="F26A5184">
+      <w:numFmt w:val="decimal"/>
+      <w:lvlText w:val=""/>
+      <w:lvlJc w:val="left"/>
+    </w:lvl>
+  </w:abstractNum>
+  <w:abstractNum w:abstractNumId="9" w15:restartNumberingAfterBreak="0">
     <w:nsid w:val="6D5B0419"/>
     <w:multiLevelType w:val="multilevel"/>
     <w:tmpl w:val="C19652BA"/>
@@ -2460,7 +7683,7 @@
       </w:rPr>
     </w:lvl>
   </w:abstractNum>
-  <w:abstractNum w:abstractNumId="4" w15:restartNumberingAfterBreak="0">
+  <w:abstractNum w:abstractNumId="10" w15:restartNumberingAfterBreak="0">
     <w:nsid w:val="73B06CA6"/>
     <w:multiLevelType w:val="hybridMultilevel"/>
     <w:tmpl w:val="CAA6C14A"/>
@@ -2514,7 +7737,7 @@
       <w:lvlJc w:val="left"/>
     </w:lvl>
   </w:abstractNum>
-  <w:abstractNum w:abstractNumId="5" w15:restartNumberingAfterBreak="0">
+  <w:abstractNum w:abstractNumId="11" w15:restartNumberingAfterBreak="0">
     <w:nsid w:val="771231BF"/>
     <w:multiLevelType w:val="multilevel"/>
     <w:tmpl w:val="5BE26020"/>
@@ -2661,6 +7884,60 @@
         <w:rFonts w:ascii="Symbol" w:hAnsi="Symbol" w:hint="default"/>
         <w:sz w:val="20"/>
       </w:rPr>
+    </w:lvl>
+  </w:abstractNum>
+  <w:abstractNum w:abstractNumId="12" w15:restartNumberingAfterBreak="0">
+    <w:nsid w:val="7F5E1045"/>
+    <w:multiLevelType w:val="hybridMultilevel"/>
+    <w:tmpl w:val="ACD26188"/>
+    <w:lvl w:ilvl="0" w:tplc="3A4A7B9E">
+      <w:start w:val="1"/>
+      <w:numFmt w:val="bullet"/>
+      <w:lvlText w:val="•"/>
+      <w:lvlJc w:val="left"/>
+      <w:pPr>
+        <w:ind w:left="720" w:hanging="360"/>
+      </w:pPr>
+    </w:lvl>
+    <w:lvl w:ilvl="1" w:tplc="DB82929C">
+      <w:numFmt w:val="decimal"/>
+      <w:lvlText w:val=""/>
+      <w:lvlJc w:val="left"/>
+    </w:lvl>
+    <w:lvl w:ilvl="2" w:tplc="073CF87E">
+      <w:numFmt w:val="decimal"/>
+      <w:lvlText w:val=""/>
+      <w:lvlJc w:val="left"/>
+    </w:lvl>
+    <w:lvl w:ilvl="3" w:tplc="9A66D530">
+      <w:numFmt w:val="decimal"/>
+      <w:lvlText w:val=""/>
+      <w:lvlJc w:val="left"/>
+    </w:lvl>
+    <w:lvl w:ilvl="4" w:tplc="4866E7C8">
+      <w:numFmt w:val="decimal"/>
+      <w:lvlText w:val=""/>
+      <w:lvlJc w:val="left"/>
+    </w:lvl>
+    <w:lvl w:ilvl="5" w:tplc="AB1AA6B6">
+      <w:numFmt w:val="decimal"/>
+      <w:lvlText w:val=""/>
+      <w:lvlJc w:val="left"/>
+    </w:lvl>
+    <w:lvl w:ilvl="6" w:tplc="0E5E9600">
+      <w:numFmt w:val="decimal"/>
+      <w:lvlText w:val=""/>
+      <w:lvlJc w:val="left"/>
+    </w:lvl>
+    <w:lvl w:ilvl="7" w:tplc="116EF3CC">
+      <w:numFmt w:val="decimal"/>
+      <w:lvlText w:val=""/>
+      <w:lvlJc w:val="left"/>
+    </w:lvl>
+    <w:lvl w:ilvl="8" w:tplc="97DC68B4">
+      <w:numFmt w:val="decimal"/>
+      <w:lvlText w:val=""/>
+      <w:lvlJc w:val="left"/>
     </w:lvl>
   </w:abstractNum>
   <w:num w:numId="1" w16cid:durableId="1181355585">
@@ -2670,21 +7947,60 @@
     </w:lvlOverride>
   </w:num>
   <w:num w:numId="2" w16cid:durableId="1963999949">
-    <w:abstractNumId w:val="4"/>
+    <w:abstractNumId w:val="10"/>
     <w:lvlOverride w:ilvl="0">
       <w:startOverride w:val="1"/>
     </w:lvlOverride>
   </w:num>
   <w:num w:numId="3" w16cid:durableId="1782263499">
-    <w:abstractNumId w:val="2"/>
+    <w:abstractNumId w:val="4"/>
   </w:num>
   <w:num w:numId="4" w16cid:durableId="136381338">
-    <w:abstractNumId w:val="5"/>
+    <w:abstractNumId w:val="11"/>
   </w:num>
   <w:num w:numId="5" w16cid:durableId="557865130">
+    <w:abstractNumId w:val="9"/>
+  </w:num>
+  <w:num w:numId="6" w16cid:durableId="123668882">
     <w:abstractNumId w:val="3"/>
   </w:num>
-  <w:num w:numId="6" w16cid:durableId="123668882">
+  <w:num w:numId="7" w16cid:durableId="147140469">
+    <w:abstractNumId w:val="5"/>
+    <w:lvlOverride w:ilvl="0">
+      <w:startOverride w:val="1"/>
+    </w:lvlOverride>
+  </w:num>
+  <w:num w:numId="8" w16cid:durableId="2097090857">
+    <w:abstractNumId w:val="7"/>
+    <w:lvlOverride w:ilvl="0">
+      <w:startOverride w:val="1"/>
+    </w:lvlOverride>
+  </w:num>
+  <w:num w:numId="9" w16cid:durableId="2123066943">
+    <w:abstractNumId w:val="2"/>
+    <w:lvlOverride w:ilvl="0">
+      <w:startOverride w:val="1"/>
+    </w:lvlOverride>
+  </w:num>
+  <w:num w:numId="10" w16cid:durableId="514465799">
+    <w:abstractNumId w:val="12"/>
+    <w:lvlOverride w:ilvl="0">
+      <w:startOverride w:val="1"/>
+    </w:lvlOverride>
+  </w:num>
+  <w:num w:numId="11" w16cid:durableId="738790483">
+    <w:abstractNumId w:val="6"/>
+    <w:lvlOverride w:ilvl="0">
+      <w:startOverride w:val="1"/>
+    </w:lvlOverride>
+  </w:num>
+  <w:num w:numId="12" w16cid:durableId="1293175306">
+    <w:abstractNumId w:val="8"/>
+    <w:lvlOverride w:ilvl="0">
+      <w:startOverride w:val="1"/>
+    </w:lvlOverride>
+  </w:num>
+  <w:num w:numId="13" w16cid:durableId="1119643179">
     <w:abstractNumId w:val="1"/>
   </w:num>
 </w:numbering>
@@ -2883,7 +8199,7 @@
     <w:lsdException w:name="Medium Shading 2 Accent 1" w:uiPriority="64"/>
     <w:lsdException w:name="Medium List 1 Accent 1" w:uiPriority="65"/>
     <w:lsdException w:name="Revision" w:semiHidden="1"/>
-    <w:lsdException w:name="List Paragraph" w:uiPriority="34" w:qFormat="1"/>
+    <w:lsdException w:name="List Paragraph" w:uiPriority="0" w:qFormat="1"/>
     <w:lsdException w:name="Quote" w:uiPriority="29" w:qFormat="1"/>
     <w:lsdException w:name="Intense Quote" w:uiPriority="30" w:qFormat="1"/>
     <w:lsdException w:name="Medium List 2 Accent 1" w:uiPriority="66"/>
@@ -3218,7 +8534,6 @@
   </w:style>
   <w:style w:type="paragraph" w:styleId="Prrafodelista">
     <w:name w:val="List Paragraph"/>
-    <w:uiPriority w:val="34"/>
     <w:qFormat/>
   </w:style>
   <w:style w:type="character" w:styleId="Hipervnculo">

--- a/Informe - Proyecto Analítica II.docx
+++ b/Informe - Proyecto Analítica II.docx
@@ -812,19 +812,7 @@
         <w:rPr>
           <w:color w:val="000000" w:themeColor="text1"/>
         </w:rPr>
-        <w:t xml:space="preserve"> reúne cuatro millones de registros y </w:t>
-      </w:r>
-      <w:r>
-        <w:rPr>
-          <w:color w:val="000000" w:themeColor="text1"/>
-        </w:rPr>
-        <w:t>31 campos</w:t>
-      </w:r>
-      <w:r>
-        <w:rPr>
-          <w:color w:val="000000" w:themeColor="text1"/>
-        </w:rPr>
-        <w:t xml:space="preserve">: identificadores temporales y geográficos, sexo del bebé, raza, edad de la madre, semanas de gestación, hábitos (tabaco, alcohol), ganancia de peso materna, pluralidad del embarazo, datos del padre, etc. </w:t>
+        <w:t xml:space="preserve"> reúne cuatro millones de registros y 31 campos: identificadores temporales y geográficos, sexo del bebé, raza, edad de la madre, semanas de gestación, hábitos (tabaco, alcohol), ganancia de peso materna, pluralidad del embarazo, datos del padre, etc. </w:t>
       </w:r>
     </w:p>
     <w:p>
@@ -1074,6 +1062,7 @@
         <w:rPr>
           <w:b/>
           <w:bCs/>
+          <w:noProof/>
           <w:color w:val="000000" w:themeColor="text1"/>
         </w:rPr>
         <w:drawing>
@@ -1709,7 +1698,7 @@
     <w:p>
       <w:pPr>
         <w:spacing w:after="140"/>
-        <w:jc w:val="both"/>
+        <w:jc w:val="center"/>
         <w:rPr>
           <w:i/>
           <w:iCs/>
@@ -1722,15 +1711,16 @@
         <w:rPr>
           <w:i/>
           <w:iCs/>
+          <w:noProof/>
           <w:color w:val="000000" w:themeColor="text1"/>
           <w:sz w:val="22"/>
           <w:szCs w:val="22"/>
         </w:rPr>
         <w:lastRenderedPageBreak/>
         <w:drawing>
-          <wp:inline distT="0" distB="0" distL="0" distR="0" wp14:anchorId="0D2628B1" wp14:editId="0BF3C5D3">
-            <wp:extent cx="5731510" cy="2629535"/>
-            <wp:effectExtent l="0" t="0" r="2540" b="0"/>
+          <wp:inline distT="0" distB="0" distL="0" distR="0" wp14:anchorId="0D2628B1" wp14:editId="2F271EA2">
+            <wp:extent cx="3810000" cy="1747974"/>
+            <wp:effectExtent l="0" t="0" r="0" b="5080"/>
             <wp:docPr id="1762835668" name="Imagen 1"/>
             <wp:cNvGraphicFramePr>
               <a:graphicFrameLocks xmlns:a="http://schemas.openxmlformats.org/drawingml/2006/main" noChangeAspect="1"/>
@@ -1751,7 +1741,7 @@
                   <pic:spPr>
                     <a:xfrm>
                       <a:off x="0" y="0"/>
-                      <a:ext cx="5731510" cy="2629535"/>
+                      <a:ext cx="3818985" cy="1752096"/>
                     </a:xfrm>
                     <a:prstGeom prst="rect">
                       <a:avLst/>
@@ -1887,7 +1877,7 @@
     <w:p>
       <w:pPr>
         <w:spacing w:after="140"/>
-        <w:jc w:val="both"/>
+        <w:jc w:val="center"/>
         <w:rPr>
           <w:i/>
           <w:iCs/>
@@ -1900,15 +1890,15 @@
         <w:rPr>
           <w:i/>
           <w:iCs/>
+          <w:noProof/>
           <w:color w:val="000000" w:themeColor="text1"/>
           <w:sz w:val="22"/>
           <w:szCs w:val="22"/>
         </w:rPr>
-        <w:lastRenderedPageBreak/>
         <w:drawing>
-          <wp:inline distT="0" distB="0" distL="0" distR="0" wp14:anchorId="21F8F9FC" wp14:editId="679AF337">
-            <wp:extent cx="5607338" cy="3721291"/>
-            <wp:effectExtent l="0" t="0" r="0" b="0"/>
+          <wp:inline distT="0" distB="0" distL="0" distR="0" wp14:anchorId="21F8F9FC" wp14:editId="4F894CEB">
+            <wp:extent cx="3149600" cy="2090221"/>
+            <wp:effectExtent l="0" t="0" r="0" b="5715"/>
             <wp:docPr id="683026890" name="Imagen 1"/>
             <wp:cNvGraphicFramePr>
               <a:graphicFrameLocks xmlns:a="http://schemas.openxmlformats.org/drawingml/2006/main" noChangeAspect="1"/>
@@ -1929,7 +1919,7 @@
                   <pic:spPr>
                     <a:xfrm>
                       <a:off x="0" y="0"/>
-                      <a:ext cx="5607338" cy="3721291"/>
+                      <a:ext cx="3164815" cy="2100318"/>
                     </a:xfrm>
                     <a:prstGeom prst="rect">
                       <a:avLst/>
@@ -2011,6 +2001,7 @@
         <w:rPr>
           <w:color w:val="000000" w:themeColor="text1"/>
         </w:rPr>
+        <w:lastRenderedPageBreak/>
         <w:t xml:space="preserve">En el rango medio positivo (~0.17) se agrupan </w:t>
       </w:r>
       <w:proofErr w:type="spellStart"/>
@@ -2241,14 +2232,7 @@
         <w:rPr>
           <w:color w:val="000000" w:themeColor="text1"/>
         </w:rPr>
-        <w:t xml:space="preserve">El análisis exploratorio de la anterior sección reveló tres problemas concretos que esta sección resuelve: faltantes estructurales en variables de consumo y raza (~65%), un quiebre clínico en las semanas de gestación que la correlación lineal no captura bien, y variables continuas que esconden umbrales de riesgo clínico relevantes para </w:t>
-      </w:r>
-      <w:r>
-        <w:rPr>
-          <w:color w:val="000000" w:themeColor="text1"/>
-        </w:rPr>
-        <w:lastRenderedPageBreak/>
-        <w:t>el negocio. Para abordarlos, se construyen dos familias de variables nuevas antes de decidir cuáles entran al modelo final.</w:t>
+        <w:t>El análisis exploratorio de la anterior sección reveló tres problemas concretos que esta sección resuelve: faltantes estructurales en variables de consumo y raza (~65%), un quiebre clínico en las semanas de gestación que la correlación lineal no captura bien, y variables continuas que esconden umbrales de riesgo clínico relevantes para el negocio. Para abordarlos, se construyen dos familias de variables nuevas antes de decidir cuáles entran al modelo final.</w:t>
       </w:r>
     </w:p>
     <w:p>
@@ -2298,14 +2282,6 @@
         </w:rPr>
         <w:t>Para cada variable con faltantes estructurales se crea un indicador binario:</w:t>
       </w:r>
-    </w:p>
-    <w:p>
-      <w:pPr>
-        <w:spacing w:after="120"/>
-        <w:rPr>
-          <w:color w:val="000000" w:themeColor="text1"/>
-        </w:rPr>
-      </w:pPr>
     </w:p>
     <w:tbl>
       <w:tblPr>
@@ -2329,12 +2305,6 @@
         <w:gridCol w:w="5160"/>
       </w:tblGrid>
       <w:tr>
-        <w:tblPrEx>
-          <w:tblCellMar>
-            <w:top w:w="0" w:type="dxa"/>
-            <w:bottom w:w="0" w:type="dxa"/>
-          </w:tblCellMar>
-        </w:tblPrEx>
         <w:tc>
           <w:tcPr>
             <w:tcW w:w="4200" w:type="dxa"/>
@@ -2407,12 +2377,6 @@
         </w:tc>
       </w:tr>
       <w:tr>
-        <w:tblPrEx>
-          <w:tblCellMar>
-            <w:top w:w="0" w:type="dxa"/>
-            <w:bottom w:w="0" w:type="dxa"/>
-          </w:tblCellMar>
-        </w:tblPrEx>
         <w:tc>
           <w:tcPr>
             <w:tcW w:w="4200" w:type="dxa"/>
@@ -2499,12 +2463,6 @@
         </w:tc>
       </w:tr>
       <w:tr>
-        <w:tblPrEx>
-          <w:tblCellMar>
-            <w:top w:w="0" w:type="dxa"/>
-            <w:bottom w:w="0" w:type="dxa"/>
-          </w:tblCellMar>
-        </w:tblPrEx>
         <w:tc>
           <w:tcPr>
             <w:tcW w:w="4200" w:type="dxa"/>
@@ -2591,12 +2549,6 @@
         </w:tc>
       </w:tr>
       <w:tr>
-        <w:tblPrEx>
-          <w:tblCellMar>
-            <w:top w:w="0" w:type="dxa"/>
-            <w:bottom w:w="0" w:type="dxa"/>
-          </w:tblCellMar>
-        </w:tblPrEx>
         <w:tc>
           <w:tcPr>
             <w:tcW w:w="4200" w:type="dxa"/>
@@ -2683,12 +2635,6 @@
         </w:tc>
       </w:tr>
       <w:tr>
-        <w:tblPrEx>
-          <w:tblCellMar>
-            <w:top w:w="0" w:type="dxa"/>
-            <w:bottom w:w="0" w:type="dxa"/>
-          </w:tblCellMar>
-        </w:tblPrEx>
         <w:tc>
           <w:tcPr>
             <w:tcW w:w="4200" w:type="dxa"/>
@@ -2878,6 +2824,7 @@
         <w:rPr>
           <w:color w:val="000000" w:themeColor="text1"/>
         </w:rPr>
+        <w:lastRenderedPageBreak/>
         <w:t xml:space="preserve"> Variables de riesgo clínico y social</w:t>
       </w:r>
     </w:p>
@@ -2978,20 +2925,14 @@
         <w:tblLook w:val="04A0" w:firstRow="1" w:lastRow="0" w:firstColumn="1" w:lastColumn="0" w:noHBand="0" w:noVBand="1"/>
       </w:tblPr>
       <w:tblGrid>
-        <w:gridCol w:w="2784"/>
-        <w:gridCol w:w="2259"/>
-        <w:gridCol w:w="4317"/>
+        <w:gridCol w:w="2271"/>
+        <w:gridCol w:w="2775"/>
+        <w:gridCol w:w="4314"/>
       </w:tblGrid>
       <w:tr>
-        <w:tblPrEx>
-          <w:tblCellMar>
-            <w:top w:w="0" w:type="dxa"/>
-            <w:bottom w:w="0" w:type="dxa"/>
-          </w:tblCellMar>
-        </w:tblPrEx>
         <w:tc>
           <w:tcPr>
-            <w:tcW w:w="2800" w:type="dxa"/>
+            <w:tcW w:w="2267" w:type="dxa"/>
             <w:tcBorders>
               <w:top w:val="single" w:sz="1" w:space="0" w:color="CCCCCC"/>
               <w:left w:val="single" w:sz="1" w:space="0" w:color="CCCCCC"/>
@@ -3026,7 +2967,7 @@
         </w:tc>
         <w:tc>
           <w:tcPr>
-            <w:tcW w:w="2161" w:type="dxa"/>
+            <w:tcW w:w="2776" w:type="dxa"/>
             <w:tcBorders>
               <w:top w:val="single" w:sz="1" w:space="0" w:color="CCCCCC"/>
               <w:left w:val="single" w:sz="1" w:space="0" w:color="CCCCCC"/>
@@ -3061,7 +3002,7 @@
         </w:tc>
         <w:tc>
           <w:tcPr>
-            <w:tcW w:w="4399" w:type="dxa"/>
+            <w:tcW w:w="4317" w:type="dxa"/>
             <w:tcBorders>
               <w:top w:val="single" w:sz="1" w:space="0" w:color="CCCCCC"/>
               <w:left w:val="single" w:sz="1" w:space="0" w:color="CCCCCC"/>
@@ -3096,15 +3037,9 @@
         </w:tc>
       </w:tr>
       <w:tr>
-        <w:tblPrEx>
-          <w:tblCellMar>
-            <w:top w:w="0" w:type="dxa"/>
-            <w:bottom w:w="0" w:type="dxa"/>
-          </w:tblCellMar>
-        </w:tblPrEx>
         <w:tc>
           <w:tcPr>
-            <w:tcW w:w="2800" w:type="dxa"/>
+            <w:tcW w:w="2267" w:type="dxa"/>
             <w:tcBorders>
               <w:top w:val="single" w:sz="1" w:space="0" w:color="CCCCCC"/>
               <w:left w:val="single" w:sz="1" w:space="0" w:color="CCCCCC"/>
@@ -3138,7 +3073,7 @@
         </w:tc>
         <w:tc>
           <w:tcPr>
-            <w:tcW w:w="2161" w:type="dxa"/>
+            <w:tcW w:w="2776" w:type="dxa"/>
             <w:tcBorders>
               <w:top w:val="single" w:sz="1" w:space="0" w:color="CCCCCC"/>
               <w:left w:val="single" w:sz="1" w:space="0" w:color="CCCCCC"/>
@@ -3180,7 +3115,7 @@
         </w:tc>
         <w:tc>
           <w:tcPr>
-            <w:tcW w:w="4399" w:type="dxa"/>
+            <w:tcW w:w="4317" w:type="dxa"/>
             <w:tcBorders>
               <w:top w:val="single" w:sz="1" w:space="0" w:color="CCCCCC"/>
               <w:left w:val="single" w:sz="1" w:space="0" w:color="CCCCCC"/>
@@ -3212,15 +3147,9 @@
         </w:tc>
       </w:tr>
       <w:tr>
-        <w:tblPrEx>
-          <w:tblCellMar>
-            <w:top w:w="0" w:type="dxa"/>
-            <w:bottom w:w="0" w:type="dxa"/>
-          </w:tblCellMar>
-        </w:tblPrEx>
         <w:tc>
           <w:tcPr>
-            <w:tcW w:w="2800" w:type="dxa"/>
+            <w:tcW w:w="2267" w:type="dxa"/>
             <w:tcBorders>
               <w:top w:val="single" w:sz="1" w:space="0" w:color="CCCCCC"/>
               <w:left w:val="single" w:sz="1" w:space="0" w:color="CCCCCC"/>
@@ -3247,7 +3176,6 @@
                 <w:sz w:val="22"/>
                 <w:szCs w:val="22"/>
               </w:rPr>
-              <w:lastRenderedPageBreak/>
               <w:t>multiplo</w:t>
             </w:r>
             <w:proofErr w:type="spellEnd"/>
@@ -3255,7 +3183,7 @@
         </w:tc>
         <w:tc>
           <w:tcPr>
-            <w:tcW w:w="2161" w:type="dxa"/>
+            <w:tcW w:w="2776" w:type="dxa"/>
             <w:tcBorders>
               <w:top w:val="single" w:sz="1" w:space="0" w:color="CCCCCC"/>
               <w:left w:val="single" w:sz="1" w:space="0" w:color="CCCCCC"/>
@@ -3297,7 +3225,7 @@
         </w:tc>
         <w:tc>
           <w:tcPr>
-            <w:tcW w:w="4399" w:type="dxa"/>
+            <w:tcW w:w="4317" w:type="dxa"/>
             <w:tcBorders>
               <w:top w:val="single" w:sz="1" w:space="0" w:color="CCCCCC"/>
               <w:left w:val="single" w:sz="1" w:space="0" w:color="CCCCCC"/>
@@ -3329,15 +3257,9 @@
         </w:tc>
       </w:tr>
       <w:tr>
-        <w:tblPrEx>
-          <w:tblCellMar>
-            <w:top w:w="0" w:type="dxa"/>
-            <w:bottom w:w="0" w:type="dxa"/>
-          </w:tblCellMar>
-        </w:tblPrEx>
         <w:tc>
           <w:tcPr>
-            <w:tcW w:w="2800" w:type="dxa"/>
+            <w:tcW w:w="2267" w:type="dxa"/>
             <w:tcBorders>
               <w:top w:val="single" w:sz="1" w:space="0" w:color="CCCCCC"/>
               <w:left w:val="single" w:sz="1" w:space="0" w:color="CCCCCC"/>
@@ -3371,7 +3293,7 @@
         </w:tc>
         <w:tc>
           <w:tcPr>
-            <w:tcW w:w="2161" w:type="dxa"/>
+            <w:tcW w:w="2776" w:type="dxa"/>
             <w:tcBorders>
               <w:top w:val="single" w:sz="1" w:space="0" w:color="CCCCCC"/>
               <w:left w:val="single" w:sz="1" w:space="0" w:color="CCCCCC"/>
@@ -3413,7 +3335,7 @@
         </w:tc>
         <w:tc>
           <w:tcPr>
-            <w:tcW w:w="4399" w:type="dxa"/>
+            <w:tcW w:w="4317" w:type="dxa"/>
             <w:tcBorders>
               <w:top w:val="single" w:sz="1" w:space="0" w:color="CCCCCC"/>
               <w:left w:val="single" w:sz="1" w:space="0" w:color="CCCCCC"/>
@@ -3445,15 +3367,9 @@
         </w:tc>
       </w:tr>
       <w:tr>
-        <w:tblPrEx>
-          <w:tblCellMar>
-            <w:top w:w="0" w:type="dxa"/>
-            <w:bottom w:w="0" w:type="dxa"/>
-          </w:tblCellMar>
-        </w:tblPrEx>
         <w:tc>
           <w:tcPr>
-            <w:tcW w:w="2800" w:type="dxa"/>
+            <w:tcW w:w="2267" w:type="dxa"/>
             <w:tcBorders>
               <w:top w:val="single" w:sz="1" w:space="0" w:color="CCCCCC"/>
               <w:left w:val="single" w:sz="1" w:space="0" w:color="CCCCCC"/>
@@ -3487,7 +3403,7 @@
         </w:tc>
         <w:tc>
           <w:tcPr>
-            <w:tcW w:w="2161" w:type="dxa"/>
+            <w:tcW w:w="2776" w:type="dxa"/>
             <w:tcBorders>
               <w:top w:val="single" w:sz="1" w:space="0" w:color="CCCCCC"/>
               <w:left w:val="single" w:sz="1" w:space="0" w:color="CCCCCC"/>
@@ -3529,7 +3445,7 @@
         </w:tc>
         <w:tc>
           <w:tcPr>
-            <w:tcW w:w="4399" w:type="dxa"/>
+            <w:tcW w:w="4317" w:type="dxa"/>
             <w:tcBorders>
               <w:top w:val="single" w:sz="1" w:space="0" w:color="CCCCCC"/>
               <w:left w:val="single" w:sz="1" w:space="0" w:color="CCCCCC"/>
@@ -3561,15 +3477,9 @@
         </w:tc>
       </w:tr>
       <w:tr>
-        <w:tblPrEx>
-          <w:tblCellMar>
-            <w:top w:w="0" w:type="dxa"/>
-            <w:bottom w:w="0" w:type="dxa"/>
-          </w:tblCellMar>
-        </w:tblPrEx>
         <w:tc>
           <w:tcPr>
-            <w:tcW w:w="2800" w:type="dxa"/>
+            <w:tcW w:w="2267" w:type="dxa"/>
             <w:tcBorders>
               <w:top w:val="single" w:sz="1" w:space="0" w:color="CCCCCC"/>
               <w:left w:val="single" w:sz="1" w:space="0" w:color="CCCCCC"/>
@@ -3603,7 +3513,7 @@
         </w:tc>
         <w:tc>
           <w:tcPr>
-            <w:tcW w:w="2161" w:type="dxa"/>
+            <w:tcW w:w="2776" w:type="dxa"/>
             <w:tcBorders>
               <w:top w:val="single" w:sz="1" w:space="0" w:color="CCCCCC"/>
               <w:left w:val="single" w:sz="1" w:space="0" w:color="CCCCCC"/>
@@ -3645,7 +3555,7 @@
         </w:tc>
         <w:tc>
           <w:tcPr>
-            <w:tcW w:w="4399" w:type="dxa"/>
+            <w:tcW w:w="4317" w:type="dxa"/>
             <w:tcBorders>
               <w:top w:val="single" w:sz="1" w:space="0" w:color="CCCCCC"/>
               <w:left w:val="single" w:sz="1" w:space="0" w:color="CCCCCC"/>
@@ -3677,15 +3587,9 @@
         </w:tc>
       </w:tr>
       <w:tr>
-        <w:tblPrEx>
-          <w:tblCellMar>
-            <w:top w:w="0" w:type="dxa"/>
-            <w:bottom w:w="0" w:type="dxa"/>
-          </w:tblCellMar>
-        </w:tblPrEx>
         <w:tc>
           <w:tcPr>
-            <w:tcW w:w="2800" w:type="dxa"/>
+            <w:tcW w:w="2267" w:type="dxa"/>
             <w:tcBorders>
               <w:top w:val="single" w:sz="1" w:space="0" w:color="CCCCCC"/>
               <w:left w:val="single" w:sz="1" w:space="0" w:color="CCCCCC"/>
@@ -3717,7 +3621,7 @@
         </w:tc>
         <w:tc>
           <w:tcPr>
-            <w:tcW w:w="2161" w:type="dxa"/>
+            <w:tcW w:w="2776" w:type="dxa"/>
             <w:tcBorders>
               <w:top w:val="single" w:sz="1" w:space="0" w:color="CCCCCC"/>
               <w:left w:val="single" w:sz="1" w:space="0" w:color="CCCCCC"/>
@@ -3759,7 +3663,7 @@
         </w:tc>
         <w:tc>
           <w:tcPr>
-            <w:tcW w:w="4399" w:type="dxa"/>
+            <w:tcW w:w="4317" w:type="dxa"/>
             <w:tcBorders>
               <w:top w:val="single" w:sz="1" w:space="0" w:color="CCCCCC"/>
               <w:left w:val="single" w:sz="1" w:space="0" w:color="CCCCCC"/>
@@ -3791,15 +3695,9 @@
         </w:tc>
       </w:tr>
       <w:tr>
-        <w:tblPrEx>
-          <w:tblCellMar>
-            <w:top w:w="0" w:type="dxa"/>
-            <w:bottom w:w="0" w:type="dxa"/>
-          </w:tblCellMar>
-        </w:tblPrEx>
         <w:tc>
           <w:tcPr>
-            <w:tcW w:w="2800" w:type="dxa"/>
+            <w:tcW w:w="2267" w:type="dxa"/>
             <w:tcBorders>
               <w:top w:val="single" w:sz="1" w:space="0" w:color="CCCCCC"/>
               <w:left w:val="single" w:sz="1" w:space="0" w:color="CCCCCC"/>
@@ -3833,7 +3731,7 @@
         </w:tc>
         <w:tc>
           <w:tcPr>
-            <w:tcW w:w="2161" w:type="dxa"/>
+            <w:tcW w:w="2776" w:type="dxa"/>
             <w:tcBorders>
               <w:top w:val="single" w:sz="1" w:space="0" w:color="CCCCCC"/>
               <w:left w:val="single" w:sz="1" w:space="0" w:color="CCCCCC"/>
@@ -3898,7 +3796,7 @@
         </w:tc>
         <w:tc>
           <w:tcPr>
-            <w:tcW w:w="4399" w:type="dxa"/>
+            <w:tcW w:w="4317" w:type="dxa"/>
             <w:tcBorders>
               <w:top w:val="single" w:sz="1" w:space="0" w:color="CCCCCC"/>
               <w:left w:val="single" w:sz="1" w:space="0" w:color="CCCCCC"/>
@@ -4015,10 +3913,12 @@
         <w:rPr>
           <w:i/>
           <w:iCs/>
+          <w:noProof/>
           <w:color w:val="000000" w:themeColor="text1"/>
           <w:sz w:val="22"/>
           <w:szCs w:val="22"/>
         </w:rPr>
+        <w:lastRenderedPageBreak/>
         <w:drawing>
           <wp:inline distT="0" distB="0" distL="0" distR="0" wp14:anchorId="0B86F217" wp14:editId="53022376">
             <wp:extent cx="3968750" cy="3199711"/>
@@ -4125,7 +4025,6 @@
         <w:rPr>
           <w:color w:val="000000" w:themeColor="text1"/>
         </w:rPr>
-        <w:lastRenderedPageBreak/>
         <w:t>Los indicadores de reporte (</w:t>
       </w:r>
       <w:proofErr w:type="spellStart"/>
@@ -4494,6 +4393,7 @@
         <w:rPr>
           <w:color w:val="000000" w:themeColor="text1"/>
         </w:rPr>
+        <w:lastRenderedPageBreak/>
         <w:t xml:space="preserve">Con esto el </w:t>
       </w:r>
       <w:proofErr w:type="spellStart"/>
@@ -4772,7 +4672,6 @@
           <w:bCs/>
           <w:color w:val="000000" w:themeColor="text1"/>
         </w:rPr>
-        <w:lastRenderedPageBreak/>
         <w:t>mother_age</w:t>
       </w:r>
       <w:proofErr w:type="spellEnd"/>
@@ -5081,6 +4980,7 @@
           <w:bCs/>
           <w:color w:val="000000" w:themeColor="text1"/>
         </w:rPr>
+        <w:lastRenderedPageBreak/>
         <w:t>Variable derivada:</w:t>
       </w:r>
     </w:p>
@@ -5183,12 +5083,6 @@
         <w:gridCol w:w="5160"/>
       </w:tblGrid>
       <w:tr>
-        <w:tblPrEx>
-          <w:tblCellMar>
-            <w:top w:w="0" w:type="dxa"/>
-            <w:bottom w:w="0" w:type="dxa"/>
-          </w:tblCellMar>
-        </w:tblPrEx>
         <w:tc>
           <w:tcPr>
             <w:tcW w:w="4200" w:type="dxa"/>
@@ -5261,12 +5155,6 @@
         </w:tc>
       </w:tr>
       <w:tr>
-        <w:tblPrEx>
-          <w:tblCellMar>
-            <w:top w:w="0" w:type="dxa"/>
-            <w:bottom w:w="0" w:type="dxa"/>
-          </w:tblCellMar>
-        </w:tblPrEx>
         <w:tc>
           <w:tcPr>
             <w:tcW w:w="4200" w:type="dxa"/>
@@ -5353,12 +5241,6 @@
         </w:tc>
       </w:tr>
       <w:tr>
-        <w:tblPrEx>
-          <w:tblCellMar>
-            <w:top w:w="0" w:type="dxa"/>
-            <w:bottom w:w="0" w:type="dxa"/>
-          </w:tblCellMar>
-        </w:tblPrEx>
         <w:tc>
           <w:tcPr>
             <w:tcW w:w="4200" w:type="dxa"/>
@@ -5489,12 +5371,6 @@
         </w:tc>
       </w:tr>
       <w:tr>
-        <w:tblPrEx>
-          <w:tblCellMar>
-            <w:top w:w="0" w:type="dxa"/>
-            <w:bottom w:w="0" w:type="dxa"/>
-          </w:tblCellMar>
-        </w:tblPrEx>
         <w:tc>
           <w:tcPr>
             <w:tcW w:w="4200" w:type="dxa"/>
@@ -5635,12 +5511,6 @@
         </w:tc>
       </w:tr>
       <w:tr>
-        <w:tblPrEx>
-          <w:tblCellMar>
-            <w:top w:w="0" w:type="dxa"/>
-            <w:bottom w:w="0" w:type="dxa"/>
-          </w:tblCellMar>
-        </w:tblPrEx>
         <w:tc>
           <w:tcPr>
             <w:tcW w:w="4200" w:type="dxa"/>
@@ -5719,15 +5589,6 @@
     </w:tbl>
     <w:p>
       <w:pPr>
-        <w:spacing w:after="100"/>
-        <w:rPr>
-          <w:color w:val="000000" w:themeColor="text1"/>
-        </w:rPr>
-      </w:pPr>
-    </w:p>
-    <w:p>
-      <w:pPr>
-        <w:spacing w:after="140"/>
         <w:jc w:val="both"/>
         <w:rPr>
           <w:color w:val="000000" w:themeColor="text1"/>
@@ -5736,250 +5597,39 @@
     </w:p>
     <w:p>
       <w:pPr>
-        <w:jc w:val="both"/>
-        <w:rPr>
-          <w:color w:val="000000" w:themeColor="text1"/>
-        </w:rPr>
-      </w:pPr>
-    </w:p>
-    <w:p>
-      <w:pPr>
-        <w:jc w:val="both"/>
-        <w:rPr>
-          <w:color w:val="000000" w:themeColor="text1"/>
-        </w:rPr>
-      </w:pPr>
-    </w:p>
-    <w:p>
-      <w:pPr>
-        <w:jc w:val="both"/>
-        <w:rPr>
-          <w:color w:val="000000" w:themeColor="text1"/>
-          <w:highlight w:val="yellow"/>
-        </w:rPr>
-      </w:pPr>
-      <w:r>
-        <w:rPr>
-          <w:b/>
-          <w:bCs/>
-          <w:color w:val="000000" w:themeColor="text1"/>
-          <w:highlight w:val="yellow"/>
-        </w:rPr>
-        <w:t>EDA: (0.7)</w:t>
-      </w:r>
-    </w:p>
-    <w:p>
-      <w:pPr>
+        <w:pStyle w:val="Ttulo1"/>
         <w:numPr>
           <w:ilvl w:val="0"/>
-          <w:numId w:val="4"/>
+          <w:numId w:val="13"/>
         </w:numPr>
         <w:jc w:val="both"/>
         <w:rPr>
           <w:color w:val="000000" w:themeColor="text1"/>
-          <w:highlight w:val="yellow"/>
-        </w:rPr>
-      </w:pPr>
-      <w:r>
-        <w:rPr>
-          <w:color w:val="000000" w:themeColor="text1"/>
-          <w:highlight w:val="yellow"/>
-        </w:rPr>
-        <w:t>Me gustan los gráficos que hicieron. Son buenas relaciones entre la variable objetivo y algunas de las explicativas. </w:t>
-      </w:r>
-    </w:p>
-    <w:p>
-      <w:pPr>
-        <w:numPr>
-          <w:ilvl w:val="0"/>
-          <w:numId w:val="4"/>
-        </w:numPr>
-        <w:jc w:val="both"/>
-        <w:rPr>
-          <w:color w:val="000000" w:themeColor="text1"/>
-          <w:highlight w:val="yellow"/>
-        </w:rPr>
-      </w:pPr>
-      <w:r>
-        <w:rPr>
-          <w:color w:val="000000" w:themeColor="text1"/>
-          <w:highlight w:val="yellow"/>
-        </w:rPr>
-        <w:t xml:space="preserve">Me preocupa que no hay mucha </w:t>
-      </w:r>
-      <w:proofErr w:type="spellStart"/>
-      <w:r>
-        <w:rPr>
-          <w:color w:val="000000" w:themeColor="text1"/>
-          <w:highlight w:val="yellow"/>
-        </w:rPr>
-        <w:t>interpretacion</w:t>
-      </w:r>
-      <w:proofErr w:type="spellEnd"/>
-      <w:r>
-        <w:rPr>
-          <w:color w:val="000000" w:themeColor="text1"/>
-          <w:highlight w:val="yellow"/>
-        </w:rPr>
-        <w:t xml:space="preserve">. Hay gráficos sueltos y algunas frases que introducen algunos </w:t>
-      </w:r>
-      <w:proofErr w:type="gramStart"/>
-      <w:r>
-        <w:rPr>
-          <w:color w:val="000000" w:themeColor="text1"/>
-          <w:highlight w:val="yellow"/>
-        </w:rPr>
-        <w:t>gráficos</w:t>
-      </w:r>
-      <w:proofErr w:type="gramEnd"/>
-      <w:r>
-        <w:rPr>
-          <w:color w:val="000000" w:themeColor="text1"/>
-          <w:highlight w:val="yellow"/>
-        </w:rPr>
-        <w:t xml:space="preserve"> pero no los interpretan.</w:t>
-      </w:r>
-    </w:p>
-    <w:p>
-      <w:pPr>
-        <w:numPr>
-          <w:ilvl w:val="0"/>
-          <w:numId w:val="4"/>
-        </w:numPr>
-        <w:jc w:val="both"/>
-        <w:rPr>
-          <w:color w:val="000000" w:themeColor="text1"/>
-          <w:highlight w:val="yellow"/>
-        </w:rPr>
-      </w:pPr>
-      <w:r>
-        <w:rPr>
-          <w:color w:val="000000" w:themeColor="text1"/>
-          <w:highlight w:val="yellow"/>
-        </w:rPr>
-        <w:t>Es importante que los gráficos vengan acompañados de hipótesis, análisis, y pasos a seguir (por ejemplo, crear variables nuevas)</w:t>
-      </w:r>
-    </w:p>
-    <w:p>
-      <w:pPr>
-        <w:numPr>
-          <w:ilvl w:val="0"/>
-          <w:numId w:val="4"/>
-        </w:numPr>
-        <w:jc w:val="both"/>
-        <w:rPr>
-          <w:color w:val="000000" w:themeColor="text1"/>
-          <w:highlight w:val="yellow"/>
-        </w:rPr>
-      </w:pPr>
-      <w:r>
-        <w:rPr>
-          <w:color w:val="000000" w:themeColor="text1"/>
-          <w:highlight w:val="yellow"/>
-        </w:rPr>
-        <w:t>Sí veo que hicieron </w:t>
-      </w:r>
-      <w:proofErr w:type="spellStart"/>
-      <w:r>
-        <w:rPr>
-          <w:i/>
-          <w:iCs/>
-          <w:color w:val="000000" w:themeColor="text1"/>
-          <w:highlight w:val="yellow"/>
-        </w:rPr>
-        <w:t>Feature</w:t>
-      </w:r>
-      <w:proofErr w:type="spellEnd"/>
-      <w:r>
-        <w:rPr>
-          <w:i/>
-          <w:iCs/>
-          <w:color w:val="000000" w:themeColor="text1"/>
-          <w:highlight w:val="yellow"/>
+        </w:rPr>
+      </w:pPr>
+      <w:r>
+        <w:rPr>
+          <w:color w:val="000000" w:themeColor="text1"/>
+        </w:rPr>
+        <w:t>Metodología Analítica</w:t>
+      </w:r>
+      <w:r>
+        <w:rPr>
+          <w:color w:val="000000" w:themeColor="text1"/>
+        </w:rPr>
+        <w:t>/</w:t>
+      </w:r>
+      <w:r>
+        <w:rPr>
+          <w:color w:val="000000" w:themeColor="text1"/>
         </w:rPr>
         <w:t xml:space="preserve"> </w:t>
       </w:r>
-      <w:proofErr w:type="spellStart"/>
-      <w:r>
-        <w:rPr>
-          <w:i/>
-          <w:iCs/>
-          <w:color w:val="000000" w:themeColor="text1"/>
-          <w:highlight w:val="yellow"/>
-        </w:rPr>
-        <w:t>Engineering</w:t>
-      </w:r>
-      <w:proofErr w:type="spellEnd"/>
-      <w:r>
-        <w:rPr>
-          <w:i/>
-          <w:iCs/>
-          <w:color w:val="000000" w:themeColor="text1"/>
-          <w:highlight w:val="yellow"/>
-        </w:rPr>
-        <w:t>, </w:t>
-      </w:r>
-      <w:r>
-        <w:rPr>
-          <w:color w:val="000000" w:themeColor="text1"/>
-          <w:highlight w:val="yellow"/>
-        </w:rPr>
-        <w:t xml:space="preserve">y es muy valioso. Pero creo que la </w:t>
-      </w:r>
-      <w:proofErr w:type="spellStart"/>
-      <w:r>
-        <w:rPr>
-          <w:color w:val="000000" w:themeColor="text1"/>
-          <w:highlight w:val="yellow"/>
-        </w:rPr>
-        <w:t>seccion</w:t>
-      </w:r>
-      <w:proofErr w:type="spellEnd"/>
-      <w:r>
-        <w:rPr>
-          <w:color w:val="000000" w:themeColor="text1"/>
-          <w:highlight w:val="yellow"/>
-        </w:rPr>
-        <w:t xml:space="preserve"> 3 necesita un poco más de profundidad, de detalle... las ideas son buenas. Falta comunicar.</w:t>
-      </w:r>
-    </w:p>
-    <w:p>
-      <w:pPr>
-        <w:jc w:val="both"/>
-        <w:rPr>
-          <w:color w:val="000000" w:themeColor="text1"/>
-        </w:rPr>
-      </w:pPr>
-    </w:p>
-    <w:p>
-      <w:pPr>
-        <w:jc w:val="both"/>
-        <w:rPr>
-          <w:color w:val="000000" w:themeColor="text1"/>
-        </w:rPr>
-      </w:pPr>
-    </w:p>
-    <w:p>
-      <w:pPr>
-        <w:jc w:val="both"/>
-        <w:rPr>
-          <w:color w:val="000000" w:themeColor="text1"/>
-        </w:rPr>
-      </w:pPr>
-    </w:p>
-    <w:p>
-      <w:pPr>
-        <w:pStyle w:val="Ttulo1"/>
-        <w:jc w:val="both"/>
-        <w:rPr>
-          <w:color w:val="000000" w:themeColor="text1"/>
-        </w:rPr>
-      </w:pPr>
-      <w:r>
-        <w:rPr>
-          <w:color w:val="000000" w:themeColor="text1"/>
-        </w:rPr>
-        <w:t>Metodología Analítica</w:t>
+      <w:r>
+        <w:rPr>
+          <w:color w:val="000000" w:themeColor="text1"/>
+        </w:rPr>
+        <w:t>Solución Propuesta</w:t>
       </w:r>
     </w:p>
     <w:p>
@@ -6288,15 +5938,6 @@
     </w:p>
     <w:p>
       <w:pPr>
-        <w:pStyle w:val="Prrafodelista"/>
-        <w:jc w:val="both"/>
-        <w:rPr>
-          <w:color w:val="000000" w:themeColor="text1"/>
-        </w:rPr>
-      </w:pPr>
-    </w:p>
-    <w:p>
-      <w:pPr>
         <w:jc w:val="both"/>
         <w:rPr>
           <w:color w:val="000000" w:themeColor="text1"/>
@@ -6319,59 +5960,760 @@
         <w:rPr>
           <w:color w:val="000000" w:themeColor="text1"/>
         </w:rPr>
-        <w:t>Solución Propuesta</w:t>
-      </w:r>
-    </w:p>
-    <w:p>
-      <w:pPr>
-        <w:jc w:val="both"/>
-        <w:rPr>
-          <w:color w:val="000000" w:themeColor="text1"/>
-        </w:rPr>
-      </w:pPr>
-    </w:p>
-    <w:p>
-      <w:pPr>
-        <w:jc w:val="both"/>
-        <w:rPr>
-          <w:color w:val="000000" w:themeColor="text1"/>
-        </w:rPr>
-      </w:pPr>
-    </w:p>
-    <w:p>
-      <w:pPr>
-        <w:jc w:val="both"/>
-        <w:rPr>
-          <w:color w:val="000000" w:themeColor="text1"/>
-        </w:rPr>
-      </w:pPr>
-    </w:p>
-    <w:p>
-      <w:pPr>
-        <w:jc w:val="both"/>
-        <w:rPr>
-          <w:color w:val="000000" w:themeColor="text1"/>
-        </w:rPr>
-      </w:pPr>
-    </w:p>
-    <w:p>
-      <w:pPr>
-        <w:pStyle w:val="Ttulo1"/>
+        <w:lastRenderedPageBreak/>
+        <w:t>Conclusiones</w:t>
+      </w:r>
+    </w:p>
+    <w:p>
+      <w:pPr>
+        <w:pStyle w:val="NormalWeb"/>
+        <w:shd w:val="clear" w:color="auto" w:fill="FFFFFF"/>
+        <w:spacing w:before="0" w:beforeAutospacing="0" w:after="240" w:afterAutospacing="0"/>
+        <w:rPr>
+          <w:rFonts w:ascii="Arial" w:hAnsi="Arial" w:cs="Arial"/>
+        </w:rPr>
+      </w:pPr>
+      <w:r>
+        <w:rPr>
+          <w:rFonts w:ascii="Arial" w:hAnsi="Arial" w:cs="Arial"/>
+        </w:rPr>
+        <w:t xml:space="preserve">Los siete modelos quedaron en un rango muy estrecho de MAPE entre 11.16% y 12.13% y </w:t>
+      </w:r>
+      <w:proofErr w:type="spellStart"/>
+      <w:r>
+        <w:rPr>
+          <w:rFonts w:ascii="Arial" w:hAnsi="Arial" w:cs="Arial"/>
+        </w:rPr>
+        <w:t>de</w:t>
+      </w:r>
+      <w:proofErr w:type="spellEnd"/>
+      <w:r>
+        <w:rPr>
+          <w:rFonts w:ascii="Arial" w:hAnsi="Arial" w:cs="Arial"/>
+        </w:rPr>
+        <w:t xml:space="preserve"> % dentro de ±10% entre 53.2% y 56.2%. Esto significa que el techo predictivo del problema —con las 12 </w:t>
+      </w:r>
+      <w:proofErr w:type="spellStart"/>
+      <w:r>
+        <w:rPr>
+          <w:rFonts w:ascii="Arial" w:hAnsi="Arial" w:cs="Arial"/>
+        </w:rPr>
+        <w:t>features</w:t>
+      </w:r>
+      <w:proofErr w:type="spellEnd"/>
+      <w:r>
+        <w:rPr>
+          <w:rFonts w:ascii="Arial" w:hAnsi="Arial" w:cs="Arial"/>
+        </w:rPr>
+        <w:t xml:space="preserve"> que sobrevivieron al EDA— está claramente acotado: ningún modelo logra bajar del ~11% de error porcentual medio, lo que indica que la varianza no explicada del peso al nacer proviene de factores que el </w:t>
+      </w:r>
+      <w:proofErr w:type="spellStart"/>
+      <w:r>
+        <w:rPr>
+          <w:rFonts w:ascii="Arial" w:hAnsi="Arial" w:cs="Arial"/>
+        </w:rPr>
+        <w:t>dataset</w:t>
+      </w:r>
+      <w:proofErr w:type="spellEnd"/>
+      <w:r>
+        <w:rPr>
+          <w:rFonts w:ascii="Arial" w:hAnsi="Arial" w:cs="Arial"/>
+        </w:rPr>
+        <w:t xml:space="preserve"> no captura (genética individual, calidad del cuidado prenatal, condiciones crónicas de la madre, factores ambientales, entre otros posibles candidatos).</w:t>
+      </w:r>
+    </w:p>
+    <w:p>
+      <w:pPr>
+        <w:pStyle w:val="NormalWeb"/>
+        <w:shd w:val="clear" w:color="auto" w:fill="FFFFFF"/>
+        <w:spacing w:before="0" w:beforeAutospacing="0" w:after="240" w:afterAutospacing="0"/>
+        <w:rPr>
+          <w:rFonts w:ascii="Arial" w:hAnsi="Arial" w:cs="Arial"/>
+        </w:rPr>
+      </w:pPr>
+      <w:r>
+        <w:rPr>
+          <w:rFonts w:ascii="Arial" w:hAnsi="Arial" w:cs="Arial"/>
+        </w:rPr>
+        <w:t>Sin embargo, MAPE y % dentro de ±10% no son las únicas métricas que importan al negocio. La pregunta de la EPS es: </w:t>
+      </w:r>
+      <w:r>
+        <w:rPr>
+          <w:rStyle w:val="nfasis"/>
+          <w:rFonts w:ascii="Arial" w:hAnsi="Arial" w:cs="Arial"/>
+        </w:rPr>
+        <w:t>¿el modelo me ayuda a anticipar qué bebés van a necesitar cuidado neonatal especializado?</w:t>
+      </w:r>
+      <w:r>
+        <w:rPr>
+          <w:rFonts w:ascii="Arial" w:hAnsi="Arial" w:cs="Arial"/>
+        </w:rPr>
+        <w:t> Esa pregunta se responde con el </w:t>
+      </w:r>
+      <w:proofErr w:type="spellStart"/>
+      <w:r>
+        <w:rPr>
+          <w:rStyle w:val="Fuerte"/>
+          <w:rFonts w:ascii="Arial" w:hAnsi="Arial" w:cs="Arial"/>
+        </w:rPr>
+        <w:t>Recall</w:t>
+      </w:r>
+      <w:proofErr w:type="spellEnd"/>
+      <w:r>
+        <w:rPr>
+          <w:rStyle w:val="Fuerte"/>
+          <w:rFonts w:ascii="Arial" w:hAnsi="Arial" w:cs="Arial"/>
+        </w:rPr>
+        <w:t xml:space="preserve"> sobre la clase de bajo peso (&lt;5.5 lb)</w:t>
+      </w:r>
+      <w:r>
+        <w:rPr>
+          <w:rFonts w:ascii="Arial" w:hAnsi="Arial" w:cs="Arial"/>
+        </w:rPr>
+        <w:t>, no con el MAPE global. Ahí los modelos se separan. En la siguiente tabla vemos la comparación:</w:t>
+      </w:r>
+    </w:p>
+    <w:p>
+      <w:pPr>
+        <w:pStyle w:val="NormalWeb"/>
+        <w:shd w:val="clear" w:color="auto" w:fill="FFFFFF"/>
+        <w:spacing w:before="0" w:beforeAutospacing="0" w:after="240" w:afterAutospacing="0"/>
+        <w:rPr>
+          <w:rFonts w:ascii="Arial" w:hAnsi="Arial" w:cs="Arial"/>
+        </w:rPr>
+      </w:pPr>
+      <w:r>
+        <w:rPr>
+          <w:rFonts w:ascii="Arial" w:hAnsi="Arial" w:cs="Arial"/>
+        </w:rPr>
+        <w:drawing>
+          <wp:inline distT="0" distB="0" distL="0" distR="0" wp14:anchorId="1331B54B" wp14:editId="671AF708">
+            <wp:extent cx="5731510" cy="2012315"/>
+            <wp:effectExtent l="0" t="0" r="2540" b="6985"/>
+            <wp:docPr id="1293986101" name="Imagen 1"/>
+            <wp:cNvGraphicFramePr>
+              <a:graphicFrameLocks xmlns:a="http://schemas.openxmlformats.org/drawingml/2006/main" noChangeAspect="1"/>
+            </wp:cNvGraphicFramePr>
+            <a:graphic xmlns:a="http://schemas.openxmlformats.org/drawingml/2006/main">
+              <a:graphicData uri="http://schemas.openxmlformats.org/drawingml/2006/picture">
+                <pic:pic xmlns:pic="http://schemas.openxmlformats.org/drawingml/2006/picture">
+                  <pic:nvPicPr>
+                    <pic:cNvPr id="1293986101" name=""/>
+                    <pic:cNvPicPr/>
+                  </pic:nvPicPr>
+                  <pic:blipFill>
+                    <a:blip r:embed="rId11"/>
+                    <a:stretch>
+                      <a:fillRect/>
+                    </a:stretch>
+                  </pic:blipFill>
+                  <pic:spPr>
+                    <a:xfrm>
+                      <a:off x="0" y="0"/>
+                      <a:ext cx="5731510" cy="2012315"/>
+                    </a:xfrm>
+                    <a:prstGeom prst="rect">
+                      <a:avLst/>
+                    </a:prstGeom>
+                  </pic:spPr>
+                </pic:pic>
+              </a:graphicData>
+            </a:graphic>
+          </wp:inline>
+        </w:drawing>
+      </w:r>
+    </w:p>
+    <w:p>
+      <w:pPr>
+        <w:pStyle w:val="NormalWeb"/>
+        <w:shd w:val="clear" w:color="auto" w:fill="FFFFFF"/>
+        <w:spacing w:before="0" w:beforeAutospacing="0" w:after="240" w:afterAutospacing="0"/>
+        <w:rPr>
+          <w:rFonts w:ascii="Arial" w:hAnsi="Arial" w:cs="Arial"/>
+        </w:rPr>
+      </w:pPr>
+      <w:r>
+        <w:rPr>
+          <w:rFonts w:ascii="Arial" w:hAnsi="Arial" w:cs="Arial"/>
+        </w:rPr>
+        <w:t xml:space="preserve">Esta tabla cambia la lectura del problema. La Red Neuronal gana en métricas agregadas (MAPE más bajo y mayor proporción dentro de ±10%), pero </w:t>
+      </w:r>
+      <w:proofErr w:type="spellStart"/>
+      <w:r>
+        <w:rPr>
+          <w:rFonts w:ascii="Arial" w:hAnsi="Arial" w:cs="Arial"/>
+        </w:rPr>
+        <w:t>LinearSVR</w:t>
+      </w:r>
+      <w:proofErr w:type="spellEnd"/>
+      <w:r>
+        <w:rPr>
+          <w:rFonts w:ascii="Arial" w:hAnsi="Arial" w:cs="Arial"/>
+        </w:rPr>
+        <w:t xml:space="preserve"> y </w:t>
+      </w:r>
+      <w:proofErr w:type="spellStart"/>
+      <w:r>
+        <w:rPr>
+          <w:rFonts w:ascii="Arial" w:hAnsi="Arial" w:cs="Arial"/>
+        </w:rPr>
+        <w:t>CatBoost</w:t>
+      </w:r>
+      <w:proofErr w:type="spellEnd"/>
+      <w:r>
+        <w:rPr>
+          <w:rFonts w:ascii="Arial" w:hAnsi="Arial" w:cs="Arial"/>
+        </w:rPr>
+        <w:t xml:space="preserve"> detecta más bebés de bajo peso que la red neuronal. Para una EPS que necesita aprovisionar cuidado neonatal con anticipación, esa es la métrica que manda.</w:t>
+      </w:r>
+    </w:p>
+    <w:p>
+      <w:pPr>
+        <w:pStyle w:val="NormalWeb"/>
+        <w:shd w:val="clear" w:color="auto" w:fill="FFFFFF"/>
+        <w:spacing w:before="0" w:beforeAutospacing="0" w:after="240" w:afterAutospacing="0"/>
+        <w:rPr>
+          <w:rFonts w:ascii="Arial" w:hAnsi="Arial" w:cs="Arial"/>
+        </w:rPr>
+      </w:pPr>
+      <w:r>
+        <w:rPr>
+          <w:rFonts w:ascii="Arial" w:hAnsi="Arial" w:cs="Arial"/>
+        </w:rPr>
+        <w:t xml:space="preserve">Vale la pena detenerse en un hallazgo contraintuitivo: </w:t>
+      </w:r>
+      <w:proofErr w:type="spellStart"/>
+      <w:r>
+        <w:rPr>
+          <w:rFonts w:ascii="Arial" w:hAnsi="Arial" w:cs="Arial"/>
+        </w:rPr>
+        <w:t>LinearSVR</w:t>
+      </w:r>
+      <w:proofErr w:type="spellEnd"/>
+      <w:r>
+        <w:rPr>
+          <w:rFonts w:ascii="Arial" w:hAnsi="Arial" w:cs="Arial"/>
+        </w:rPr>
+        <w:t xml:space="preserve"> (un modelo relativamente simple) tiene el mejor </w:t>
+      </w:r>
+      <w:proofErr w:type="spellStart"/>
+      <w:r>
+        <w:rPr>
+          <w:rFonts w:ascii="Arial" w:hAnsi="Arial" w:cs="Arial"/>
+        </w:rPr>
+        <w:t>Recall</w:t>
+      </w:r>
+      <w:proofErr w:type="spellEnd"/>
+      <w:r>
+        <w:rPr>
+          <w:rFonts w:ascii="Arial" w:hAnsi="Arial" w:cs="Arial"/>
+        </w:rPr>
+        <w:t xml:space="preserve">, ligeramente por encima de </w:t>
+      </w:r>
+      <w:proofErr w:type="spellStart"/>
+      <w:r>
+        <w:rPr>
+          <w:rFonts w:ascii="Arial" w:hAnsi="Arial" w:cs="Arial"/>
+        </w:rPr>
+        <w:t>CatBoost</w:t>
+      </w:r>
+      <w:proofErr w:type="spellEnd"/>
+      <w:r>
+        <w:rPr>
+          <w:rFonts w:ascii="Arial" w:hAnsi="Arial" w:cs="Arial"/>
+        </w:rPr>
+        <w:t xml:space="preserve">. El costo es que genera más falsas alarmas que </w:t>
+      </w:r>
+      <w:proofErr w:type="spellStart"/>
+      <w:r>
+        <w:rPr>
+          <w:rFonts w:ascii="Arial" w:hAnsi="Arial" w:cs="Arial"/>
+        </w:rPr>
+        <w:t>CatBoost</w:t>
+      </w:r>
+      <w:proofErr w:type="spellEnd"/>
+      <w:r>
+        <w:rPr>
+          <w:rFonts w:ascii="Arial" w:hAnsi="Arial" w:cs="Arial"/>
+        </w:rPr>
+        <w:t xml:space="preserve"> porque el modelo lineal no tiene cómo distinguir matices finos del peso por rangos. Es decir: </w:t>
+      </w:r>
+      <w:proofErr w:type="spellStart"/>
+      <w:r>
+        <w:rPr>
+          <w:rFonts w:ascii="Arial" w:hAnsi="Arial" w:cs="Arial"/>
+        </w:rPr>
+        <w:t>LinearSVR</w:t>
+      </w:r>
+      <w:proofErr w:type="spellEnd"/>
+      <w:r>
+        <w:rPr>
+          <w:rFonts w:ascii="Arial" w:hAnsi="Arial" w:cs="Arial"/>
+        </w:rPr>
+        <w:t xml:space="preserve"> atrapa bebés adicionales reales a costa de alertas falsas. </w:t>
+      </w:r>
+      <w:proofErr w:type="spellStart"/>
+      <w:r>
+        <w:rPr>
+          <w:rFonts w:ascii="Arial" w:hAnsi="Arial" w:cs="Arial"/>
+        </w:rPr>
+        <w:t>CatBoost</w:t>
+      </w:r>
+      <w:proofErr w:type="spellEnd"/>
+      <w:r>
+        <w:rPr>
+          <w:rFonts w:ascii="Arial" w:hAnsi="Arial" w:cs="Arial"/>
+        </w:rPr>
+        <w:t xml:space="preserve"> ofrece un mejor balance </w:t>
+      </w:r>
+      <w:proofErr w:type="spellStart"/>
+      <w:r>
+        <w:rPr>
+          <w:rFonts w:ascii="Arial" w:hAnsi="Arial" w:cs="Arial"/>
+        </w:rPr>
+        <w:t>Recall</w:t>
+      </w:r>
+      <w:proofErr w:type="spellEnd"/>
+      <w:r>
+        <w:rPr>
+          <w:rFonts w:ascii="Arial" w:hAnsi="Arial" w:cs="Arial"/>
+        </w:rPr>
+        <w:t xml:space="preserve">/FP y mantiene el mejor MAPE entre los modelos con </w:t>
+      </w:r>
+      <w:proofErr w:type="spellStart"/>
+      <w:r>
+        <w:rPr>
+          <w:rFonts w:ascii="Arial" w:hAnsi="Arial" w:cs="Arial"/>
+        </w:rPr>
+        <w:t>Recall</w:t>
+      </w:r>
+      <w:proofErr w:type="spellEnd"/>
+      <w:r>
+        <w:rPr>
+          <w:rFonts w:ascii="Arial" w:hAnsi="Arial" w:cs="Arial"/>
+        </w:rPr>
+        <w:t xml:space="preserve"> alto.</w:t>
+      </w:r>
+    </w:p>
+    <w:p>
+      <w:pPr>
+        <w:pStyle w:val="Ttulo2"/>
         <w:numPr>
-          <w:ilvl w:val="0"/>
+          <w:ilvl w:val="1"/>
           <w:numId w:val="13"/>
         </w:numPr>
-        <w:jc w:val="both"/>
-        <w:rPr>
-          <w:color w:val="000000" w:themeColor="text1"/>
-        </w:rPr>
-      </w:pPr>
-      <w:r>
-        <w:rPr>
-          <w:color w:val="000000" w:themeColor="text1"/>
+        <w:rPr>
+          <w:color w:val="000000" w:themeColor="text1"/>
+        </w:rPr>
+      </w:pPr>
+      <w:r>
+        <w:rPr>
+          <w:color w:val="000000" w:themeColor="text1"/>
+        </w:rPr>
+        <w:t xml:space="preserve"> Lectura cuadrante por cuadrante en </w:t>
+      </w:r>
+      <w:proofErr w:type="spellStart"/>
+      <w:r>
+        <w:rPr>
+          <w:color w:val="000000" w:themeColor="text1"/>
+        </w:rPr>
+        <w:t>CatBoost</w:t>
+      </w:r>
+      <w:proofErr w:type="spellEnd"/>
+      <w:r>
+        <w:rPr>
+          <w:color w:val="000000" w:themeColor="text1"/>
+        </w:rPr>
+        <w:t xml:space="preserve"> </w:t>
+      </w:r>
+    </w:p>
+    <w:p>
+      <w:pPr>
+        <w:pStyle w:val="NormalWeb"/>
+        <w:shd w:val="clear" w:color="auto" w:fill="FFFFFF"/>
+        <w:spacing w:after="240"/>
+        <w:rPr>
+          <w:rFonts w:ascii="Arial" w:hAnsi="Arial" w:cs="Arial"/>
+        </w:rPr>
+      </w:pPr>
+      <w:r>
+        <w:rPr>
+          <w:rFonts w:ascii="Arial" w:hAnsi="Arial" w:cs="Arial"/>
+        </w:rPr>
+        <w:t xml:space="preserve">Sobre las observaciones </w:t>
+      </w:r>
+      <w:proofErr w:type="gramStart"/>
+      <w:r>
+        <w:rPr>
+          <w:rFonts w:ascii="Arial" w:hAnsi="Arial" w:cs="Arial"/>
+        </w:rPr>
+        <w:t>del test</w:t>
+      </w:r>
+      <w:proofErr w:type="gramEnd"/>
+      <w:r>
+        <w:rPr>
+          <w:rFonts w:ascii="Arial" w:hAnsi="Arial" w:cs="Arial"/>
+        </w:rPr>
+        <w:t xml:space="preserve"> set:</w:t>
+      </w:r>
+    </w:p>
+    <w:p>
+      <w:pPr>
+        <w:pStyle w:val="NormalWeb"/>
+        <w:shd w:val="clear" w:color="auto" w:fill="FFFFFF"/>
+        <w:spacing w:after="240"/>
+        <w:rPr>
+          <w:rFonts w:ascii="Arial" w:hAnsi="Arial" w:cs="Arial"/>
+        </w:rPr>
+      </w:pPr>
+      <w:r>
+        <w:rPr>
+          <w:rFonts w:ascii="Arial" w:hAnsi="Arial" w:cs="Arial"/>
+        </w:rPr>
+        <w:t xml:space="preserve">Q1 (Sano correcto) El modelo identifica correctamente el 88.8% del </w:t>
+      </w:r>
+      <w:proofErr w:type="spellStart"/>
+      <w:r>
+        <w:rPr>
+          <w:rFonts w:ascii="Arial" w:hAnsi="Arial" w:cs="Arial"/>
+        </w:rPr>
+        <w:t>dataset</w:t>
+      </w:r>
+      <w:proofErr w:type="spellEnd"/>
+      <w:r>
+        <w:rPr>
+          <w:rFonts w:ascii="Arial" w:hAnsi="Arial" w:cs="Arial"/>
+        </w:rPr>
+        <w:t xml:space="preserve"> que está sano. Sin sorpresas.</w:t>
+      </w:r>
+    </w:p>
+    <w:p>
+      <w:pPr>
+        <w:pStyle w:val="NormalWeb"/>
+        <w:shd w:val="clear" w:color="auto" w:fill="FFFFFF"/>
+        <w:spacing w:after="240"/>
+        <w:rPr>
+          <w:rFonts w:ascii="Arial" w:hAnsi="Arial" w:cs="Arial"/>
+        </w:rPr>
+      </w:pPr>
+      <w:r>
+        <w:rPr>
+          <w:rFonts w:ascii="Arial" w:hAnsi="Arial" w:cs="Arial"/>
         </w:rPr>
         <w:lastRenderedPageBreak/>
-        <w:t>Conclusiones y Anexos</w:t>
+        <w:t>Q3 (Detectado bajo peso) Aciertos de la clase minoritaria, los que justifican el modelo.</w:t>
+      </w:r>
+    </w:p>
+    <w:p>
+      <w:pPr>
+        <w:pStyle w:val="NormalWeb"/>
+        <w:shd w:val="clear" w:color="auto" w:fill="FFFFFF"/>
+        <w:spacing w:after="240"/>
+        <w:rPr>
+          <w:rFonts w:ascii="Arial" w:hAnsi="Arial" w:cs="Arial"/>
+        </w:rPr>
+      </w:pPr>
+      <w:r>
+        <w:rPr>
+          <w:rFonts w:ascii="Arial" w:hAnsi="Arial" w:cs="Arial"/>
+        </w:rPr>
+        <w:t xml:space="preserve">Q2 (Omitidos, riesgo) El punto doloroso. De estos, 33.9% cayeron en la banda de tolerancia superior (5.5–6.12 lb predichos), lo que significa que el modelo los predijo como "peso normal pero apenas". Operativamente se podrían disparar alertas de </w:t>
+      </w:r>
+      <w:proofErr w:type="spellStart"/>
+      <w:r>
+        <w:rPr>
+          <w:rFonts w:ascii="Arial" w:hAnsi="Arial" w:cs="Arial"/>
+        </w:rPr>
+        <w:t>standby</w:t>
+      </w:r>
+      <w:proofErr w:type="spellEnd"/>
+      <w:r>
+        <w:rPr>
+          <w:rFonts w:ascii="Arial" w:hAnsi="Arial" w:cs="Arial"/>
+        </w:rPr>
+        <w:t xml:space="preserve"> en esa banda y rescatar un tercio adicional de los falsos negativos sin tocar el modelo, solo ajustando la regla de decisión.</w:t>
+      </w:r>
+    </w:p>
+    <w:p>
+      <w:pPr>
+        <w:pStyle w:val="NormalWeb"/>
+        <w:shd w:val="clear" w:color="auto" w:fill="FFFFFF"/>
+        <w:spacing w:after="240"/>
+        <w:rPr>
+          <w:rFonts w:ascii="Arial" w:hAnsi="Arial" w:cs="Arial"/>
+        </w:rPr>
+      </w:pPr>
+      <w:r>
+        <w:rPr>
+          <w:rFonts w:ascii="Arial" w:hAnsi="Arial" w:cs="Arial"/>
+        </w:rPr>
+        <w:t>Q4 (Falsas alarmas) El 72.7% caen dentro del margen ±MAPE, costo marginal aceptable.</w:t>
+      </w:r>
+    </w:p>
+    <w:p>
+      <w:pPr>
+        <w:pStyle w:val="NormalWeb"/>
+        <w:shd w:val="clear" w:color="auto" w:fill="FFFFFF"/>
+        <w:spacing w:after="240"/>
+        <w:rPr>
+          <w:rFonts w:ascii="Arial" w:hAnsi="Arial" w:cs="Arial"/>
+        </w:rPr>
+      </w:pPr>
+      <w:r>
+        <w:rPr>
+          <w:rFonts w:ascii="Arial" w:hAnsi="Arial" w:cs="Arial"/>
+        </w:rPr>
+        <w:t xml:space="preserve">Lectura de negocio: si la EPS opera con el umbral estricto de 5.5 lb sobre la predicción puntual de </w:t>
+      </w:r>
+      <w:proofErr w:type="spellStart"/>
+      <w:r>
+        <w:rPr>
+          <w:rFonts w:ascii="Arial" w:hAnsi="Arial" w:cs="Arial"/>
+        </w:rPr>
+        <w:t>CatBoost</w:t>
+      </w:r>
+      <w:proofErr w:type="spellEnd"/>
+      <w:r>
+        <w:rPr>
+          <w:rFonts w:ascii="Arial" w:hAnsi="Arial" w:cs="Arial"/>
+        </w:rPr>
+        <w:t xml:space="preserve">, atrapa al 58.8% de los casos de bajo peso. Si redefine la regla operativa como "prepara cuidado neonatal cuando la predicción sea ≤6.12 lb", el </w:t>
+      </w:r>
+      <w:proofErr w:type="spellStart"/>
+      <w:r>
+        <w:rPr>
+          <w:rFonts w:ascii="Arial" w:hAnsi="Arial" w:cs="Arial"/>
+        </w:rPr>
+        <w:t>Recall</w:t>
+      </w:r>
+      <w:proofErr w:type="spellEnd"/>
+      <w:r>
+        <w:rPr>
+          <w:rFonts w:ascii="Arial" w:hAnsi="Arial" w:cs="Arial"/>
+        </w:rPr>
+        <w:t xml:space="preserve"> sube a aproximadamente 72.7% sin reentrenar nada. Esto es prácticamente gratis y debería ser la siguiente decisión operativa.</w:t>
+      </w:r>
+    </w:p>
+    <w:p>
+      <w:pPr>
+        <w:pStyle w:val="Ttulo2"/>
+        <w:numPr>
+          <w:ilvl w:val="1"/>
+          <w:numId w:val="13"/>
+        </w:numPr>
+        <w:rPr>
+          <w:color w:val="000000" w:themeColor="text1"/>
+        </w:rPr>
+      </w:pPr>
+      <w:r>
+        <w:rPr>
+          <w:color w:val="000000" w:themeColor="text1"/>
+        </w:rPr>
+        <w:t xml:space="preserve"> Por qué el modelo no detecta bien los casos severos (&lt;3.5 lb)</w:t>
+      </w:r>
+    </w:p>
+    <w:p>
+      <w:pPr>
+        <w:pStyle w:val="NormalWeb"/>
+        <w:shd w:val="clear" w:color="auto" w:fill="FFFFFF"/>
+        <w:spacing w:after="240"/>
+        <w:rPr>
+          <w:rFonts w:ascii="Arial" w:hAnsi="Arial" w:cs="Arial"/>
+        </w:rPr>
+      </w:pPr>
+      <w:r>
+        <w:rPr>
+          <w:rFonts w:ascii="Arial" w:hAnsi="Arial" w:cs="Arial"/>
+        </w:rPr>
+        <w:t xml:space="preserve">La tabla por rangos en </w:t>
+      </w:r>
+      <w:proofErr w:type="spellStart"/>
+      <w:r>
+        <w:rPr>
+          <w:rFonts w:ascii="Arial" w:hAnsi="Arial" w:cs="Arial"/>
+        </w:rPr>
+        <w:t>evaluar_modelo_peso</w:t>
+      </w:r>
+      <w:proofErr w:type="spellEnd"/>
+      <w:r>
+        <w:rPr>
+          <w:rFonts w:ascii="Arial" w:hAnsi="Arial" w:cs="Arial"/>
+        </w:rPr>
+        <w:t xml:space="preserve"> muestra que en el rango severo (&lt;3.5 lb) la tasa de acierto al ±10% es de apenas 21.8% en </w:t>
+      </w:r>
+      <w:proofErr w:type="spellStart"/>
+      <w:r>
+        <w:rPr>
+          <w:rFonts w:ascii="Arial" w:hAnsi="Arial" w:cs="Arial"/>
+        </w:rPr>
+        <w:t>CatBoost</w:t>
+      </w:r>
+      <w:proofErr w:type="spellEnd"/>
+      <w:r>
+        <w:rPr>
+          <w:rFonts w:ascii="Arial" w:hAnsi="Arial" w:cs="Arial"/>
+        </w:rPr>
+        <w:t xml:space="preserve"> y 28.9% en la Red Neuronal, frente al 62–66% en el rango normal. La razón es que solo el 1.4% del </w:t>
+      </w:r>
+      <w:proofErr w:type="spellStart"/>
+      <w:r>
+        <w:rPr>
+          <w:rFonts w:ascii="Arial" w:hAnsi="Arial" w:cs="Arial"/>
+        </w:rPr>
+        <w:t>dataset</w:t>
+      </w:r>
+      <w:proofErr w:type="spellEnd"/>
+      <w:r>
+        <w:rPr>
+          <w:rFonts w:ascii="Arial" w:hAnsi="Arial" w:cs="Arial"/>
+        </w:rPr>
+        <w:t xml:space="preserve"> cae en ese rango, así que el modelo no tiene suficiente señal para aprender bien esa cola. Para planeación de UCI neonatal de máxima complejidad, el modelo es útil para identificar al </w:t>
+      </w:r>
+      <w:proofErr w:type="gramStart"/>
+      <w:r>
+        <w:rPr>
+          <w:rFonts w:ascii="Arial" w:hAnsi="Arial" w:cs="Arial"/>
+        </w:rPr>
+        <w:t>bebé</w:t>
+      </w:r>
+      <w:proofErr w:type="gramEnd"/>
+      <w:r>
+        <w:rPr>
+          <w:rFonts w:ascii="Arial" w:hAnsi="Arial" w:cs="Arial"/>
+        </w:rPr>
+        <w:t xml:space="preserve"> pero no para estimar qué tan grave es el cuadro.</w:t>
+      </w:r>
+    </w:p>
+    <w:p>
+      <w:pPr>
+        <w:pStyle w:val="Ttulo2"/>
+        <w:numPr>
+          <w:ilvl w:val="1"/>
+          <w:numId w:val="13"/>
+        </w:numPr>
+        <w:rPr>
+          <w:color w:val="000000" w:themeColor="text1"/>
+        </w:rPr>
+      </w:pPr>
+      <w:r>
+        <w:rPr>
+          <w:color w:val="000000" w:themeColor="text1"/>
+        </w:rPr>
+        <w:t xml:space="preserve"> </w:t>
+      </w:r>
+      <w:proofErr w:type="spellStart"/>
+      <w:r>
+        <w:rPr>
+          <w:color w:val="000000" w:themeColor="text1"/>
+        </w:rPr>
+        <w:t>Overfitting</w:t>
+      </w:r>
+      <w:proofErr w:type="spellEnd"/>
+      <w:r>
+        <w:rPr>
+          <w:color w:val="000000" w:themeColor="text1"/>
+        </w:rPr>
+        <w:t>: bajo y bajo control</w:t>
+      </w:r>
+    </w:p>
+    <w:p>
+      <w:pPr>
+        <w:pStyle w:val="NormalWeb"/>
+        <w:shd w:val="clear" w:color="auto" w:fill="FFFFFF"/>
+        <w:spacing w:before="0" w:beforeAutospacing="0" w:after="240" w:afterAutospacing="0"/>
+        <w:rPr>
+          <w:rFonts w:ascii="Arial" w:hAnsi="Arial" w:cs="Arial"/>
+        </w:rPr>
+      </w:pPr>
+      <w:r>
+        <w:rPr>
+          <w:rFonts w:ascii="Arial" w:hAnsi="Arial" w:cs="Arial"/>
+        </w:rPr>
+        <w:t xml:space="preserve">El gap </w:t>
+      </w:r>
+      <w:proofErr w:type="spellStart"/>
+      <w:r>
+        <w:rPr>
+          <w:rFonts w:ascii="Arial" w:hAnsi="Arial" w:cs="Arial"/>
+        </w:rPr>
+        <w:t>train</w:t>
+      </w:r>
+      <w:proofErr w:type="spellEnd"/>
+      <w:r>
+        <w:rPr>
+          <w:rFonts w:ascii="Arial" w:hAnsi="Arial" w:cs="Arial"/>
+        </w:rPr>
+        <w:t xml:space="preserve">-test es pequeño en todos los modelos (&lt;1 punto de MAPE), excepto en Random Forest donde el </w:t>
+      </w:r>
+      <w:proofErr w:type="spellStart"/>
+      <w:r>
+        <w:rPr>
+          <w:rFonts w:ascii="Arial" w:hAnsi="Arial" w:cs="Arial"/>
+        </w:rPr>
+        <w:t>train</w:t>
+      </w:r>
+      <w:proofErr w:type="spellEnd"/>
+      <w:r>
+        <w:rPr>
+          <w:rFonts w:ascii="Arial" w:hAnsi="Arial" w:cs="Arial"/>
+        </w:rPr>
+        <w:t xml:space="preserve"> MAPE (10.60%) es 0.87 puntos mejor que </w:t>
+      </w:r>
+      <w:proofErr w:type="gramStart"/>
+      <w:r>
+        <w:rPr>
+          <w:rFonts w:ascii="Arial" w:hAnsi="Arial" w:cs="Arial"/>
+        </w:rPr>
+        <w:t>el test</w:t>
+      </w:r>
+      <w:proofErr w:type="gramEnd"/>
+      <w:r>
+        <w:rPr>
+          <w:rFonts w:ascii="Arial" w:hAnsi="Arial" w:cs="Arial"/>
+        </w:rPr>
+        <w:t xml:space="preserve"> (11.47%), reflejando un leve sobreajuste pese a la regularización. </w:t>
+      </w:r>
+      <w:proofErr w:type="spellStart"/>
+      <w:r>
+        <w:rPr>
+          <w:rFonts w:ascii="Arial" w:hAnsi="Arial" w:cs="Arial"/>
+        </w:rPr>
+        <w:t>XGBoost</w:t>
+      </w:r>
+      <w:proofErr w:type="spellEnd"/>
+      <w:r>
+        <w:rPr>
+          <w:rFonts w:ascii="Arial" w:hAnsi="Arial" w:cs="Arial"/>
+        </w:rPr>
+        <w:t xml:space="preserve"> también muestra un gap moderado (0.49 puntos). Para </w:t>
+      </w:r>
+      <w:proofErr w:type="spellStart"/>
+      <w:r>
+        <w:rPr>
+          <w:rFonts w:ascii="Arial" w:hAnsi="Arial" w:cs="Arial"/>
+        </w:rPr>
+        <w:t>CatBoost</w:t>
+      </w:r>
+      <w:proofErr w:type="spellEnd"/>
+      <w:r>
+        <w:rPr>
+          <w:rFonts w:ascii="Arial" w:hAnsi="Arial" w:cs="Arial"/>
+        </w:rPr>
+        <w:t xml:space="preserve"> y la Red Neuronal el gap es &lt;0.1, lo que sugiere que las arquitecturas elegidas están bien dimensionadas para la cantidad de datos disponibles. Ningún modelo está </w:t>
+      </w:r>
+      <w:proofErr w:type="spellStart"/>
+      <w:r>
+        <w:rPr>
+          <w:rFonts w:ascii="Arial" w:hAnsi="Arial" w:cs="Arial"/>
+        </w:rPr>
+        <w:t>sobreajustado</w:t>
+      </w:r>
+      <w:proofErr w:type="spellEnd"/>
+      <w:r>
+        <w:rPr>
+          <w:rFonts w:ascii="Arial" w:hAnsi="Arial" w:cs="Arial"/>
+        </w:rPr>
+        <w:t xml:space="preserve"> de forma preocupante para producción.</w:t>
       </w:r>
     </w:p>
     <w:p>
@@ -6380,29 +6722,8 @@
         <w:jc w:val="both"/>
         <w:rPr>
           <w:color w:val="000000" w:themeColor="text1"/>
-          <w:highlight w:val="yellow"/>
-        </w:rPr>
-      </w:pPr>
-      <w:proofErr w:type="spellStart"/>
-      <w:r>
-        <w:rPr>
-          <w:b/>
-          <w:bCs/>
-          <w:color w:val="000000" w:themeColor="text1"/>
-          <w:highlight w:val="yellow"/>
-        </w:rPr>
-        <w:t>Conclusion</w:t>
-      </w:r>
-      <w:proofErr w:type="spellEnd"/>
-      <w:r>
-        <w:rPr>
-          <w:b/>
-          <w:bCs/>
-          <w:color w:val="000000" w:themeColor="text1"/>
-          <w:highlight w:val="yellow"/>
-        </w:rPr>
-        <w:t>: (0.1)</w:t>
-      </w:r>
+        </w:rPr>
+      </w:pPr>
     </w:p>
     <w:p>
       <w:pPr>
@@ -6410,149 +6731,53 @@
         <w:jc w:val="both"/>
         <w:rPr>
           <w:color w:val="000000" w:themeColor="text1"/>
-          <w:highlight w:val="yellow"/>
-        </w:rPr>
-      </w:pPr>
-    </w:p>
-    <w:p>
-      <w:pPr>
-        <w:numPr>
-          <w:ilvl w:val="0"/>
-          <w:numId w:val="6"/>
-        </w:numPr>
+        </w:rPr>
+      </w:pPr>
+    </w:p>
+    <w:p>
+      <w:pPr>
         <w:spacing w:after="240"/>
         <w:jc w:val="both"/>
         <w:rPr>
           <w:color w:val="000000" w:themeColor="text1"/>
-          <w:highlight w:val="yellow"/>
-        </w:rPr>
-      </w:pPr>
-      <w:r>
-        <w:rPr>
-          <w:color w:val="000000" w:themeColor="text1"/>
-          <w:highlight w:val="yellow"/>
-        </w:rPr>
-        <w:t xml:space="preserve">La </w:t>
-      </w:r>
-      <w:proofErr w:type="spellStart"/>
-      <w:r>
-        <w:rPr>
-          <w:color w:val="000000" w:themeColor="text1"/>
-          <w:highlight w:val="yellow"/>
-        </w:rPr>
-        <w:t>conclusion</w:t>
-      </w:r>
-      <w:proofErr w:type="spellEnd"/>
-      <w:r>
-        <w:rPr>
-          <w:color w:val="000000" w:themeColor="text1"/>
-          <w:highlight w:val="yellow"/>
-        </w:rPr>
-        <w:t xml:space="preserve"> tiene que ser un recuento de lo que pasó. Pero como no nos contaron, se lee muy apresurada. </w:t>
-      </w:r>
-    </w:p>
-    <w:p>
-      <w:pPr>
-        <w:numPr>
-          <w:ilvl w:val="0"/>
-          <w:numId w:val="6"/>
-        </w:numPr>
+        </w:rPr>
+      </w:pPr>
+    </w:p>
+    <w:p>
+      <w:pPr>
         <w:spacing w:after="240"/>
         <w:jc w:val="both"/>
         <w:rPr>
           <w:color w:val="000000" w:themeColor="text1"/>
-          <w:highlight w:val="yellow"/>
-        </w:rPr>
-      </w:pPr>
-      <w:r>
-        <w:rPr>
-          <w:color w:val="000000" w:themeColor="text1"/>
-          <w:highlight w:val="yellow"/>
-        </w:rPr>
-        <w:t>Eso que cuentan, es lo que deberían haber discutido y seleccionado dentro de la sección anterior.</w:t>
-      </w:r>
-    </w:p>
-    <w:p>
-      <w:pPr>
-        <w:numPr>
-          <w:ilvl w:val="1"/>
-          <w:numId w:val="6"/>
-        </w:numPr>
+        </w:rPr>
+      </w:pPr>
+    </w:p>
+    <w:p>
+      <w:pPr>
         <w:spacing w:after="240"/>
         <w:jc w:val="both"/>
         <w:rPr>
           <w:color w:val="000000" w:themeColor="text1"/>
-          <w:highlight w:val="yellow"/>
-        </w:rPr>
-      </w:pPr>
-      <w:r>
-        <w:rPr>
-          <w:color w:val="000000" w:themeColor="text1"/>
-          <w:highlight w:val="yellow"/>
-        </w:rPr>
-        <w:t xml:space="preserve">El criterio de uso no lo debería dar el lector en este caso. Ustedes tienen que darle a la universidad el modelo y decirles cuál es la mejor forma de optimizar sus recursos. ¡Para eso les pagan! </w:t>
-      </w:r>
-      <w:r>
-        <w:rPr>
-          <w:rFonts w:ascii="Segoe UI Emoji" w:hAnsi="Segoe UI Emoji" w:cs="Segoe UI Emoji"/>
-          <w:color w:val="000000" w:themeColor="text1"/>
-          <w:highlight w:val="yellow"/>
-        </w:rPr>
-        <w:t>😎</w:t>
-      </w:r>
-    </w:p>
-    <w:p>
-      <w:pPr>
-        <w:numPr>
-          <w:ilvl w:val="0"/>
-          <w:numId w:val="6"/>
-        </w:numPr>
+        </w:rPr>
+      </w:pPr>
+    </w:p>
+    <w:p>
+      <w:pPr>
         <w:spacing w:after="240"/>
         <w:jc w:val="both"/>
         <w:rPr>
           <w:color w:val="000000" w:themeColor="text1"/>
-          <w:highlight w:val="yellow"/>
-        </w:rPr>
-      </w:pPr>
-      <w:r>
-        <w:rPr>
-          <w:color w:val="000000" w:themeColor="text1"/>
-          <w:highlight w:val="yellow"/>
-        </w:rPr>
-        <w:t>Acá no les puedo decir mucho. </w:t>
-      </w:r>
-    </w:p>
-    <w:p>
-      <w:pPr>
-        <w:spacing w:after="240"/>
-        <w:jc w:val="both"/>
-        <w:rPr>
-          <w:color w:val="000000" w:themeColor="text1"/>
-        </w:rPr>
-      </w:pPr>
-    </w:p>
-    <w:p>
-      <w:pPr>
-        <w:spacing w:after="240"/>
-        <w:jc w:val="both"/>
-        <w:rPr>
-          <w:color w:val="000000" w:themeColor="text1"/>
-        </w:rPr>
-      </w:pPr>
-    </w:p>
-    <w:p>
-      <w:pPr>
-        <w:spacing w:after="240"/>
-        <w:jc w:val="both"/>
-        <w:rPr>
-          <w:color w:val="000000" w:themeColor="text1"/>
         </w:rPr>
       </w:pPr>
     </w:p>
     <w:sdt>
       <w:sdtPr>
         <w:rPr>
-          <w:color w:val="000000" w:themeColor="text1"/>
+          <w:b w:val="0"/>
+          <w:bCs w:val="0"/>
+          <w:color w:val="000000" w:themeColor="text1"/>
+          <w:sz w:val="24"/>
+          <w:szCs w:val="24"/>
           <w:lang w:val="es-ES"/>
         </w:rPr>
         <w:id w:val="272217952"/>
@@ -6563,10 +6788,6 @@
       </w:sdtPr>
       <w:sdtEndPr>
         <w:rPr>
-          <w:b w:val="0"/>
-          <w:bCs w:val="0"/>
-          <w:sz w:val="24"/>
-          <w:szCs w:val="24"/>
           <w:lang w:val="es-CO"/>
         </w:rPr>
       </w:sdtEndPr>
@@ -7230,6 +7451,127 @@
     </w:lvl>
   </w:abstractNum>
   <w:abstractNum w:abstractNumId="4" w15:restartNumberingAfterBreak="0">
+    <w:nsid w:val="3498732B"/>
+    <w:multiLevelType w:val="multilevel"/>
+    <w:tmpl w:val="C85854B6"/>
+    <w:lvl w:ilvl="0">
+      <w:start w:val="2"/>
+      <w:numFmt w:val="decimal"/>
+      <w:lvlText w:val="%1."/>
+      <w:lvlJc w:val="left"/>
+      <w:pPr>
+        <w:ind w:left="720" w:hanging="360"/>
+      </w:pPr>
+      <w:rPr>
+        <w:rFonts w:hint="default"/>
+      </w:rPr>
+    </w:lvl>
+    <w:lvl w:ilvl="1">
+      <w:start w:val="1"/>
+      <w:numFmt w:val="decimal"/>
+      <w:isLgl/>
+      <w:lvlText w:val="%1.%2."/>
+      <w:lvlJc w:val="left"/>
+      <w:pPr>
+        <w:ind w:left="1080" w:hanging="720"/>
+      </w:pPr>
+      <w:rPr>
+        <w:rFonts w:hint="default"/>
+      </w:rPr>
+    </w:lvl>
+    <w:lvl w:ilvl="2">
+      <w:start w:val="1"/>
+      <w:numFmt w:val="decimal"/>
+      <w:isLgl/>
+      <w:lvlText w:val="%1.%2.%3."/>
+      <w:lvlJc w:val="left"/>
+      <w:pPr>
+        <w:ind w:left="1080" w:hanging="720"/>
+      </w:pPr>
+      <w:rPr>
+        <w:rFonts w:hint="default"/>
+      </w:rPr>
+    </w:lvl>
+    <w:lvl w:ilvl="3">
+      <w:start w:val="1"/>
+      <w:numFmt w:val="decimal"/>
+      <w:isLgl/>
+      <w:lvlText w:val="%1.%2.%3.%4."/>
+      <w:lvlJc w:val="left"/>
+      <w:pPr>
+        <w:ind w:left="1440" w:hanging="1080"/>
+      </w:pPr>
+      <w:rPr>
+        <w:rFonts w:hint="default"/>
+      </w:rPr>
+    </w:lvl>
+    <w:lvl w:ilvl="4">
+      <w:start w:val="1"/>
+      <w:numFmt w:val="decimal"/>
+      <w:isLgl/>
+      <w:lvlText w:val="%1.%2.%3.%4.%5."/>
+      <w:lvlJc w:val="left"/>
+      <w:pPr>
+        <w:ind w:left="1800" w:hanging="1440"/>
+      </w:pPr>
+      <w:rPr>
+        <w:rFonts w:hint="default"/>
+      </w:rPr>
+    </w:lvl>
+    <w:lvl w:ilvl="5">
+      <w:start w:val="1"/>
+      <w:numFmt w:val="decimal"/>
+      <w:isLgl/>
+      <w:lvlText w:val="%1.%2.%3.%4.%5.%6."/>
+      <w:lvlJc w:val="left"/>
+      <w:pPr>
+        <w:ind w:left="1800" w:hanging="1440"/>
+      </w:pPr>
+      <w:rPr>
+        <w:rFonts w:hint="default"/>
+      </w:rPr>
+    </w:lvl>
+    <w:lvl w:ilvl="6">
+      <w:start w:val="1"/>
+      <w:numFmt w:val="decimal"/>
+      <w:isLgl/>
+      <w:lvlText w:val="%1.%2.%3.%4.%5.%6.%7."/>
+      <w:lvlJc w:val="left"/>
+      <w:pPr>
+        <w:ind w:left="2160" w:hanging="1800"/>
+      </w:pPr>
+      <w:rPr>
+        <w:rFonts w:hint="default"/>
+      </w:rPr>
+    </w:lvl>
+    <w:lvl w:ilvl="7">
+      <w:start w:val="1"/>
+      <w:numFmt w:val="decimal"/>
+      <w:isLgl/>
+      <w:lvlText w:val="%1.%2.%3.%4.%5.%6.%7.%8."/>
+      <w:lvlJc w:val="left"/>
+      <w:pPr>
+        <w:ind w:left="2520" w:hanging="2160"/>
+      </w:pPr>
+      <w:rPr>
+        <w:rFonts w:hint="default"/>
+      </w:rPr>
+    </w:lvl>
+    <w:lvl w:ilvl="8">
+      <w:start w:val="1"/>
+      <w:numFmt w:val="decimal"/>
+      <w:isLgl/>
+      <w:lvlText w:val="%1.%2.%3.%4.%5.%6.%7.%8.%9."/>
+      <w:lvlJc w:val="left"/>
+      <w:pPr>
+        <w:ind w:left="2520" w:hanging="2160"/>
+      </w:pPr>
+      <w:rPr>
+        <w:rFonts w:hint="default"/>
+      </w:rPr>
+    </w:lvl>
+  </w:abstractNum>
+  <w:abstractNum w:abstractNumId="5" w15:restartNumberingAfterBreak="0">
     <w:nsid w:val="3B877B5A"/>
     <w:multiLevelType w:val="hybridMultilevel"/>
     <w:tmpl w:val="C4B6FC3C"/>
@@ -7318,7 +7660,7 @@
       </w:pPr>
     </w:lvl>
   </w:abstractNum>
-  <w:abstractNum w:abstractNumId="5" w15:restartNumberingAfterBreak="0">
+  <w:abstractNum w:abstractNumId="6" w15:restartNumberingAfterBreak="0">
     <w:nsid w:val="3D953EE3"/>
     <w:multiLevelType w:val="hybridMultilevel"/>
     <w:tmpl w:val="7942606C"/>
@@ -7372,7 +7714,7 @@
       <w:lvlJc w:val="left"/>
     </w:lvl>
   </w:abstractNum>
-  <w:abstractNum w:abstractNumId="6" w15:restartNumberingAfterBreak="0">
+  <w:abstractNum w:abstractNumId="7" w15:restartNumberingAfterBreak="0">
     <w:nsid w:val="421E2F16"/>
     <w:multiLevelType w:val="hybridMultilevel"/>
     <w:tmpl w:val="22B4B594"/>
@@ -7426,7 +7768,7 @@
       <w:lvlJc w:val="left"/>
     </w:lvl>
   </w:abstractNum>
-  <w:abstractNum w:abstractNumId="7" w15:restartNumberingAfterBreak="0">
+  <w:abstractNum w:abstractNumId="8" w15:restartNumberingAfterBreak="0">
     <w:nsid w:val="4FD2749C"/>
     <w:multiLevelType w:val="hybridMultilevel"/>
     <w:tmpl w:val="8DBCECE0"/>
@@ -7480,7 +7822,7 @@
       <w:lvlJc w:val="left"/>
     </w:lvl>
   </w:abstractNum>
-  <w:abstractNum w:abstractNumId="8" w15:restartNumberingAfterBreak="0">
+  <w:abstractNum w:abstractNumId="9" w15:restartNumberingAfterBreak="0">
     <w:nsid w:val="64B11BBD"/>
     <w:multiLevelType w:val="hybridMultilevel"/>
     <w:tmpl w:val="A9464CBA"/>
@@ -7534,7 +7876,7 @@
       <w:lvlJc w:val="left"/>
     </w:lvl>
   </w:abstractNum>
-  <w:abstractNum w:abstractNumId="9" w15:restartNumberingAfterBreak="0">
+  <w:abstractNum w:abstractNumId="10" w15:restartNumberingAfterBreak="0">
     <w:nsid w:val="6D5B0419"/>
     <w:multiLevelType w:val="multilevel"/>
     <w:tmpl w:val="C19652BA"/>
@@ -7683,7 +8025,7 @@
       </w:rPr>
     </w:lvl>
   </w:abstractNum>
-  <w:abstractNum w:abstractNumId="10" w15:restartNumberingAfterBreak="0">
+  <w:abstractNum w:abstractNumId="11" w15:restartNumberingAfterBreak="0">
     <w:nsid w:val="73B06CA6"/>
     <w:multiLevelType w:val="hybridMultilevel"/>
     <w:tmpl w:val="CAA6C14A"/>
@@ -7737,7 +8079,7 @@
       <w:lvlJc w:val="left"/>
     </w:lvl>
   </w:abstractNum>
-  <w:abstractNum w:abstractNumId="11" w15:restartNumberingAfterBreak="0">
+  <w:abstractNum w:abstractNumId="12" w15:restartNumberingAfterBreak="0">
     <w:nsid w:val="771231BF"/>
     <w:multiLevelType w:val="multilevel"/>
     <w:tmpl w:val="5BE26020"/>
@@ -7886,7 +8228,7 @@
       </w:rPr>
     </w:lvl>
   </w:abstractNum>
-  <w:abstractNum w:abstractNumId="12" w15:restartNumberingAfterBreak="0">
+  <w:abstractNum w:abstractNumId="13" w15:restartNumberingAfterBreak="0">
     <w:nsid w:val="7F5E1045"/>
     <w:multiLevelType w:val="hybridMultilevel"/>
     <w:tmpl w:val="ACD26188"/>
@@ -7947,31 +8289,31 @@
     </w:lvlOverride>
   </w:num>
   <w:num w:numId="2" w16cid:durableId="1963999949">
-    <w:abstractNumId w:val="10"/>
+    <w:abstractNumId w:val="11"/>
     <w:lvlOverride w:ilvl="0">
       <w:startOverride w:val="1"/>
     </w:lvlOverride>
   </w:num>
   <w:num w:numId="3" w16cid:durableId="1782263499">
-    <w:abstractNumId w:val="4"/>
+    <w:abstractNumId w:val="5"/>
   </w:num>
   <w:num w:numId="4" w16cid:durableId="136381338">
-    <w:abstractNumId w:val="11"/>
+    <w:abstractNumId w:val="12"/>
   </w:num>
   <w:num w:numId="5" w16cid:durableId="557865130">
-    <w:abstractNumId w:val="9"/>
+    <w:abstractNumId w:val="10"/>
   </w:num>
   <w:num w:numId="6" w16cid:durableId="123668882">
     <w:abstractNumId w:val="3"/>
   </w:num>
   <w:num w:numId="7" w16cid:durableId="147140469">
-    <w:abstractNumId w:val="5"/>
+    <w:abstractNumId w:val="6"/>
     <w:lvlOverride w:ilvl="0">
       <w:startOverride w:val="1"/>
     </w:lvlOverride>
   </w:num>
   <w:num w:numId="8" w16cid:durableId="2097090857">
-    <w:abstractNumId w:val="7"/>
+    <w:abstractNumId w:val="8"/>
     <w:lvlOverride w:ilvl="0">
       <w:startOverride w:val="1"/>
     </w:lvlOverride>
@@ -7983,25 +8325,28 @@
     </w:lvlOverride>
   </w:num>
   <w:num w:numId="10" w16cid:durableId="514465799">
-    <w:abstractNumId w:val="12"/>
+    <w:abstractNumId w:val="13"/>
     <w:lvlOverride w:ilvl="0">
       <w:startOverride w:val="1"/>
     </w:lvlOverride>
   </w:num>
   <w:num w:numId="11" w16cid:durableId="738790483">
-    <w:abstractNumId w:val="6"/>
+    <w:abstractNumId w:val="7"/>
     <w:lvlOverride w:ilvl="0">
       <w:startOverride w:val="1"/>
     </w:lvlOverride>
   </w:num>
   <w:num w:numId="12" w16cid:durableId="1293175306">
-    <w:abstractNumId w:val="8"/>
+    <w:abstractNumId w:val="9"/>
     <w:lvlOverride w:ilvl="0">
       <w:startOverride w:val="1"/>
     </w:lvlOverride>
   </w:num>
   <w:num w:numId="13" w16cid:durableId="1119643179">
     <w:abstractNumId w:val="1"/>
+  </w:num>
+  <w:num w:numId="14" w16cid:durableId="1992059689">
+    <w:abstractNumId w:val="4"/>
   </w:num>
 </w:numbering>
 </file>
@@ -8629,6 +8974,41 @@
     <w:unhideWhenUsed/>
     <w:rsid w:val="00DB31F0"/>
   </w:style>
+  <w:style w:type="paragraph" w:styleId="NormalWeb">
+    <w:name w:val="Normal (Web)"/>
+    <w:basedOn w:val="Normal"/>
+    <w:uiPriority w:val="99"/>
+    <w:unhideWhenUsed/>
+    <w:rsid w:val="00010EDC"/>
+    <w:pPr>
+      <w:spacing w:before="100" w:beforeAutospacing="1" w:after="100" w:afterAutospacing="1"/>
+    </w:pPr>
+    <w:rPr>
+      <w:rFonts w:ascii="Times New Roman" w:eastAsia="Times New Roman" w:hAnsi="Times New Roman" w:cs="Times New Roman"/>
+    </w:rPr>
+  </w:style>
+  <w:style w:type="character" w:styleId="nfasis">
+    <w:name w:val="Emphasis"/>
+    <w:basedOn w:val="Fuentedeprrafopredeter"/>
+    <w:uiPriority w:val="20"/>
+    <w:qFormat/>
+    <w:rsid w:val="00010EDC"/>
+    <w:rPr>
+      <w:i/>
+      <w:iCs/>
+    </w:rPr>
+  </w:style>
+  <w:style w:type="character" w:styleId="Fuerte">
+    <w:name w:val="Strong"/>
+    <w:basedOn w:val="Fuentedeprrafopredeter"/>
+    <w:uiPriority w:val="22"/>
+    <w:qFormat/>
+    <w:rsid w:val="00010EDC"/>
+    <w:rPr>
+      <w:b/>
+      <w:bCs/>
+    </w:rPr>
+  </w:style>
 </w:styles>
 </file>
 
